--- a/7. 网络/2. 网络编程/1. 高并发编程/3. 线程池.docx
+++ b/7. 网络/2. 网络编程/1. 高并发编程/3. 线程池.docx
@@ -1,6 +1,6 @@
 
 <file path=word/document.xml><?xml version="1.0" encoding="utf-8"?>
-<w:document xmlns:wpc="http://schemas.microsoft.com/office/word/2010/wordprocessingCanvas" xmlns:cx="http://schemas.microsoft.com/office/drawing/2014/chartex" xmlns:cx1="http://schemas.microsoft.com/office/drawing/2015/9/8/chartex" xmlns:cx2="http://schemas.microsoft.com/office/drawing/2015/10/21/chartex" xmlns:cx3="http://schemas.microsoft.com/office/drawing/2016/5/9/chartex" xmlns:cx4="http://schemas.microsoft.com/office/drawing/2016/5/10/chartex" xmlns:cx5="http://schemas.microsoft.com/office/drawing/2016/5/11/chartex" xmlns:cx6="http://schemas.microsoft.com/office/drawing/2016/5/12/chartex" xmlns:cx7="http://schemas.microsoft.com/office/drawing/2016/5/13/chartex" xmlns:cx8="http://schemas.microsoft.com/office/drawing/2016/5/14/chartex" xmlns:mc="http://schemas.openxmlformats.org/markup-compatibility/2006" xmlns:aink="http://schemas.microsoft.com/office/drawing/2016/ink" xmlns:am3d="http://schemas.microsoft.com/office/drawing/2017/model3d" xmlns:o="urn:schemas-microsoft-com:office:office" xmlns:oel="http://schemas.microsoft.com/office/2019/extlst" xmlns:r="http://schemas.openxmlformats.org/officeDocument/2006/relationships" xmlns:m="http://schemas.openxmlformats.org/officeDocument/2006/math" xmlns:v="urn:schemas-microsoft-com:vml" xmlns:wp14="http://schemas.microsoft.com/office/word/2010/wordprocessingDrawing" xmlns:wp="http://schemas.openxmlformats.org/drawingml/2006/wordprocessingDrawing" xmlns:w10="urn:schemas-microsoft-com:office:word" xmlns:w="http://schemas.openxmlformats.org/wordprocessingml/2006/main" xmlns:w14="http://schemas.microsoft.com/office/word/2010/wordml" xmlns:w15="http://schemas.microsoft.com/office/word/2012/wordml" xmlns:w16cex="http://schemas.microsoft.com/office/word/2018/wordml/cex" xmlns:w16cid="http://schemas.microsoft.com/office/word/2016/wordml/cid" xmlns:w16="http://schemas.microsoft.com/office/word/2018/wordml" xmlns:w16du="http://schemas.microsoft.com/office/word/2023/wordml/word16du" xmlns:w16sdtdh="http://schemas.microsoft.com/office/word/2020/wordml/sdtdatahash" xmlns:w16sdtfl="http://schemas.microsoft.com/office/word/2024/wordml/sdtformatlock" xmlns:w16se="http://schemas.microsoft.com/office/word/2015/wordml/symex" xmlns:wpg="http://schemas.microsoft.com/office/word/2010/wordprocessingGroup" xmlns:wpi="http://schemas.microsoft.com/office/word/2010/wordprocessingInk" xmlns:wne="http://schemas.microsoft.com/office/word/2006/wordml" xmlns:wps="http://schemas.microsoft.com/office/word/2010/wordprocessingShape" mc:Ignorable="w14 w15 w16se w16cid w16 w16cex w16sdtdh w16sdtfl w16du wp14">
+<w:document xmlns:wpc="http://schemas.microsoft.com/office/word/2010/wordprocessingCanvas" xmlns:cx="http://schemas.microsoft.com/office/drawing/2014/chartex" xmlns:cx1="http://schemas.microsoft.com/office/drawing/2015/9/8/chartex" xmlns:cx2="http://schemas.microsoft.com/office/drawing/2015/10/21/chartex" xmlns:cx3="http://schemas.microsoft.com/office/drawing/2016/5/9/chartex" xmlns:cx4="http://schemas.microsoft.com/office/drawing/2016/5/10/chartex" xmlns:cx5="http://schemas.microsoft.com/office/drawing/2016/5/11/chartex" xmlns:cx6="http://schemas.microsoft.com/office/drawing/2016/5/12/chartex" xmlns:cx7="http://schemas.microsoft.com/office/drawing/2016/5/13/chartex" xmlns:cx8="http://schemas.microsoft.com/office/drawing/2016/5/14/chartex" xmlns:mc="http://schemas.openxmlformats.org/markup-compatibility/2006" xmlns:aink="http://schemas.microsoft.com/office/drawing/2016/ink" xmlns:am3d="http://schemas.microsoft.com/office/drawing/2017/model3d" xmlns:o="urn:schemas-microsoft-com:office:office" xmlns:oel="http://schemas.microsoft.com/office/2019/extlst" xmlns:r="http://schemas.openxmlformats.org/officeDocument/2006/relationships" xmlns:m="http://schemas.openxmlformats.org/officeDocument/2006/math" xmlns:v="urn:schemas-microsoft-com:vml" xmlns:wp14="http://schemas.microsoft.com/office/word/2010/wordprocessingDrawing" xmlns:wp="http://schemas.openxmlformats.org/drawingml/2006/wordprocessingDrawing" xmlns:w10="urn:schemas-microsoft-com:office:word" xmlns:w="http://schemas.openxmlformats.org/wordprocessingml/2006/main" xmlns:w14="http://schemas.microsoft.com/office/word/2010/wordml" xmlns:w15="http://schemas.microsoft.com/office/word/2012/wordml" xmlns:w16cex="http://schemas.microsoft.com/office/word/2018/wordml/cex" xmlns:w16cid="http://schemas.microsoft.com/office/word/2016/wordml/cid" xmlns:w16="http://schemas.microsoft.com/office/word/2018/wordml" xmlns:w16sdtdh="http://schemas.microsoft.com/office/word/2020/wordml/sdtdatahash" xmlns:w16se="http://schemas.microsoft.com/office/word/2015/wordml/symex" xmlns:wpg="http://schemas.microsoft.com/office/word/2010/wordprocessingGroup" xmlns:wpi="http://schemas.microsoft.com/office/word/2010/wordprocessingInk" xmlns:wne="http://schemas.microsoft.com/office/word/2006/wordml" xmlns:wps="http://schemas.microsoft.com/office/word/2010/wordprocessingShape" mc:Ignorable="w14 w15 w16se w16cid w16 w16cex w16sdtdh wp14">
   <w:body>
     <w:p>
       <w:pPr>
@@ -354,7 +354,28 @@
           <w:rFonts w:hint="eastAsia"/>
           <w:color w:val="FF0000"/>
         </w:rPr>
-        <w:t>（创建和销毁线程是很耗时的），提高响应客户端的时间</w:t>
+        <w:t>（</w:t>
+      </w:r>
+      <w:r>
+        <w:rPr>
+          <w:rFonts w:hint="eastAsia"/>
+          <w:color w:val="FF0000"/>
+        </w:rPr>
+        <w:t>创建和销毁线程是很耗时的</w:t>
+      </w:r>
+      <w:r>
+        <w:rPr>
+          <w:rFonts w:hint="eastAsia"/>
+          <w:color w:val="FF0000"/>
+        </w:rPr>
+        <w:t>）</w:t>
+      </w:r>
+      <w:r>
+        <w:rPr>
+          <w:rFonts w:hint="eastAsia"/>
+          <w:color w:val="FF0000"/>
+        </w:rPr>
+        <w:t>，提高响应客户端的时间</w:t>
       </w:r>
       <w:r>
         <w:rPr>
@@ -463,7 +484,7 @@
           <w:noProof/>
         </w:rPr>
         <w:drawing>
-          <wp:inline distT="0" distB="0" distL="0" distR="0" wp14:anchorId="29B6F3AE" wp14:editId="6AAF2F54">
+          <wp:inline distT="0" distB="0" distL="0" distR="0">
             <wp:extent cx="3908425" cy="2306955"/>
             <wp:effectExtent l="0" t="0" r="15875" b="17145"/>
             <wp:docPr id="1" name="图片 1"/>
@@ -480,7 +501,7 @@
                     </pic:cNvPicPr>
                   </pic:nvPicPr>
                   <pic:blipFill>
-                    <a:blip r:embed="rId8">
+                    <a:blip r:embed="rId6">
                       <a:extLst>
                         <a:ext uri="{28A0092B-C50C-407E-A947-70E740481C1C}">
                           <a14:useLocalDpi xmlns:a14="http://schemas.microsoft.com/office/drawing/2010/main" val="0"/>
@@ -565,7 +586,13 @@
         <w:rPr>
           <w:rFonts w:hint="eastAsia"/>
         </w:rPr>
-        <w:t>实现一</w:t>
+        <w:t>实现</w:t>
+      </w:r>
+      <w:r>
+        <w:rPr>
+          <w:rFonts w:hint="eastAsia"/>
+        </w:rPr>
+        <w:t>一</w:t>
       </w:r>
     </w:p>
     <w:p>
@@ -698,213 +725,192 @@
         <w:rPr>
           <w:rFonts w:hint="eastAsia"/>
         </w:rPr>
-        <w:t>/</w:t>
+        <w:t xml:space="preserve">// </w:t>
+      </w:r>
+      <w:r>
+        <w:rPr>
+          <w:rFonts w:hint="eastAsia"/>
+        </w:rPr>
+        <w:t>任务队列</w:t>
+      </w:r>
+    </w:p>
+    <w:p>
+      <w:pPr>
+        <w:ind w:left="420"/>
+      </w:pPr>
+      <w:r>
+        <w:t xml:space="preserve">struct </w:t>
       </w:r>
       <w:proofErr w:type="gramStart"/>
       <w:r>
-        <w:rPr>
-          <w:rFonts w:hint="eastAsia"/>
-        </w:rPr>
-        <w:t xml:space="preserve">/ </w:t>
-      </w:r>
-      <w:r>
-        <w:rPr>
-          <w:rFonts w:hint="eastAsia"/>
-        </w:rPr>
-        <w:t>任务</w:t>
+        <w:t>NJOB{</w:t>
       </w:r>
       <w:proofErr w:type="gramEnd"/>
-      <w:r>
-        <w:rPr>
-          <w:rFonts w:hint="eastAsia"/>
-        </w:rPr>
-        <w:t>队列</w:t>
-      </w:r>
     </w:p>
     <w:p>
       <w:pPr>
         <w:ind w:left="420"/>
-      </w:pPr>
-      <w:r>
+        <w:rPr>
+          <w:color w:val="FF0000"/>
+        </w:rPr>
+      </w:pPr>
+      <w:r>
+        <w:rPr>
+          <w:rFonts w:hint="eastAsia"/>
+        </w:rPr>
+        <w:tab/>
+      </w:r>
+      <w:r>
+        <w:rPr>
+          <w:rFonts w:hint="eastAsia"/>
+          <w:color w:val="FF0000"/>
+        </w:rPr>
+        <w:t>void (*</w:t>
+      </w:r>
+      <w:proofErr w:type="spellStart"/>
+      <w:r>
+        <w:rPr>
+          <w:rFonts w:hint="eastAsia"/>
+          <w:color w:val="FF0000"/>
+        </w:rPr>
+        <w:t>func</w:t>
+      </w:r>
+      <w:proofErr w:type="spellEnd"/>
+      <w:r>
+        <w:rPr>
+          <w:rFonts w:hint="eastAsia"/>
+          <w:color w:val="FF0000"/>
+        </w:rPr>
+        <w:t>)(void *</w:t>
+      </w:r>
+      <w:proofErr w:type="spellStart"/>
+      <w:r>
+        <w:rPr>
+          <w:rFonts w:hint="eastAsia"/>
+          <w:color w:val="FF0000"/>
+        </w:rPr>
+        <w:t>arg</w:t>
+      </w:r>
+      <w:proofErr w:type="spellEnd"/>
+      <w:r>
+        <w:rPr>
+          <w:rFonts w:hint="eastAsia"/>
+          <w:color w:val="FF0000"/>
+        </w:rPr>
+        <w:t>);</w:t>
+      </w:r>
+      <w:r>
+        <w:rPr>
+          <w:rFonts w:hint="eastAsia"/>
+          <w:color w:val="FF0000"/>
+        </w:rPr>
+        <w:tab/>
+        <w:t>//</w:t>
+      </w:r>
+      <w:r>
+        <w:rPr>
+          <w:rFonts w:hint="eastAsia"/>
+          <w:color w:val="FF0000"/>
+        </w:rPr>
+        <w:t>回调函数</w:t>
+      </w:r>
+      <w:r>
+        <w:rPr>
+          <w:rFonts w:hint="eastAsia"/>
+          <w:color w:val="FF0000"/>
+        </w:rPr>
+        <w:t>（</w:t>
+      </w:r>
+      <w:r>
+        <w:rPr>
+          <w:rFonts w:hint="eastAsia"/>
+          <w:color w:val="FF0000"/>
+        </w:rPr>
+        <w:t>每个任务执行需要的参数</w:t>
+      </w:r>
+      <w:r>
+        <w:rPr>
+          <w:rFonts w:hint="eastAsia"/>
+          <w:color w:val="FF0000"/>
+        </w:rPr>
+        <w:t>）</w:t>
+      </w:r>
+    </w:p>
+    <w:p>
+      <w:pPr>
+        <w:ind w:left="420"/>
+      </w:pPr>
+      <w:r>
+        <w:rPr>
+          <w:rFonts w:hint="eastAsia"/>
+        </w:rPr>
+        <w:tab/>
+        <w:t>void *</w:t>
+      </w:r>
+      <w:proofErr w:type="spellStart"/>
+      <w:r>
+        <w:rPr>
+          <w:rFonts w:hint="eastAsia"/>
+        </w:rPr>
+        <w:t>user_data</w:t>
+      </w:r>
+      <w:proofErr w:type="spellEnd"/>
+      <w:r>
+        <w:rPr>
+          <w:rFonts w:hint="eastAsia"/>
+        </w:rPr>
+        <w:t>;</w:t>
+      </w:r>
+      <w:r>
+        <w:rPr>
+          <w:rFonts w:hint="eastAsia"/>
+        </w:rPr>
+        <w:tab/>
+        <w:t>//</w:t>
+      </w:r>
+      <w:r>
+        <w:rPr>
+          <w:rFonts w:hint="eastAsia"/>
+        </w:rPr>
+        <w:t>用户信息</w:t>
+      </w:r>
+    </w:p>
+    <w:p>
+      <w:pPr>
+        <w:ind w:left="420"/>
+      </w:pPr>
+      <w:r>
+        <w:tab/>
+      </w:r>
+    </w:p>
+    <w:p>
+      <w:pPr>
+        <w:ind w:left="420"/>
+      </w:pPr>
+      <w:r>
+        <w:tab/>
+        <w:t>struct NJOB *</w:t>
+      </w:r>
+      <w:proofErr w:type="spellStart"/>
+      <w:r>
+        <w:t>prev</w:t>
+      </w:r>
+      <w:proofErr w:type="spellEnd"/>
+      <w:r>
+        <w:t>;</w:t>
+      </w:r>
+    </w:p>
+    <w:p>
+      <w:pPr>
+        <w:ind w:left="420"/>
+      </w:pPr>
+      <w:r>
+        <w:tab/>
         <w:t xml:space="preserve">struct </w:t>
       </w:r>
-      <w:proofErr w:type="gramStart"/>
-      <w:r>
-        <w:t>NJOB{</w:t>
-      </w:r>
-      <w:proofErr w:type="gramEnd"/>
-    </w:p>
-    <w:p>
-      <w:pPr>
-        <w:ind w:left="420"/>
-        <w:rPr>
-          <w:color w:val="FF0000"/>
-        </w:rPr>
-      </w:pPr>
-      <w:r>
-        <w:rPr>
-          <w:rFonts w:hint="eastAsia"/>
-        </w:rPr>
-        <w:tab/>
-      </w:r>
-      <w:r>
-        <w:rPr>
-          <w:rFonts w:hint="eastAsia"/>
-          <w:color w:val="FF0000"/>
-        </w:rPr>
-        <w:t xml:space="preserve">void </w:t>
-      </w:r>
-      <w:proofErr w:type="gramStart"/>
-      <w:r>
-        <w:rPr>
-          <w:rFonts w:hint="eastAsia"/>
-          <w:color w:val="FF0000"/>
-        </w:rPr>
-        <w:t>(*</w:t>
-      </w:r>
-      <w:proofErr w:type="spellStart"/>
-      <w:r>
-        <w:rPr>
-          <w:rFonts w:hint="eastAsia"/>
-          <w:color w:val="FF0000"/>
-        </w:rPr>
-        <w:t>func</w:t>
-      </w:r>
-      <w:proofErr w:type="spellEnd"/>
-      <w:r>
-        <w:rPr>
-          <w:rFonts w:hint="eastAsia"/>
-          <w:color w:val="FF0000"/>
-        </w:rPr>
-        <w:t>)(void *</w:t>
-      </w:r>
-      <w:proofErr w:type="spellStart"/>
-      <w:r>
-        <w:rPr>
-          <w:rFonts w:hint="eastAsia"/>
-          <w:color w:val="FF0000"/>
-        </w:rPr>
-        <w:t>arg</w:t>
-      </w:r>
-      <w:proofErr w:type="spellEnd"/>
-      <w:r>
-        <w:rPr>
-          <w:rFonts w:hint="eastAsia"/>
-          <w:color w:val="FF0000"/>
-        </w:rPr>
-        <w:t>);</w:t>
-      </w:r>
-      <w:r>
-        <w:rPr>
-          <w:rFonts w:hint="eastAsia"/>
-          <w:color w:val="FF0000"/>
-        </w:rPr>
-        <w:tab/>
-        <w:t>/</w:t>
-      </w:r>
-      <w:proofErr w:type="gramEnd"/>
-      <w:r>
-        <w:rPr>
-          <w:rFonts w:hint="eastAsia"/>
-          <w:color w:val="FF0000"/>
-        </w:rPr>
-        <w:t>/</w:t>
-      </w:r>
-      <w:r>
-        <w:rPr>
-          <w:rFonts w:hint="eastAsia"/>
-          <w:color w:val="FF0000"/>
-        </w:rPr>
-        <w:t>回调函数（每个任务执行需要的参数）</w:t>
-      </w:r>
-    </w:p>
-    <w:p>
-      <w:pPr>
-        <w:ind w:left="420"/>
-      </w:pPr>
-      <w:r>
-        <w:rPr>
-          <w:rFonts w:hint="eastAsia"/>
-        </w:rPr>
-        <w:tab/>
-        <w:t>void *</w:t>
-      </w:r>
-      <w:proofErr w:type="spellStart"/>
-      <w:r>
-        <w:rPr>
-          <w:rFonts w:hint="eastAsia"/>
-        </w:rPr>
-        <w:t>user_data</w:t>
-      </w:r>
-      <w:proofErr w:type="spellEnd"/>
-      <w:proofErr w:type="gramStart"/>
-      <w:r>
-        <w:rPr>
-          <w:rFonts w:hint="eastAsia"/>
-        </w:rPr>
-        <w:t>;</w:t>
-      </w:r>
-      <w:r>
-        <w:rPr>
-          <w:rFonts w:hint="eastAsia"/>
-        </w:rPr>
-        <w:tab/>
-        <w:t>/</w:t>
-      </w:r>
-      <w:proofErr w:type="gramEnd"/>
-      <w:r>
-        <w:rPr>
-          <w:rFonts w:hint="eastAsia"/>
-        </w:rPr>
-        <w:t>/</w:t>
-      </w:r>
-      <w:r>
-        <w:rPr>
-          <w:rFonts w:hint="eastAsia"/>
-        </w:rPr>
-        <w:t>用户信息</w:t>
-      </w:r>
-    </w:p>
-    <w:p>
-      <w:pPr>
-        <w:ind w:left="420"/>
-      </w:pPr>
-      <w:r>
-        <w:tab/>
-      </w:r>
-    </w:p>
-    <w:p>
-      <w:pPr>
-        <w:ind w:left="420"/>
-      </w:pPr>
-      <w:r>
-        <w:tab/>
-        <w:t>struct NJOB *</w:t>
-      </w:r>
-      <w:proofErr w:type="spellStart"/>
-      <w:proofErr w:type="gramStart"/>
-      <w:r>
-        <w:t>prev</w:t>
-      </w:r>
-      <w:proofErr w:type="spellEnd"/>
-      <w:r>
-        <w:t>;</w:t>
-      </w:r>
-      <w:proofErr w:type="gramEnd"/>
-    </w:p>
-    <w:p>
-      <w:pPr>
-        <w:ind w:left="420"/>
-      </w:pPr>
-      <w:r>
-        <w:tab/>
-        <w:t>struct NJOB *</w:t>
-      </w:r>
-      <w:proofErr w:type="gramStart"/>
-      <w:r>
-        <w:t>next;</w:t>
-      </w:r>
-      <w:proofErr w:type="gramEnd"/>
+      <w:r>
+        <w:t>NJOB *next;</w:t>
+      </w:r>
     </w:p>
     <w:p>
       <w:pPr>
@@ -987,41 +993,43 @@
         <w:rPr>
           <w:rFonts w:hint="eastAsia"/>
         </w:rPr>
-        <w:t>/</w:t>
+        <w:t xml:space="preserve">// </w:t>
+      </w:r>
+      <w:r>
+        <w:rPr>
+          <w:rFonts w:hint="eastAsia"/>
+        </w:rPr>
+        <w:t>工作队列</w:t>
+      </w:r>
+    </w:p>
+    <w:p>
+      <w:pPr>
+        <w:ind w:left="420"/>
+      </w:pPr>
+      <w:r>
+        <w:t xml:space="preserve">struct </w:t>
       </w:r>
       <w:proofErr w:type="gramStart"/>
       <w:r>
-        <w:rPr>
-          <w:rFonts w:hint="eastAsia"/>
-        </w:rPr>
-        <w:t xml:space="preserve">/ </w:t>
-      </w:r>
-      <w:r>
-        <w:rPr>
-          <w:rFonts w:hint="eastAsia"/>
-        </w:rPr>
-        <w:t>工作队</w:t>
+        <w:t>NWORKER{</w:t>
       </w:r>
       <w:proofErr w:type="gramEnd"/>
-      <w:r>
-        <w:rPr>
-          <w:rFonts w:hint="eastAsia"/>
-        </w:rPr>
-        <w:t>列</w:t>
-      </w:r>
     </w:p>
     <w:p>
       <w:pPr>
         <w:ind w:left="420"/>
       </w:pPr>
       <w:r>
-        <w:t xml:space="preserve">struct </w:t>
-      </w:r>
-      <w:proofErr w:type="gramStart"/>
-      <w:r>
-        <w:t>NWORKER{</w:t>
-      </w:r>
-      <w:proofErr w:type="gramEnd"/>
+        <w:tab/>
+      </w:r>
+      <w:proofErr w:type="spellStart"/>
+      <w:r>
+        <w:t>pthread_t</w:t>
+      </w:r>
+      <w:proofErr w:type="spellEnd"/>
+      <w:r>
+        <w:t xml:space="preserve"> id;</w:t>
+      </w:r>
     </w:p>
     <w:p>
       <w:pPr>
@@ -1030,19 +1038,6 @@
       <w:r>
         <w:tab/>
       </w:r>
-      <w:proofErr w:type="spellStart"/>
-      <w:r>
-        <w:t>pthread_t</w:t>
-      </w:r>
-      <w:proofErr w:type="spellEnd"/>
-      <w:r>
-        <w:t xml:space="preserve"> </w:t>
-      </w:r>
-      <w:proofErr w:type="gramStart"/>
-      <w:r>
-        <w:t>id;</w:t>
-      </w:r>
-      <w:proofErr w:type="gramEnd"/>
     </w:p>
     <w:p>
       <w:pPr>
@@ -1050,6 +1045,15 @@
       </w:pPr>
       <w:r>
         <w:tab/>
+        <w:t>struct NWORKER *</w:t>
+      </w:r>
+      <w:proofErr w:type="spellStart"/>
+      <w:r>
+        <w:t>prev</w:t>
+      </w:r>
+      <w:proofErr w:type="spellEnd"/>
+      <w:r>
+        <w:t>;</w:t>
       </w:r>
     </w:p>
     <w:p>
@@ -1058,39 +1062,8 @@
       </w:pPr>
       <w:r>
         <w:tab/>
-        <w:t>struct NWORKER *</w:t>
-      </w:r>
-      <w:proofErr w:type="spellStart"/>
-      <w:proofErr w:type="gramStart"/>
-      <w:r>
-        <w:t>prev</w:t>
-      </w:r>
-      <w:proofErr w:type="spellEnd"/>
-      <w:r>
-        <w:t>;</w:t>
-      </w:r>
-      <w:proofErr w:type="gramEnd"/>
-    </w:p>
-    <w:p>
-      <w:pPr>
-        <w:ind w:left="420"/>
-      </w:pPr>
-      <w:r>
-        <w:tab/>
-      </w:r>
-      <w:proofErr w:type="gramStart"/>
-      <w:r>
-        <w:t>struct</w:t>
-      </w:r>
-      <w:proofErr w:type="gramEnd"/>
-      <w:r>
-        <w:t xml:space="preserve"> NWORKER *</w:t>
-      </w:r>
-      <w:proofErr w:type="gramStart"/>
-      <w:r>
-        <w:t>next;</w:t>
-      </w:r>
-      <w:proofErr w:type="gramEnd"/>
+        <w:t>struct NWORKER *next;</w:t>
+      </w:r>
     </w:p>
     <w:p>
       <w:pPr>
@@ -1179,7 +1152,6 @@
         <w:t>mtx</w:t>
       </w:r>
       <w:proofErr w:type="spellEnd"/>
-      <w:proofErr w:type="gramStart"/>
       <w:r>
         <w:rPr>
           <w:rFonts w:hint="eastAsia"/>
@@ -1193,15 +1165,7 @@
           <w:color w:val="FF0000"/>
         </w:rPr>
         <w:tab/>
-        <w:t>/</w:t>
-      </w:r>
-      <w:proofErr w:type="gramEnd"/>
-      <w:r>
-        <w:rPr>
-          <w:rFonts w:hint="eastAsia"/>
-          <w:color w:val="FF0000"/>
-        </w:rPr>
-        <w:t>/</w:t>
+        <w:t>//</w:t>
       </w:r>
       <w:r>
         <w:rPr>
@@ -1242,7 +1206,6 @@
         <w:t xml:space="preserve"> </w:t>
       </w:r>
       <w:proofErr w:type="spellStart"/>
-      <w:proofErr w:type="gramStart"/>
       <w:r>
         <w:rPr>
           <w:rFonts w:hint="eastAsia"/>
@@ -1258,7 +1221,6 @@
         </w:rPr>
         <w:t>;</w:t>
       </w:r>
-      <w:proofErr w:type="gramEnd"/>
       <w:r>
         <w:rPr>
           <w:rFonts w:hint="eastAsia"/>
@@ -1288,7 +1250,6 @@
         </w:rPr>
         <w:t>定义线程挂起状态</w:t>
       </w:r>
-      <w:proofErr w:type="gramStart"/>
       <w:r>
         <w:rPr>
           <w:rFonts w:hint="eastAsia"/>
@@ -1301,23 +1262,7 @@
           <w:rFonts w:hint="eastAsia"/>
           <w:color w:val="FF0000"/>
         </w:rPr>
-        <w:t>如果</w:t>
-      </w:r>
-      <w:proofErr w:type="gramEnd"/>
-      <w:r>
-        <w:rPr>
-          <w:rFonts w:hint="eastAsia"/>
-          <w:color w:val="FF0000"/>
-        </w:rPr>
-        <w:t>任务队列不存在任务的时候，则线程挂起</w:t>
-      </w:r>
-      <w:proofErr w:type="gramStart"/>
-      <w:r>
-        <w:rPr>
-          <w:rFonts w:hint="eastAsia"/>
-          <w:color w:val="FF0000"/>
-        </w:rPr>
-        <w:t>等待</w:t>
+        <w:t>如果任务队列不存在任务的时候，则线程挂起等待</w:t>
       </w:r>
       <w:r>
         <w:rPr>
@@ -1326,7 +1271,6 @@
         </w:rPr>
         <w:t>)</w:t>
       </w:r>
-      <w:proofErr w:type="gramEnd"/>
     </w:p>
     <w:p>
       <w:pPr>
@@ -1342,13 +1286,8 @@
       </w:pPr>
       <w:r>
         <w:tab/>
-        <w:t>struct NJOB *</w:t>
-      </w:r>
-      <w:proofErr w:type="gramStart"/>
-      <w:r>
-        <w:t>jobs;</w:t>
-      </w:r>
-      <w:proofErr w:type="gramEnd"/>
+        <w:t>struct NJOB *jobs;</w:t>
+      </w:r>
     </w:p>
     <w:p>
       <w:pPr>
@@ -1356,20 +1295,8 @@
       </w:pPr>
       <w:r>
         <w:tab/>
-      </w:r>
-      <w:proofErr w:type="gramStart"/>
-      <w:r>
-        <w:t>struct</w:t>
-      </w:r>
-      <w:proofErr w:type="gramEnd"/>
-      <w:r>
-        <w:t xml:space="preserve"> NWORKER *</w:t>
-      </w:r>
-      <w:proofErr w:type="gramStart"/>
-      <w:r>
-        <w:t>workers;</w:t>
-      </w:r>
-      <w:proofErr w:type="gramEnd"/>
+        <w:t>struct NWORKER *workers;</w:t>
+      </w:r>
     </w:p>
     <w:p>
       <w:pPr>
@@ -1439,41 +1366,216 @@
         <w:rPr>
           <w:rFonts w:hint="eastAsia"/>
         </w:rPr>
-        <w:t>/</w:t>
-      </w:r>
+        <w:t xml:space="preserve">// </w:t>
+      </w:r>
+      <w:r>
+        <w:rPr>
+          <w:rFonts w:hint="eastAsia"/>
+        </w:rPr>
+        <w:t>创建线程池</w:t>
+      </w:r>
+      <w:r>
+        <w:rPr>
+          <w:rFonts w:hint="eastAsia"/>
+        </w:rPr>
+        <w:t>(</w:t>
+      </w:r>
+      <w:r>
+        <w:rPr>
+          <w:rFonts w:hint="eastAsia"/>
+        </w:rPr>
+        <w:t>就是对结构体</w:t>
+      </w:r>
+      <w:proofErr w:type="spellStart"/>
+      <w:r>
+        <w:rPr>
+          <w:rFonts w:hint="eastAsia"/>
+        </w:rPr>
+        <w:t>nThreadPool</w:t>
+      </w:r>
+      <w:proofErr w:type="spellEnd"/>
+      <w:r>
+        <w:rPr>
+          <w:rFonts w:hint="eastAsia"/>
+        </w:rPr>
+        <w:t>里面的变量初始化</w:t>
+      </w:r>
+      <w:r>
+        <w:rPr>
+          <w:rFonts w:hint="eastAsia"/>
+        </w:rPr>
+        <w:t>)</w:t>
+      </w:r>
+    </w:p>
+    <w:p>
+      <w:pPr>
+        <w:ind w:firstLine="420"/>
+      </w:pPr>
+      <w:r>
+        <w:rPr>
+          <w:rFonts w:hint="eastAsia"/>
+        </w:rPr>
+        <w:t xml:space="preserve">int </w:t>
+      </w:r>
+      <w:proofErr w:type="spellStart"/>
       <w:proofErr w:type="gramStart"/>
       <w:r>
         <w:rPr>
           <w:rFonts w:hint="eastAsia"/>
         </w:rPr>
-        <w:t xml:space="preserve">/ </w:t>
-      </w:r>
-      <w:r>
-        <w:rPr>
-          <w:rFonts w:hint="eastAsia"/>
-        </w:rPr>
-        <w:t>创建</w:t>
-      </w:r>
+        <w:t>nThreadPoolCreate</w:t>
+      </w:r>
+      <w:proofErr w:type="spellEnd"/>
+      <w:r>
+        <w:rPr>
+          <w:rFonts w:hint="eastAsia"/>
+        </w:rPr>
+        <w:t>(</w:t>
+      </w:r>
+      <w:proofErr w:type="spellStart"/>
       <w:proofErr w:type="gramEnd"/>
       <w:r>
         <w:rPr>
           <w:rFonts w:hint="eastAsia"/>
         </w:rPr>
-        <w:t>线程池</w:t>
+        <w:t>nThreadPool</w:t>
+      </w:r>
+      <w:proofErr w:type="spellEnd"/>
+      <w:r>
+        <w:rPr>
+          <w:rFonts w:hint="eastAsia"/>
+        </w:rPr>
+        <w:t xml:space="preserve"> pool, int </w:t>
+      </w:r>
+      <w:proofErr w:type="spellStart"/>
+      <w:r>
+        <w:rPr>
+          <w:rFonts w:hint="eastAsia"/>
+        </w:rPr>
+        <w:t>numWorkers</w:t>
+      </w:r>
+      <w:proofErr w:type="spellEnd"/>
+      <w:r>
+        <w:rPr>
+          <w:rFonts w:hint="eastAsia"/>
+        </w:rPr>
+        <w:t>){</w:t>
+      </w:r>
+    </w:p>
+    <w:p>
+      <w:pPr>
+        <w:ind w:firstLine="420"/>
+      </w:pPr>
+      <w:r>
+        <w:rPr>
+          <w:rFonts w:hint="eastAsia"/>
+        </w:rPr>
+        <w:tab/>
+        <w:t>//</w:t>
+      </w:r>
+      <w:r>
+        <w:rPr>
+          <w:rFonts w:hint="eastAsia"/>
+        </w:rPr>
+        <w:t>判断大小</w:t>
+      </w:r>
+    </w:p>
+    <w:p>
+      <w:pPr>
+        <w:ind w:firstLine="420"/>
+      </w:pPr>
+      <w:r>
+        <w:rPr>
+          <w:rFonts w:hint="eastAsia"/>
+        </w:rPr>
+        <w:tab/>
+        <w:t>if (</w:t>
+      </w:r>
+      <w:proofErr w:type="spellStart"/>
+      <w:r>
+        <w:rPr>
+          <w:rFonts w:hint="eastAsia"/>
+        </w:rPr>
+        <w:t>numWorkers</w:t>
+      </w:r>
+      <w:proofErr w:type="spellEnd"/>
+      <w:r>
+        <w:rPr>
+          <w:rFonts w:hint="eastAsia"/>
+        </w:rPr>
+        <w:t xml:space="preserve"> &lt; 1)</w:t>
+      </w:r>
+      <w:r>
+        <w:rPr>
+          <w:rFonts w:hint="eastAsia"/>
+        </w:rPr>
+        <w:tab/>
+      </w:r>
+      <w:proofErr w:type="spellStart"/>
+      <w:r>
+        <w:rPr>
+          <w:rFonts w:hint="eastAsia"/>
+        </w:rPr>
+        <w:t>numWorkers</w:t>
+      </w:r>
+      <w:proofErr w:type="spellEnd"/>
+      <w:r>
+        <w:rPr>
+          <w:rFonts w:hint="eastAsia"/>
+        </w:rPr>
+        <w:t xml:space="preserve"> = 1;</w:t>
+      </w:r>
+    </w:p>
+    <w:p>
+      <w:pPr>
+        <w:ind w:firstLine="420"/>
+      </w:pPr>
+      <w:r>
+        <w:rPr>
+          <w:rFonts w:hint="eastAsia"/>
+        </w:rPr>
+        <w:tab/>
+        <w:t>if (pool == NULL) return -1;</w:t>
+      </w:r>
+    </w:p>
+    <w:p>
+      <w:pPr>
+        <w:ind w:firstLine="420"/>
+      </w:pPr>
+      <w:r>
+        <w:rPr>
+          <w:rFonts w:hint="eastAsia"/>
+        </w:rPr>
+        <w:tab/>
+      </w:r>
+      <w:proofErr w:type="spellStart"/>
+      <w:r>
+        <w:rPr>
+          <w:rFonts w:hint="eastAsia"/>
+        </w:rPr>
+        <w:t>memset</w:t>
+      </w:r>
+      <w:proofErr w:type="spellEnd"/>
+      <w:r>
+        <w:rPr>
+          <w:rFonts w:hint="eastAsia"/>
+        </w:rPr>
+        <w:t>(pool,</w:t>
       </w:r>
       <w:proofErr w:type="gramStart"/>
       <w:r>
         <w:rPr>
           <w:rFonts w:hint="eastAsia"/>
         </w:rPr>
+        <w:t>0,sizeof</w:t>
+      </w:r>
+      <w:proofErr w:type="gramEnd"/>
+      <w:r>
+        <w:rPr>
+          <w:rFonts w:hint="eastAsia"/>
+        </w:rPr>
         <w:t>(</w:t>
       </w:r>
-      <w:r>
-        <w:rPr>
-          <w:rFonts w:hint="eastAsia"/>
-        </w:rPr>
-        <w:t>就是对结构体</w:t>
-      </w:r>
       <w:proofErr w:type="spellStart"/>
       <w:r>
         <w:rPr>
@@ -1486,13 +1588,399 @@
         <w:rPr>
           <w:rFonts w:hint="eastAsia"/>
         </w:rPr>
-        <w:t>里面的变量初始化</w:t>
-      </w:r>
-      <w:r>
-        <w:rPr>
-          <w:rFonts w:hint="eastAsia"/>
-        </w:rPr>
-        <w:t>)</w:t>
+        <w:t>));</w:t>
+      </w:r>
+    </w:p>
+    <w:p>
+      <w:pPr>
+        <w:ind w:firstLine="420"/>
+      </w:pPr>
+      <w:r>
+        <w:rPr>
+          <w:rFonts w:hint="eastAsia"/>
+        </w:rPr>
+        <w:tab/>
+      </w:r>
+    </w:p>
+    <w:p>
+      <w:pPr>
+        <w:ind w:firstLine="420"/>
+      </w:pPr>
+      <w:r>
+        <w:rPr>
+          <w:rFonts w:hint="eastAsia"/>
+        </w:rPr>
+        <w:tab/>
+      </w:r>
+      <w:proofErr w:type="spellStart"/>
+      <w:r>
+        <w:rPr>
+          <w:rFonts w:hint="eastAsia"/>
+        </w:rPr>
+        <w:t>pthread_mutex_t</w:t>
+      </w:r>
+      <w:proofErr w:type="spellEnd"/>
+      <w:r>
+        <w:rPr>
+          <w:rFonts w:hint="eastAsia"/>
+        </w:rPr>
+        <w:t xml:space="preserve"> </w:t>
+      </w:r>
+      <w:proofErr w:type="spellStart"/>
+      <w:r>
+        <w:rPr>
+          <w:rFonts w:hint="eastAsia"/>
+        </w:rPr>
+        <w:t>blank_mutex</w:t>
+      </w:r>
+      <w:proofErr w:type="spellEnd"/>
+      <w:r>
+        <w:rPr>
+          <w:rFonts w:hint="eastAsia"/>
+        </w:rPr>
+        <w:t xml:space="preserve"> = PTHREAD_MUTEX_INITILIZER;</w:t>
+      </w:r>
+    </w:p>
+    <w:p>
+      <w:pPr>
+        <w:ind w:firstLine="420"/>
+      </w:pPr>
+      <w:r>
+        <w:rPr>
+          <w:rFonts w:hint="eastAsia"/>
+        </w:rPr>
+        <w:tab/>
+      </w:r>
+      <w:proofErr w:type="spellStart"/>
+      <w:r>
+        <w:rPr>
+          <w:rFonts w:hint="eastAsia"/>
+        </w:rPr>
+        <w:t>memcpy</w:t>
+      </w:r>
+      <w:proofErr w:type="spellEnd"/>
+      <w:r>
+        <w:rPr>
+          <w:rFonts w:hint="eastAsia"/>
+        </w:rPr>
+        <w:t>(&amp;pool-&gt;</w:t>
+      </w:r>
+      <w:proofErr w:type="spellStart"/>
+      <w:r>
+        <w:rPr>
+          <w:rFonts w:hint="eastAsia"/>
+        </w:rPr>
+        <w:t>mtx</w:t>
+      </w:r>
+      <w:proofErr w:type="spellEnd"/>
+      <w:r>
+        <w:rPr>
+          <w:rFonts w:hint="eastAsia"/>
+        </w:rPr>
+        <w:t>, &amp;</w:t>
+      </w:r>
+      <w:proofErr w:type="spellStart"/>
+      <w:r>
+        <w:rPr>
+          <w:rFonts w:hint="eastAsia"/>
+        </w:rPr>
+        <w:t>blank_mutex</w:t>
+      </w:r>
+      <w:proofErr w:type="spellEnd"/>
+      <w:r>
+        <w:rPr>
+          <w:rFonts w:hint="eastAsia"/>
+        </w:rPr>
+        <w:t xml:space="preserve">, </w:t>
+      </w:r>
+      <w:proofErr w:type="spellStart"/>
+      <w:r>
+        <w:rPr>
+          <w:rFonts w:hint="eastAsia"/>
+        </w:rPr>
+        <w:t>sizeof</w:t>
+      </w:r>
+      <w:proofErr w:type="spellEnd"/>
+      <w:r>
+        <w:rPr>
+          <w:rFonts w:hint="eastAsia"/>
+        </w:rPr>
+        <w:t>(</w:t>
+      </w:r>
+      <w:proofErr w:type="spellStart"/>
+      <w:r>
+        <w:rPr>
+          <w:rFonts w:hint="eastAsia"/>
+        </w:rPr>
+        <w:t>pthread_mutex_t</w:t>
+      </w:r>
+      <w:proofErr w:type="spellEnd"/>
+      <w:r>
+        <w:rPr>
+          <w:rFonts w:hint="eastAsia"/>
+        </w:rPr>
+        <w:t>));</w:t>
+      </w:r>
+    </w:p>
+    <w:p>
+      <w:pPr>
+        <w:ind w:firstLine="420"/>
+      </w:pPr>
+      <w:r>
+        <w:rPr>
+          <w:rFonts w:hint="eastAsia"/>
+        </w:rPr>
+        <w:tab/>
+      </w:r>
+    </w:p>
+    <w:p>
+      <w:pPr>
+        <w:ind w:firstLine="420"/>
+      </w:pPr>
+      <w:r>
+        <w:rPr>
+          <w:rFonts w:hint="eastAsia"/>
+        </w:rPr>
+        <w:tab/>
+      </w:r>
+      <w:proofErr w:type="spellStart"/>
+      <w:r>
+        <w:rPr>
+          <w:rFonts w:hint="eastAsia"/>
+        </w:rPr>
+        <w:t>pthread_cond_t</w:t>
+      </w:r>
+      <w:proofErr w:type="spellEnd"/>
+      <w:r>
+        <w:rPr>
+          <w:rFonts w:hint="eastAsia"/>
+        </w:rPr>
+        <w:t xml:space="preserve"> </w:t>
+      </w:r>
+      <w:proofErr w:type="spellStart"/>
+      <w:r>
+        <w:rPr>
+          <w:rFonts w:hint="eastAsia"/>
+        </w:rPr>
+        <w:t>blank_cond</w:t>
+      </w:r>
+      <w:proofErr w:type="spellEnd"/>
+      <w:r>
+        <w:rPr>
+          <w:rFonts w:hint="eastAsia"/>
+        </w:rPr>
+        <w:t xml:space="preserve"> = PTHREAD_COND_INITIALIZER;</w:t>
+      </w:r>
+    </w:p>
+    <w:p>
+      <w:pPr>
+        <w:ind w:firstLine="420"/>
+      </w:pPr>
+      <w:r>
+        <w:rPr>
+          <w:rFonts w:hint="eastAsia"/>
+        </w:rPr>
+        <w:tab/>
+      </w:r>
+      <w:proofErr w:type="spellStart"/>
+      <w:r>
+        <w:rPr>
+          <w:rFonts w:hint="eastAsia"/>
+        </w:rPr>
+        <w:t>memcpy</w:t>
+      </w:r>
+      <w:proofErr w:type="spellEnd"/>
+      <w:r>
+        <w:rPr>
+          <w:rFonts w:hint="eastAsia"/>
+        </w:rPr>
+        <w:t>(&amp;pool-&gt;</w:t>
+      </w:r>
+      <w:proofErr w:type="spellStart"/>
+      <w:r>
+        <w:rPr>
+          <w:rFonts w:hint="eastAsia"/>
+        </w:rPr>
+        <w:t>cond</w:t>
+      </w:r>
+      <w:proofErr w:type="spellEnd"/>
+      <w:r>
+        <w:rPr>
+          <w:rFonts w:hint="eastAsia"/>
+        </w:rPr>
+        <w:t>, &amp;</w:t>
+      </w:r>
+      <w:proofErr w:type="spellStart"/>
+      <w:r>
+        <w:rPr>
+          <w:rFonts w:hint="eastAsia"/>
+        </w:rPr>
+        <w:t>blank_cond</w:t>
+      </w:r>
+      <w:proofErr w:type="spellEnd"/>
+      <w:r>
+        <w:rPr>
+          <w:rFonts w:hint="eastAsia"/>
+        </w:rPr>
+        <w:t xml:space="preserve">, </w:t>
+      </w:r>
+      <w:proofErr w:type="spellStart"/>
+      <w:r>
+        <w:rPr>
+          <w:rFonts w:hint="eastAsia"/>
+        </w:rPr>
+        <w:t>sizeof</w:t>
+      </w:r>
+      <w:proofErr w:type="spellEnd"/>
+      <w:r>
+        <w:rPr>
+          <w:rFonts w:hint="eastAsia"/>
+        </w:rPr>
+        <w:t>(</w:t>
+      </w:r>
+      <w:proofErr w:type="spellStart"/>
+      <w:r>
+        <w:rPr>
+          <w:rFonts w:hint="eastAsia"/>
+        </w:rPr>
+        <w:t>pthread_cond_t</w:t>
+      </w:r>
+      <w:proofErr w:type="spellEnd"/>
+      <w:r>
+        <w:rPr>
+          <w:rFonts w:hint="eastAsia"/>
+        </w:rPr>
+        <w:t>));//</w:t>
+      </w:r>
+      <w:r>
+        <w:rPr>
+          <w:rFonts w:hint="eastAsia"/>
+        </w:rPr>
+        <w:t>初始化</w:t>
+      </w:r>
+    </w:p>
+    <w:p>
+      <w:pPr>
+        <w:ind w:firstLine="420"/>
+      </w:pPr>
+      <w:r>
+        <w:rPr>
+          <w:rFonts w:hint="eastAsia"/>
+        </w:rPr>
+        <w:tab/>
+      </w:r>
+    </w:p>
+    <w:p>
+      <w:pPr>
+        <w:ind w:firstLine="420"/>
+      </w:pPr>
+      <w:r>
+        <w:rPr>
+          <w:rFonts w:hint="eastAsia"/>
+        </w:rPr>
+        <w:tab/>
+        <w:t>//workers</w:t>
+      </w:r>
+    </w:p>
+    <w:p>
+      <w:pPr>
+        <w:ind w:firstLine="420"/>
+      </w:pPr>
+      <w:r>
+        <w:rPr>
+          <w:rFonts w:hint="eastAsia"/>
+        </w:rPr>
+        <w:tab/>
+        <w:t xml:space="preserve">int </w:t>
+      </w:r>
+      <w:proofErr w:type="spellStart"/>
+      <w:r>
+        <w:rPr>
+          <w:rFonts w:hint="eastAsia"/>
+        </w:rPr>
+        <w:t>i</w:t>
+      </w:r>
+      <w:proofErr w:type="spellEnd"/>
+      <w:r>
+        <w:rPr>
+          <w:rFonts w:hint="eastAsia"/>
+        </w:rPr>
+        <w:t xml:space="preserve"> = 0;</w:t>
+      </w:r>
+    </w:p>
+    <w:p>
+      <w:pPr>
+        <w:ind w:firstLine="420"/>
+      </w:pPr>
+      <w:r>
+        <w:rPr>
+          <w:rFonts w:hint="eastAsia"/>
+        </w:rPr>
+        <w:tab/>
+        <w:t>for (</w:t>
+      </w:r>
+      <w:proofErr w:type="spellStart"/>
+      <w:r>
+        <w:rPr>
+          <w:rFonts w:hint="eastAsia"/>
+        </w:rPr>
+        <w:t>i</w:t>
+      </w:r>
+      <w:proofErr w:type="spellEnd"/>
+      <w:r>
+        <w:rPr>
+          <w:rFonts w:hint="eastAsia"/>
+        </w:rPr>
+        <w:t xml:space="preserve">=0; </w:t>
+      </w:r>
+      <w:proofErr w:type="spellStart"/>
+      <w:r>
+        <w:rPr>
+          <w:rFonts w:hint="eastAsia"/>
+        </w:rPr>
+        <w:t>i</w:t>
+      </w:r>
+      <w:proofErr w:type="spellEnd"/>
+      <w:r>
+        <w:rPr>
+          <w:rFonts w:hint="eastAsia"/>
+        </w:rPr>
+        <w:t>&lt;</w:t>
+      </w:r>
+      <w:proofErr w:type="spellStart"/>
+      <w:r>
+        <w:rPr>
+          <w:rFonts w:hint="eastAsia"/>
+        </w:rPr>
+        <w:t>numWorkers</w:t>
+      </w:r>
+      <w:proofErr w:type="spellEnd"/>
+      <w:r>
+        <w:rPr>
+          <w:rFonts w:hint="eastAsia"/>
+        </w:rPr>
+        <w:t xml:space="preserve">; </w:t>
+      </w:r>
+      <w:proofErr w:type="spellStart"/>
+      <w:r>
+        <w:rPr>
+          <w:rFonts w:hint="eastAsia"/>
+        </w:rPr>
+        <w:t>i</w:t>
+      </w:r>
+      <w:proofErr w:type="spellEnd"/>
+      <w:r>
+        <w:rPr>
+          <w:rFonts w:hint="eastAsia"/>
+        </w:rPr>
+        <w:t>+</w:t>
+      </w:r>
+      <w:proofErr w:type="gramStart"/>
+      <w:r>
+        <w:rPr>
+          <w:rFonts w:hint="eastAsia"/>
+        </w:rPr>
+        <w:t>+){</w:t>
       </w:r>
       <w:proofErr w:type="gramEnd"/>
     </w:p>
@@ -1504,17 +1992,23 @@
         <w:rPr>
           <w:rFonts w:hint="eastAsia"/>
         </w:rPr>
-        <w:t xml:space="preserve">int </w:t>
-      </w:r>
-      <w:proofErr w:type="spellStart"/>
+        <w:tab/>
+      </w:r>
+      <w:r>
+        <w:rPr>
+          <w:rFonts w:hint="eastAsia"/>
+        </w:rPr>
+        <w:tab/>
+        <w:t>struct NWORKER *worker = (struct NWORKER</w:t>
+      </w:r>
       <w:proofErr w:type="gramStart"/>
       <w:r>
         <w:rPr>
           <w:rFonts w:hint="eastAsia"/>
         </w:rPr>
-        <w:t>nThreadPoolCreate</w:t>
-      </w:r>
-      <w:proofErr w:type="spellEnd"/>
+        <w:t>*)malloc</w:t>
+      </w:r>
+      <w:proofErr w:type="gramEnd"/>
       <w:r>
         <w:rPr>
           <w:rFonts w:hint="eastAsia"/>
@@ -1522,19 +2016,90 @@
         <w:t>(</w:t>
       </w:r>
       <w:proofErr w:type="spellStart"/>
+      <w:r>
+        <w:rPr>
+          <w:rFonts w:hint="eastAsia"/>
+        </w:rPr>
+        <w:t>sizeof</w:t>
+      </w:r>
+      <w:proofErr w:type="spellEnd"/>
+      <w:r>
+        <w:rPr>
+          <w:rFonts w:hint="eastAsia"/>
+        </w:rPr>
+        <w:t>(struct NWORKER));</w:t>
+      </w:r>
+    </w:p>
+    <w:p>
+      <w:pPr>
+        <w:ind w:firstLine="420"/>
+      </w:pPr>
+      <w:r>
+        <w:rPr>
+          <w:rFonts w:hint="eastAsia"/>
+        </w:rPr>
+        <w:tab/>
+      </w:r>
+      <w:r>
+        <w:rPr>
+          <w:rFonts w:hint="eastAsia"/>
+        </w:rPr>
+        <w:tab/>
+      </w:r>
+      <w:proofErr w:type="gramStart"/>
+      <w:r>
+        <w:rPr>
+          <w:rFonts w:hint="eastAsia"/>
+        </w:rPr>
+        <w:t>if(</w:t>
+      </w:r>
       <w:proofErr w:type="gramEnd"/>
       <w:r>
         <w:rPr>
           <w:rFonts w:hint="eastAsia"/>
         </w:rPr>
-        <w:t>nThreadPool</w:t>
-      </w:r>
-      <w:proofErr w:type="spellEnd"/>
-      <w:r>
-        <w:rPr>
-          <w:rFonts w:hint="eastAsia"/>
-        </w:rPr>
-        <w:t xml:space="preserve"> pool, int </w:t>
+        <w:t>NULL==worker)</w:t>
+      </w:r>
+    </w:p>
+    <w:p>
+      <w:pPr>
+        <w:ind w:firstLine="420"/>
+      </w:pPr>
+      <w:r>
+        <w:rPr>
+          <w:rFonts w:hint="eastAsia"/>
+        </w:rPr>
+        <w:tab/>
+      </w:r>
+      <w:r>
+        <w:rPr>
+          <w:rFonts w:hint="eastAsia"/>
+        </w:rPr>
+        <w:tab/>
+        <w:t>{</w:t>
+      </w:r>
+    </w:p>
+    <w:p>
+      <w:pPr>
+        <w:ind w:firstLine="420"/>
+      </w:pPr>
+      <w:r>
+        <w:rPr>
+          <w:rFonts w:hint="eastAsia"/>
+        </w:rPr>
+        <w:tab/>
+      </w:r>
+      <w:r>
+        <w:rPr>
+          <w:rFonts w:hint="eastAsia"/>
+        </w:rPr>
+        <w:tab/>
+      </w:r>
+      <w:r>
+        <w:rPr>
+          <w:rFonts w:hint="eastAsia"/>
+        </w:rPr>
+        <w:tab/>
       </w:r>
       <w:proofErr w:type="spellStart"/>
       <w:proofErr w:type="gramStart"/>
@@ -1542,811 +2107,249 @@
         <w:rPr>
           <w:rFonts w:hint="eastAsia"/>
         </w:rPr>
-        <w:t>numWorkers</w:t>
-      </w:r>
-      <w:proofErr w:type="spellEnd"/>
-      <w:r>
-        <w:rPr>
-          <w:rFonts w:hint="eastAsia"/>
-        </w:rPr>
-        <w:t>){</w:t>
+        <w:t>perror</w:t>
+      </w:r>
+      <w:proofErr w:type="spellEnd"/>
+      <w:r>
+        <w:rPr>
+          <w:rFonts w:hint="eastAsia"/>
+        </w:rPr>
+        <w:t>(</w:t>
       </w:r>
       <w:proofErr w:type="gramEnd"/>
-    </w:p>
-    <w:p>
-      <w:pPr>
-        <w:ind w:firstLine="420"/>
-      </w:pPr>
-      <w:r>
-        <w:rPr>
-          <w:rFonts w:hint="eastAsia"/>
-        </w:rPr>
-        <w:tab/>
-        <w:t>//</w:t>
-      </w:r>
-      <w:r>
-        <w:rPr>
-          <w:rFonts w:hint="eastAsia"/>
-        </w:rPr>
-        <w:t>判断大小</w:t>
-      </w:r>
-    </w:p>
-    <w:p>
-      <w:pPr>
-        <w:ind w:firstLine="420"/>
-      </w:pPr>
-      <w:r>
-        <w:rPr>
-          <w:rFonts w:hint="eastAsia"/>
-        </w:rPr>
-        <w:tab/>
-        <w:t>if (</w:t>
-      </w:r>
-      <w:proofErr w:type="spellStart"/>
-      <w:r>
-        <w:rPr>
-          <w:rFonts w:hint="eastAsia"/>
-        </w:rPr>
-        <w:t>numWorkers</w:t>
-      </w:r>
-      <w:proofErr w:type="spellEnd"/>
-      <w:r>
-        <w:rPr>
-          <w:rFonts w:hint="eastAsia"/>
-        </w:rPr>
-        <w:t xml:space="preserve"> &lt; 1)</w:t>
-      </w:r>
-      <w:r>
-        <w:rPr>
-          <w:rFonts w:hint="eastAsia"/>
-        </w:rPr>
-        <w:tab/>
-      </w:r>
-      <w:proofErr w:type="spellStart"/>
-      <w:r>
-        <w:rPr>
-          <w:rFonts w:hint="eastAsia"/>
-        </w:rPr>
-        <w:t>numWorkers</w:t>
-      </w:r>
-      <w:proofErr w:type="spellEnd"/>
-      <w:r>
-        <w:rPr>
-          <w:rFonts w:hint="eastAsia"/>
-        </w:rPr>
-        <w:t xml:space="preserve"> = </w:t>
-      </w:r>
+      <w:r>
+        <w:rPr>
+          <w:rFonts w:hint="eastAsia"/>
+        </w:rPr>
+        <w:t>"malloc error");</w:t>
+      </w:r>
+    </w:p>
+    <w:p>
+      <w:pPr>
+        <w:ind w:firstLine="420"/>
+      </w:pPr>
+      <w:r>
+        <w:rPr>
+          <w:rFonts w:hint="eastAsia"/>
+        </w:rPr>
+        <w:tab/>
+      </w:r>
+      <w:r>
+        <w:rPr>
+          <w:rFonts w:hint="eastAsia"/>
+        </w:rPr>
+        <w:tab/>
+      </w:r>
+      <w:r>
+        <w:rPr>
+          <w:rFonts w:hint="eastAsia"/>
+        </w:rPr>
+        <w:tab/>
+        <w:t>return -2;</w:t>
+      </w:r>
+    </w:p>
+    <w:p>
+      <w:pPr>
+        <w:ind w:firstLine="420"/>
+      </w:pPr>
+      <w:r>
+        <w:rPr>
+          <w:rFonts w:hint="eastAsia"/>
+        </w:rPr>
+        <w:tab/>
+      </w:r>
+      <w:r>
+        <w:rPr>
+          <w:rFonts w:hint="eastAsia"/>
+        </w:rPr>
+        <w:tab/>
+        <w:t>}</w:t>
+      </w:r>
+    </w:p>
+    <w:p>
+      <w:pPr>
+        <w:ind w:firstLine="420"/>
+      </w:pPr>
+      <w:r>
+        <w:rPr>
+          <w:rFonts w:hint="eastAsia"/>
+        </w:rPr>
+        <w:tab/>
+      </w:r>
+      <w:r>
+        <w:rPr>
+          <w:rFonts w:hint="eastAsia"/>
+        </w:rPr>
+        <w:tab/>
+      </w:r>
+      <w:proofErr w:type="spellStart"/>
       <w:proofErr w:type="gramStart"/>
       <w:r>
         <w:rPr>
           <w:rFonts w:hint="eastAsia"/>
         </w:rPr>
-        <w:t>1;</w:t>
+        <w:t>memset</w:t>
+      </w:r>
+      <w:proofErr w:type="spellEnd"/>
+      <w:r>
+        <w:rPr>
+          <w:rFonts w:hint="eastAsia"/>
+        </w:rPr>
+        <w:t>(</w:t>
       </w:r>
       <w:proofErr w:type="gramEnd"/>
-    </w:p>
-    <w:p>
-      <w:pPr>
-        <w:ind w:firstLine="420"/>
-      </w:pPr>
-      <w:r>
-        <w:rPr>
-          <w:rFonts w:hint="eastAsia"/>
-        </w:rPr>
-        <w:tab/>
-        <w:t xml:space="preserve">if (pool == NULL) return </w:t>
-      </w:r>
-      <w:proofErr w:type="gramStart"/>
-      <w:r>
-        <w:rPr>
-          <w:rFonts w:hint="eastAsia"/>
-        </w:rPr>
-        <w:t>-1;</w:t>
-      </w:r>
-      <w:proofErr w:type="gramEnd"/>
-    </w:p>
-    <w:p>
-      <w:pPr>
-        <w:ind w:firstLine="420"/>
-      </w:pPr>
-      <w:r>
-        <w:rPr>
-          <w:rFonts w:hint="eastAsia"/>
-        </w:rPr>
-        <w:tab/>
-      </w:r>
-      <w:proofErr w:type="spellStart"/>
-      <w:r>
-        <w:rPr>
-          <w:rFonts w:hint="eastAsia"/>
-        </w:rPr>
-        <w:t>memset</w:t>
-      </w:r>
-      <w:proofErr w:type="spellEnd"/>
-      <w:r>
-        <w:rPr>
-          <w:rFonts w:hint="eastAsia"/>
-        </w:rPr>
-        <w:t>(pool,</w:t>
-      </w:r>
-      <w:proofErr w:type="gramStart"/>
-      <w:r>
-        <w:rPr>
-          <w:rFonts w:hint="eastAsia"/>
-        </w:rPr>
-        <w:t>0,sizeof</w:t>
-      </w:r>
-      <w:proofErr w:type="gramEnd"/>
-      <w:r>
-        <w:rPr>
-          <w:rFonts w:hint="eastAsia"/>
-        </w:rPr>
-        <w:t>(</w:t>
-      </w:r>
-      <w:proofErr w:type="spellStart"/>
-      <w:r>
-        <w:rPr>
-          <w:rFonts w:hint="eastAsia"/>
-        </w:rPr>
-        <w:t>nThreadPool</w:t>
-      </w:r>
-      <w:proofErr w:type="spellEnd"/>
-      <w:r>
-        <w:rPr>
-          <w:rFonts w:hint="eastAsia"/>
-        </w:rPr>
-        <w:t>)</w:t>
-      </w:r>
-      <w:proofErr w:type="gramStart"/>
-      <w:r>
-        <w:rPr>
-          <w:rFonts w:hint="eastAsia"/>
-        </w:rPr>
-        <w:t>);</w:t>
-      </w:r>
-      <w:proofErr w:type="gramEnd"/>
-    </w:p>
-    <w:p>
-      <w:pPr>
-        <w:ind w:firstLine="420"/>
-      </w:pPr>
-      <w:r>
-        <w:rPr>
-          <w:rFonts w:hint="eastAsia"/>
-        </w:rPr>
-        <w:tab/>
-      </w:r>
-    </w:p>
-    <w:p>
-      <w:pPr>
-        <w:ind w:firstLine="420"/>
-      </w:pPr>
-      <w:r>
-        <w:rPr>
-          <w:rFonts w:hint="eastAsia"/>
-        </w:rPr>
-        <w:tab/>
-      </w:r>
-      <w:proofErr w:type="spellStart"/>
-      <w:r>
-        <w:rPr>
-          <w:rFonts w:hint="eastAsia"/>
-        </w:rPr>
-        <w:t>pthread_mutex_t</w:t>
-      </w:r>
-      <w:proofErr w:type="spellEnd"/>
-      <w:r>
-        <w:rPr>
-          <w:rFonts w:hint="eastAsia"/>
-        </w:rPr>
-        <w:t xml:space="preserve"> </w:t>
-      </w:r>
-      <w:proofErr w:type="spellStart"/>
-      <w:r>
-        <w:rPr>
-          <w:rFonts w:hint="eastAsia"/>
-        </w:rPr>
-        <w:t>blank_mutex</w:t>
-      </w:r>
-      <w:proofErr w:type="spellEnd"/>
-      <w:r>
-        <w:rPr>
-          <w:rFonts w:hint="eastAsia"/>
-        </w:rPr>
-        <w:t xml:space="preserve"> = PTHREAD_MUTEX_</w:t>
-      </w:r>
-      <w:proofErr w:type="gramStart"/>
-      <w:r>
-        <w:rPr>
-          <w:rFonts w:hint="eastAsia"/>
-        </w:rPr>
-        <w:t>INITILIZER;</w:t>
-      </w:r>
-      <w:proofErr w:type="gramEnd"/>
-    </w:p>
-    <w:p>
-      <w:pPr>
-        <w:ind w:firstLine="420"/>
-      </w:pPr>
-      <w:r>
-        <w:rPr>
-          <w:rFonts w:hint="eastAsia"/>
-        </w:rPr>
-        <w:tab/>
-      </w:r>
-      <w:proofErr w:type="spellStart"/>
-      <w:r>
-        <w:rPr>
-          <w:rFonts w:hint="eastAsia"/>
-        </w:rPr>
-        <w:t>memcpy</w:t>
-      </w:r>
-      <w:proofErr w:type="spellEnd"/>
-      <w:r>
-        <w:rPr>
-          <w:rFonts w:hint="eastAsia"/>
-        </w:rPr>
-        <w:t>(&amp;pool-&gt;</w:t>
-      </w:r>
-      <w:proofErr w:type="spellStart"/>
-      <w:r>
-        <w:rPr>
-          <w:rFonts w:hint="eastAsia"/>
-        </w:rPr>
-        <w:t>mtx</w:t>
-      </w:r>
-      <w:proofErr w:type="spellEnd"/>
-      <w:r>
-        <w:rPr>
-          <w:rFonts w:hint="eastAsia"/>
-        </w:rPr>
-        <w:t>, &amp;</w:t>
-      </w:r>
-      <w:proofErr w:type="spellStart"/>
-      <w:r>
-        <w:rPr>
-          <w:rFonts w:hint="eastAsia"/>
-        </w:rPr>
-        <w:t>blank_mutex</w:t>
-      </w:r>
-      <w:proofErr w:type="spellEnd"/>
-      <w:r>
-        <w:rPr>
-          <w:rFonts w:hint="eastAsia"/>
-        </w:rPr>
-        <w:t xml:space="preserve">, </w:t>
-      </w:r>
-      <w:proofErr w:type="spellStart"/>
-      <w:r>
-        <w:rPr>
-          <w:rFonts w:hint="eastAsia"/>
-        </w:rPr>
-        <w:t>sizeof</w:t>
-      </w:r>
-      <w:proofErr w:type="spellEnd"/>
-      <w:r>
-        <w:rPr>
-          <w:rFonts w:hint="eastAsia"/>
-        </w:rPr>
-        <w:t>(</w:t>
-      </w:r>
-      <w:proofErr w:type="spellStart"/>
-      <w:r>
-        <w:rPr>
-          <w:rFonts w:hint="eastAsia"/>
-        </w:rPr>
-        <w:t>pthread_mutex_t</w:t>
-      </w:r>
-      <w:proofErr w:type="spellEnd"/>
-      <w:r>
-        <w:rPr>
-          <w:rFonts w:hint="eastAsia"/>
-        </w:rPr>
-        <w:t>)</w:t>
-      </w:r>
-      <w:proofErr w:type="gramStart"/>
-      <w:r>
-        <w:rPr>
-          <w:rFonts w:hint="eastAsia"/>
-        </w:rPr>
-        <w:t>);</w:t>
-      </w:r>
-      <w:proofErr w:type="gramEnd"/>
-    </w:p>
-    <w:p>
-      <w:pPr>
-        <w:ind w:firstLine="420"/>
-      </w:pPr>
-      <w:r>
-        <w:rPr>
-          <w:rFonts w:hint="eastAsia"/>
-        </w:rPr>
-        <w:tab/>
-      </w:r>
-    </w:p>
-    <w:p>
-      <w:pPr>
-        <w:ind w:firstLine="420"/>
-      </w:pPr>
-      <w:r>
-        <w:rPr>
-          <w:rFonts w:hint="eastAsia"/>
-        </w:rPr>
-        <w:tab/>
-      </w:r>
-      <w:proofErr w:type="spellStart"/>
-      <w:r>
-        <w:rPr>
-          <w:rFonts w:hint="eastAsia"/>
-        </w:rPr>
-        <w:t>pthread_cond_t</w:t>
-      </w:r>
-      <w:proofErr w:type="spellEnd"/>
-      <w:r>
-        <w:rPr>
-          <w:rFonts w:hint="eastAsia"/>
-        </w:rPr>
-        <w:t xml:space="preserve"> </w:t>
-      </w:r>
-      <w:proofErr w:type="spellStart"/>
-      <w:r>
-        <w:rPr>
-          <w:rFonts w:hint="eastAsia"/>
-        </w:rPr>
-        <w:t>blank_cond</w:t>
-      </w:r>
-      <w:proofErr w:type="spellEnd"/>
-      <w:r>
-        <w:rPr>
-          <w:rFonts w:hint="eastAsia"/>
-        </w:rPr>
-        <w:t xml:space="preserve"> = PTHREAD_COND_</w:t>
-      </w:r>
-      <w:proofErr w:type="gramStart"/>
-      <w:r>
-        <w:rPr>
-          <w:rFonts w:hint="eastAsia"/>
-        </w:rPr>
-        <w:t>INITIALIZER;</w:t>
-      </w:r>
-      <w:proofErr w:type="gramEnd"/>
-    </w:p>
-    <w:p>
-      <w:pPr>
-        <w:ind w:firstLine="420"/>
-      </w:pPr>
-      <w:r>
-        <w:rPr>
-          <w:rFonts w:hint="eastAsia"/>
-        </w:rPr>
-        <w:tab/>
-      </w:r>
-      <w:proofErr w:type="spellStart"/>
-      <w:r>
-        <w:rPr>
-          <w:rFonts w:hint="eastAsia"/>
-        </w:rPr>
-        <w:t>memcpy</w:t>
-      </w:r>
-      <w:proofErr w:type="spellEnd"/>
-      <w:r>
-        <w:rPr>
-          <w:rFonts w:hint="eastAsia"/>
-        </w:rPr>
-        <w:t>(&amp;pool-&gt;</w:t>
-      </w:r>
-      <w:proofErr w:type="spellStart"/>
-      <w:r>
-        <w:rPr>
-          <w:rFonts w:hint="eastAsia"/>
-        </w:rPr>
-        <w:t>cond</w:t>
-      </w:r>
-      <w:proofErr w:type="spellEnd"/>
-      <w:proofErr w:type="gramStart"/>
-      <w:r>
-        <w:rPr>
-          <w:rFonts w:hint="eastAsia"/>
-        </w:rPr>
-        <w:t>, &amp;</w:t>
-      </w:r>
-      <w:proofErr w:type="spellStart"/>
-      <w:proofErr w:type="gramEnd"/>
-      <w:r>
-        <w:rPr>
-          <w:rFonts w:hint="eastAsia"/>
-        </w:rPr>
-        <w:t>blank_cond</w:t>
-      </w:r>
-      <w:proofErr w:type="spellEnd"/>
-      <w:r>
-        <w:rPr>
-          <w:rFonts w:hint="eastAsia"/>
-        </w:rPr>
-        <w:t xml:space="preserve">, </w:t>
-      </w:r>
-      <w:proofErr w:type="spellStart"/>
-      <w:r>
-        <w:rPr>
-          <w:rFonts w:hint="eastAsia"/>
-        </w:rPr>
-        <w:t>sizeof</w:t>
-      </w:r>
-      <w:proofErr w:type="spellEnd"/>
-      <w:proofErr w:type="gramStart"/>
-      <w:r>
-        <w:rPr>
-          <w:rFonts w:hint="eastAsia"/>
-        </w:rPr>
-        <w:t>(</w:t>
-      </w:r>
-      <w:proofErr w:type="spellStart"/>
-      <w:r>
-        <w:rPr>
-          <w:rFonts w:hint="eastAsia"/>
-        </w:rPr>
-        <w:t>pthread_cond_t</w:t>
-      </w:r>
-      <w:proofErr w:type="spellEnd"/>
-      <w:r>
-        <w:rPr>
-          <w:rFonts w:hint="eastAsia"/>
-        </w:rPr>
-        <w:t>)</w:t>
-      </w:r>
-      <w:proofErr w:type="gramEnd"/>
-      <w:r>
-        <w:rPr>
-          <w:rFonts w:hint="eastAsia"/>
+      <w:r>
+        <w:rPr>
+          <w:rFonts w:hint="eastAsia"/>
+        </w:rPr>
+        <w:t>worker,0,sizeof(struct NWORKER));</w:t>
+      </w:r>
+    </w:p>
+    <w:p>
+      <w:pPr>
+        <w:ind w:firstLine="420"/>
+      </w:pPr>
+      <w:r>
+        <w:rPr>
+          <w:rFonts w:hint="eastAsia"/>
+        </w:rPr>
+        <w:tab/>
+      </w:r>
+      <w:r>
+        <w:rPr>
+          <w:rFonts w:hint="eastAsia"/>
+        </w:rPr>
+        <w:tab/>
+        <w:t>worker-&gt;pool = pool;</w:t>
+      </w:r>
+    </w:p>
+    <w:p>
+      <w:pPr>
+        <w:ind w:firstLine="420"/>
+      </w:pPr>
+      <w:r>
+        <w:rPr>
+          <w:rFonts w:hint="eastAsia"/>
+        </w:rPr>
+        <w:tab/>
+      </w:r>
+      <w:r>
+        <w:rPr>
+          <w:rFonts w:hint="eastAsia"/>
+        </w:rPr>
+        <w:tab/>
+      </w:r>
+    </w:p>
+    <w:p>
+      <w:pPr>
+        <w:ind w:firstLine="420"/>
+        <w:rPr>
+          <w:color w:val="FF0000"/>
+        </w:rPr>
+      </w:pPr>
+      <w:r>
+        <w:rPr>
+          <w:rFonts w:hint="eastAsia"/>
+        </w:rPr>
+        <w:tab/>
+      </w:r>
+      <w:r>
+        <w:rPr>
+          <w:rFonts w:hint="eastAsia"/>
+          <w:color w:val="FF0000"/>
+        </w:rPr>
+        <w:tab/>
+      </w:r>
+      <w:proofErr w:type="spellStart"/>
+      <w:r>
+        <w:rPr>
+          <w:rFonts w:hint="eastAsia"/>
+          <w:color w:val="FF0000"/>
+        </w:rPr>
+        <w:t>pthread_create</w:t>
+      </w:r>
+      <w:proofErr w:type="spellEnd"/>
+      <w:r>
+        <w:rPr>
+          <w:rFonts w:hint="eastAsia"/>
+          <w:color w:val="FF0000"/>
+        </w:rPr>
+        <w:t>(&amp;worker-&gt;</w:t>
+      </w:r>
+      <w:proofErr w:type="spellStart"/>
+      <w:r>
+        <w:rPr>
+          <w:rFonts w:hint="eastAsia"/>
+          <w:color w:val="FF0000"/>
+        </w:rPr>
+        <w:t>id,NULL,thread_cb,worker</w:t>
+      </w:r>
+      <w:proofErr w:type="spellEnd"/>
+      <w:r>
+        <w:rPr>
+          <w:rFonts w:hint="eastAsia"/>
+          <w:color w:val="FF0000"/>
         </w:rPr>
         <w:t>);//</w:t>
       </w:r>
       <w:r>
         <w:rPr>
           <w:rFonts w:hint="eastAsia"/>
-        </w:rPr>
-        <w:t>初始化</w:t>
-      </w:r>
-    </w:p>
-    <w:p>
-      <w:pPr>
-        <w:ind w:firstLine="420"/>
-      </w:pPr>
-      <w:r>
-        <w:rPr>
-          <w:rFonts w:hint="eastAsia"/>
-        </w:rPr>
-        <w:tab/>
-      </w:r>
-    </w:p>
-    <w:p>
-      <w:pPr>
-        <w:ind w:firstLine="420"/>
-      </w:pPr>
-      <w:r>
-        <w:rPr>
-          <w:rFonts w:hint="eastAsia"/>
-        </w:rPr>
-        <w:tab/>
-        <w:t>//workers</w:t>
-      </w:r>
-    </w:p>
-    <w:p>
-      <w:pPr>
-        <w:ind w:firstLine="420"/>
-      </w:pPr>
-      <w:r>
-        <w:rPr>
-          <w:rFonts w:hint="eastAsia"/>
-        </w:rPr>
-        <w:tab/>
-        <w:t xml:space="preserve">int </w:t>
-      </w:r>
-      <w:proofErr w:type="spellStart"/>
-      <w:r>
-        <w:rPr>
-          <w:rFonts w:hint="eastAsia"/>
-        </w:rPr>
-        <w:t>i</w:t>
-      </w:r>
-      <w:proofErr w:type="spellEnd"/>
-      <w:r>
-        <w:rPr>
-          <w:rFonts w:hint="eastAsia"/>
-        </w:rPr>
-        <w:t xml:space="preserve"> = </w:t>
-      </w:r>
-      <w:proofErr w:type="gramStart"/>
-      <w:r>
-        <w:rPr>
-          <w:rFonts w:hint="eastAsia"/>
-        </w:rPr>
-        <w:t>0;</w:t>
-      </w:r>
-      <w:proofErr w:type="gramEnd"/>
-    </w:p>
-    <w:p>
-      <w:pPr>
-        <w:ind w:firstLine="420"/>
-      </w:pPr>
-      <w:r>
-        <w:rPr>
-          <w:rFonts w:hint="eastAsia"/>
-        </w:rPr>
-        <w:tab/>
-        <w:t>for (</w:t>
-      </w:r>
-      <w:proofErr w:type="spellStart"/>
-      <w:r>
-        <w:rPr>
-          <w:rFonts w:hint="eastAsia"/>
-        </w:rPr>
-        <w:t>i</w:t>
-      </w:r>
-      <w:proofErr w:type="spellEnd"/>
-      <w:r>
-        <w:rPr>
-          <w:rFonts w:hint="eastAsia"/>
-        </w:rPr>
-        <w:t xml:space="preserve">=0; </w:t>
-      </w:r>
-      <w:proofErr w:type="spellStart"/>
-      <w:r>
-        <w:rPr>
-          <w:rFonts w:hint="eastAsia"/>
-        </w:rPr>
-        <w:t>i</w:t>
-      </w:r>
-      <w:proofErr w:type="spellEnd"/>
-      <w:r>
-        <w:rPr>
-          <w:rFonts w:hint="eastAsia"/>
-        </w:rPr>
-        <w:t>&lt;</w:t>
-      </w:r>
-      <w:proofErr w:type="spellStart"/>
-      <w:r>
-        <w:rPr>
-          <w:rFonts w:hint="eastAsia"/>
-        </w:rPr>
-        <w:t>numWorkers</w:t>
-      </w:r>
-      <w:proofErr w:type="spellEnd"/>
-      <w:r>
-        <w:rPr>
-          <w:rFonts w:hint="eastAsia"/>
-        </w:rPr>
-        <w:t xml:space="preserve">; </w:t>
-      </w:r>
-      <w:proofErr w:type="spellStart"/>
-      <w:r>
-        <w:rPr>
-          <w:rFonts w:hint="eastAsia"/>
-        </w:rPr>
-        <w:t>i</w:t>
-      </w:r>
-      <w:proofErr w:type="spellEnd"/>
-      <w:r>
-        <w:rPr>
-          <w:rFonts w:hint="eastAsia"/>
-        </w:rPr>
-        <w:t>+</w:t>
-      </w:r>
-      <w:proofErr w:type="gramStart"/>
-      <w:r>
-        <w:rPr>
-          <w:rFonts w:hint="eastAsia"/>
-        </w:rPr>
-        <w:t>+){</w:t>
-      </w:r>
-      <w:proofErr w:type="gramEnd"/>
-    </w:p>
-    <w:p>
-      <w:pPr>
-        <w:ind w:firstLine="420"/>
-      </w:pPr>
-      <w:r>
-        <w:rPr>
-          <w:rFonts w:hint="eastAsia"/>
-        </w:rPr>
-        <w:tab/>
-      </w:r>
-      <w:r>
-        <w:rPr>
-          <w:rFonts w:hint="eastAsia"/>
-        </w:rPr>
-        <w:tab/>
-        <w:t>struct NWORKER *worker = (struct NWORKER</w:t>
-      </w:r>
-      <w:proofErr w:type="gramStart"/>
-      <w:r>
-        <w:rPr>
-          <w:rFonts w:hint="eastAsia"/>
-        </w:rPr>
-        <w:t>*)malloc</w:t>
-      </w:r>
-      <w:proofErr w:type="gramEnd"/>
-      <w:r>
-        <w:rPr>
-          <w:rFonts w:hint="eastAsia"/>
-        </w:rPr>
-        <w:t>(</w:t>
-      </w:r>
-      <w:proofErr w:type="spellStart"/>
-      <w:proofErr w:type="gramStart"/>
-      <w:r>
-        <w:rPr>
-          <w:rFonts w:hint="eastAsia"/>
-        </w:rPr>
-        <w:t>sizeof</w:t>
-      </w:r>
-      <w:proofErr w:type="spellEnd"/>
-      <w:r>
-        <w:rPr>
-          <w:rFonts w:hint="eastAsia"/>
-        </w:rPr>
-        <w:t>(</w:t>
-      </w:r>
-      <w:proofErr w:type="gramEnd"/>
-      <w:r>
-        <w:rPr>
-          <w:rFonts w:hint="eastAsia"/>
-        </w:rPr>
-        <w:t>struct NWORKER)</w:t>
-      </w:r>
-      <w:proofErr w:type="gramStart"/>
-      <w:r>
-        <w:rPr>
-          <w:rFonts w:hint="eastAsia"/>
-        </w:rPr>
-        <w:t>);</w:t>
-      </w:r>
-      <w:proofErr w:type="gramEnd"/>
-    </w:p>
-    <w:p>
-      <w:pPr>
-        <w:ind w:firstLine="420"/>
-      </w:pPr>
-      <w:r>
-        <w:rPr>
-          <w:rFonts w:hint="eastAsia"/>
-        </w:rPr>
-        <w:tab/>
-      </w:r>
-      <w:r>
-        <w:rPr>
-          <w:rFonts w:hint="eastAsia"/>
-        </w:rPr>
-        <w:tab/>
-      </w:r>
-      <w:proofErr w:type="gramStart"/>
-      <w:r>
-        <w:rPr>
-          <w:rFonts w:hint="eastAsia"/>
-        </w:rPr>
-        <w:t>if(</w:t>
-      </w:r>
-      <w:proofErr w:type="gramEnd"/>
-      <w:r>
-        <w:rPr>
-          <w:rFonts w:hint="eastAsia"/>
-        </w:rPr>
-        <w:t>NULL==worker)</w:t>
-      </w:r>
-    </w:p>
-    <w:p>
-      <w:pPr>
-        <w:ind w:firstLine="420"/>
-      </w:pPr>
-      <w:r>
-        <w:rPr>
-          <w:rFonts w:hint="eastAsia"/>
-        </w:rPr>
-        <w:tab/>
-      </w:r>
-      <w:r>
-        <w:rPr>
-          <w:rFonts w:hint="eastAsia"/>
-        </w:rPr>
-        <w:tab/>
-        <w:t>{</w:t>
-      </w:r>
-    </w:p>
-    <w:p>
-      <w:pPr>
-        <w:ind w:firstLine="420"/>
-      </w:pPr>
-      <w:r>
-        <w:rPr>
-          <w:rFonts w:hint="eastAsia"/>
-        </w:rPr>
-        <w:tab/>
-      </w:r>
-      <w:r>
-        <w:rPr>
-          <w:rFonts w:hint="eastAsia"/>
-        </w:rPr>
-        <w:tab/>
-      </w:r>
-      <w:r>
-        <w:rPr>
-          <w:rFonts w:hint="eastAsia"/>
-        </w:rPr>
-        <w:tab/>
-      </w:r>
-      <w:proofErr w:type="spellStart"/>
-      <w:proofErr w:type="gramStart"/>
-      <w:r>
-        <w:rPr>
-          <w:rFonts w:hint="eastAsia"/>
-        </w:rPr>
-        <w:t>perror</w:t>
-      </w:r>
-      <w:proofErr w:type="spellEnd"/>
-      <w:r>
-        <w:rPr>
-          <w:rFonts w:hint="eastAsia"/>
-        </w:rPr>
-        <w:t>(</w:t>
-      </w:r>
-      <w:proofErr w:type="gramEnd"/>
-      <w:r>
-        <w:rPr>
-          <w:rFonts w:hint="eastAsia"/>
-        </w:rPr>
-        <w:t>"malloc error"</w:t>
-      </w:r>
-      <w:proofErr w:type="gramStart"/>
-      <w:r>
-        <w:rPr>
-          <w:rFonts w:hint="eastAsia"/>
-        </w:rPr>
-        <w:t>);</w:t>
-      </w:r>
-      <w:proofErr w:type="gramEnd"/>
-    </w:p>
-    <w:p>
-      <w:pPr>
-        <w:ind w:firstLine="420"/>
-      </w:pPr>
-      <w:r>
-        <w:rPr>
-          <w:rFonts w:hint="eastAsia"/>
-        </w:rPr>
-        <w:tab/>
-      </w:r>
-      <w:r>
-        <w:rPr>
-          <w:rFonts w:hint="eastAsia"/>
-        </w:rPr>
-        <w:tab/>
-      </w:r>
-      <w:r>
-        <w:rPr>
-          <w:rFonts w:hint="eastAsia"/>
-        </w:rPr>
-        <w:tab/>
-        <w:t xml:space="preserve">return </w:t>
-      </w:r>
-      <w:proofErr w:type="gramStart"/>
-      <w:r>
-        <w:rPr>
-          <w:rFonts w:hint="eastAsia"/>
-        </w:rPr>
-        <w:t>-2;</w:t>
-      </w:r>
-      <w:proofErr w:type="gramEnd"/>
-    </w:p>
-    <w:p>
-      <w:pPr>
-        <w:ind w:firstLine="420"/>
-      </w:pPr>
-      <w:r>
-        <w:rPr>
-          <w:rFonts w:hint="eastAsia"/>
-        </w:rPr>
-        <w:tab/>
-      </w:r>
+          <w:color w:val="FF0000"/>
+        </w:rPr>
+        <w:t>多个工作线程</w:t>
+      </w:r>
+    </w:p>
+    <w:p>
+      <w:pPr>
+        <w:ind w:firstLine="420"/>
+        <w:rPr>
+          <w:color w:val="FF0000"/>
+        </w:rPr>
+      </w:pPr>
+      <w:r>
+        <w:rPr>
+          <w:rFonts w:hint="eastAsia"/>
+          <w:color w:val="FF0000"/>
+        </w:rPr>
+        <w:tab/>
+      </w:r>
+      <w:r>
+        <w:rPr>
+          <w:rFonts w:hint="eastAsia"/>
+          <w:color w:val="FF0000"/>
+        </w:rPr>
+        <w:tab/>
+        <w:t>LL_ADD(</w:t>
+      </w:r>
+      <w:proofErr w:type="spellStart"/>
+      <w:r>
+        <w:rPr>
+          <w:rFonts w:hint="eastAsia"/>
+          <w:color w:val="FF0000"/>
+        </w:rPr>
+        <w:t>worker,pool</w:t>
+      </w:r>
+      <w:proofErr w:type="spellEnd"/>
+      <w:r>
+        <w:rPr>
+          <w:rFonts w:hint="eastAsia"/>
+          <w:color w:val="FF0000"/>
+        </w:rPr>
+        <w:t>-&gt;workers);//</w:t>
+      </w:r>
+      <w:r>
+        <w:rPr>
+          <w:rFonts w:hint="eastAsia"/>
+          <w:color w:val="FF0000"/>
+        </w:rPr>
+        <w:t>将该工作线程加入到线程池</w:t>
+      </w:r>
+    </w:p>
+    <w:p>
+      <w:pPr>
+        <w:ind w:firstLine="420"/>
+      </w:pPr>
       <w:r>
         <w:rPr>
           <w:rFonts w:hint="eastAsia"/>
@@ -2363,240 +2366,10 @@
         <w:rPr>
           <w:rFonts w:hint="eastAsia"/>
         </w:rPr>
-        <w:tab/>
-      </w:r>
-      <w:r>
-        <w:rPr>
-          <w:rFonts w:hint="eastAsia"/>
-        </w:rPr>
-        <w:tab/>
-      </w:r>
-      <w:proofErr w:type="spellStart"/>
-      <w:proofErr w:type="gramStart"/>
-      <w:r>
-        <w:rPr>
-          <w:rFonts w:hint="eastAsia"/>
-        </w:rPr>
-        <w:t>memset</w:t>
-      </w:r>
-      <w:proofErr w:type="spellEnd"/>
-      <w:r>
-        <w:rPr>
-          <w:rFonts w:hint="eastAsia"/>
-        </w:rPr>
-        <w:t>(</w:t>
-      </w:r>
-      <w:proofErr w:type="gramEnd"/>
-      <w:r>
-        <w:rPr>
-          <w:rFonts w:hint="eastAsia"/>
-        </w:rPr>
-        <w:t>worker,</w:t>
-      </w:r>
-      <w:proofErr w:type="gramStart"/>
-      <w:r>
-        <w:rPr>
-          <w:rFonts w:hint="eastAsia"/>
-        </w:rPr>
-        <w:t>0,sizeof</w:t>
-      </w:r>
-      <w:proofErr w:type="gramEnd"/>
-      <w:r>
-        <w:rPr>
-          <w:rFonts w:hint="eastAsia"/>
-        </w:rPr>
-        <w:t>(struct NWORKER)</w:t>
-      </w:r>
-      <w:proofErr w:type="gramStart"/>
-      <w:r>
-        <w:rPr>
-          <w:rFonts w:hint="eastAsia"/>
-        </w:rPr>
-        <w:t>);</w:t>
-      </w:r>
-      <w:proofErr w:type="gramEnd"/>
-    </w:p>
-    <w:p>
-      <w:pPr>
-        <w:ind w:firstLine="420"/>
-      </w:pPr>
-      <w:r>
-        <w:rPr>
-          <w:rFonts w:hint="eastAsia"/>
-        </w:rPr>
-        <w:tab/>
-      </w:r>
-      <w:r>
-        <w:rPr>
-          <w:rFonts w:hint="eastAsia"/>
-        </w:rPr>
-        <w:tab/>
-        <w:t xml:space="preserve">worker-&gt;pool = </w:t>
-      </w:r>
-      <w:proofErr w:type="gramStart"/>
-      <w:r>
-        <w:rPr>
-          <w:rFonts w:hint="eastAsia"/>
-        </w:rPr>
-        <w:t>pool;</w:t>
-      </w:r>
-      <w:proofErr w:type="gramEnd"/>
-    </w:p>
-    <w:p>
-      <w:pPr>
-        <w:ind w:firstLine="420"/>
-      </w:pPr>
-      <w:r>
-        <w:rPr>
-          <w:rFonts w:hint="eastAsia"/>
-        </w:rPr>
-        <w:tab/>
-      </w:r>
-      <w:r>
-        <w:rPr>
-          <w:rFonts w:hint="eastAsia"/>
-        </w:rPr>
-        <w:tab/>
-      </w:r>
-    </w:p>
-    <w:p>
-      <w:pPr>
-        <w:ind w:firstLine="420"/>
-        <w:rPr>
-          <w:color w:val="FF0000"/>
-        </w:rPr>
-      </w:pPr>
-      <w:r>
-        <w:rPr>
-          <w:rFonts w:hint="eastAsia"/>
-        </w:rPr>
-        <w:tab/>
-      </w:r>
-      <w:r>
-        <w:rPr>
-          <w:rFonts w:hint="eastAsia"/>
-          <w:color w:val="FF0000"/>
-        </w:rPr>
-        <w:tab/>
-      </w:r>
-      <w:proofErr w:type="spellStart"/>
-      <w:r>
-        <w:rPr>
-          <w:rFonts w:hint="eastAsia"/>
-          <w:color w:val="FF0000"/>
-        </w:rPr>
-        <w:t>pthread_create</w:t>
-      </w:r>
-      <w:proofErr w:type="spellEnd"/>
-      <w:r>
-        <w:rPr>
-          <w:rFonts w:hint="eastAsia"/>
-          <w:color w:val="FF0000"/>
-        </w:rPr>
-        <w:t>(&amp;worker-&gt;</w:t>
-      </w:r>
-      <w:proofErr w:type="spellStart"/>
-      <w:r>
-        <w:rPr>
-          <w:rFonts w:hint="eastAsia"/>
-          <w:color w:val="FF0000"/>
-        </w:rPr>
-        <w:t>id,NULL,thread_cb,worker</w:t>
-      </w:r>
-      <w:proofErr w:type="spellEnd"/>
-      <w:r>
-        <w:rPr>
-          <w:rFonts w:hint="eastAsia"/>
-          <w:color w:val="FF0000"/>
-        </w:rPr>
-        <w:t>);//</w:t>
-      </w:r>
-      <w:r>
-        <w:rPr>
-          <w:rFonts w:hint="eastAsia"/>
-          <w:color w:val="FF0000"/>
-        </w:rPr>
-        <w:t>多个工作线程</w:t>
-      </w:r>
-    </w:p>
-    <w:p>
-      <w:pPr>
-        <w:ind w:firstLine="420"/>
-        <w:rPr>
-          <w:color w:val="FF0000"/>
-        </w:rPr>
-      </w:pPr>
-      <w:r>
-        <w:rPr>
-          <w:rFonts w:hint="eastAsia"/>
-          <w:color w:val="FF0000"/>
-        </w:rPr>
-        <w:tab/>
-      </w:r>
-      <w:r>
-        <w:rPr>
-          <w:rFonts w:hint="eastAsia"/>
-          <w:color w:val="FF0000"/>
-        </w:rPr>
-        <w:tab/>
-        <w:t>LL_ADD(</w:t>
-      </w:r>
-      <w:proofErr w:type="spellStart"/>
-      <w:r>
-        <w:rPr>
-          <w:rFonts w:hint="eastAsia"/>
-          <w:color w:val="FF0000"/>
-        </w:rPr>
-        <w:t>worker,pool</w:t>
-      </w:r>
-      <w:proofErr w:type="spellEnd"/>
-      <w:r>
-        <w:rPr>
-          <w:rFonts w:hint="eastAsia"/>
-          <w:color w:val="FF0000"/>
-        </w:rPr>
-        <w:t>-&gt;workers);//</w:t>
-      </w:r>
-      <w:r>
-        <w:rPr>
-          <w:rFonts w:hint="eastAsia"/>
-          <w:color w:val="FF0000"/>
-        </w:rPr>
-        <w:t>将该工作线程加入到线程池</w:t>
-      </w:r>
-    </w:p>
-    <w:p>
-      <w:pPr>
-        <w:ind w:firstLine="420"/>
-      </w:pPr>
-      <w:r>
-        <w:rPr>
-          <w:rFonts w:hint="eastAsia"/>
-        </w:rPr>
-        <w:tab/>
-        <w:t>}</w:t>
-      </w:r>
-    </w:p>
-    <w:p>
-      <w:pPr>
-        <w:ind w:firstLine="420"/>
-      </w:pPr>
-      <w:r>
-        <w:rPr>
-          <w:rFonts w:hint="eastAsia"/>
-        </w:rPr>
         <w:lastRenderedPageBreak/>
         <w:tab/>
-        <w:t xml:space="preserve">return </w:t>
-      </w:r>
-      <w:proofErr w:type="gramStart"/>
-      <w:r>
-        <w:rPr>
-          <w:rFonts w:hint="eastAsia"/>
-        </w:rPr>
-        <w:t>0;</w:t>
-      </w:r>
-      <w:proofErr w:type="gramEnd"/>
+        <w:t>return 0;</w:t>
+      </w:r>
     </w:p>
     <w:p>
       <w:pPr>
@@ -2680,53 +2453,112 @@
         <w:rPr>
           <w:rFonts w:hint="eastAsia"/>
         </w:rPr>
-        <w:t>/</w:t>
-      </w:r>
+        <w:t xml:space="preserve">// </w:t>
+      </w:r>
+      <w:r>
+        <w:rPr>
+          <w:rFonts w:hint="eastAsia"/>
+        </w:rPr>
+        <w:t>队列中添加任务</w:t>
+      </w:r>
+    </w:p>
+    <w:p>
+      <w:pPr>
+        <w:ind w:firstLine="420"/>
+      </w:pPr>
+      <w:r>
+        <w:rPr>
+          <w:rFonts w:hint="eastAsia"/>
+        </w:rPr>
+        <w:t xml:space="preserve">int </w:t>
+      </w:r>
+      <w:proofErr w:type="spellStart"/>
       <w:proofErr w:type="gramStart"/>
       <w:r>
         <w:rPr>
           <w:rFonts w:hint="eastAsia"/>
         </w:rPr>
-        <w:t xml:space="preserve">/ </w:t>
-      </w:r>
-      <w:r>
-        <w:rPr>
-          <w:rFonts w:hint="eastAsia"/>
-        </w:rPr>
-        <w:t>队列</w:t>
-      </w:r>
+        <w:t>nThreadPoolPushTask</w:t>
+      </w:r>
+      <w:proofErr w:type="spellEnd"/>
+      <w:r>
+        <w:rPr>
+          <w:rFonts w:hint="eastAsia"/>
+        </w:rPr>
+        <w:t>(</w:t>
+      </w:r>
+      <w:proofErr w:type="spellStart"/>
       <w:proofErr w:type="gramEnd"/>
       <w:r>
         <w:rPr>
           <w:rFonts w:hint="eastAsia"/>
         </w:rPr>
-        <w:t>中添加任务</w:t>
-      </w:r>
-    </w:p>
-    <w:p>
-      <w:pPr>
-        <w:ind w:firstLine="420"/>
-      </w:pPr>
-      <w:r>
-        <w:rPr>
-          <w:rFonts w:hint="eastAsia"/>
-        </w:rPr>
-        <w:t xml:space="preserve">int </w:t>
-      </w:r>
-      <w:proofErr w:type="spellStart"/>
+        <w:t>nThreadPool</w:t>
+      </w:r>
+      <w:proofErr w:type="spellEnd"/>
+      <w:r>
+        <w:rPr>
+          <w:rFonts w:hint="eastAsia"/>
+        </w:rPr>
+        <w:t xml:space="preserve"> *pool, struct NJOB *job){</w:t>
+      </w:r>
+    </w:p>
+    <w:p>
+      <w:pPr>
+        <w:ind w:firstLine="420"/>
+      </w:pPr>
+      <w:r>
+        <w:rPr>
+          <w:rFonts w:hint="eastAsia"/>
+        </w:rPr>
+        <w:tab/>
+      </w:r>
+      <w:proofErr w:type="spellStart"/>
+      <w:r>
+        <w:rPr>
+          <w:rFonts w:hint="eastAsia"/>
+        </w:rPr>
+        <w:t>pthread_mutex_lock</w:t>
+      </w:r>
+      <w:proofErr w:type="spellEnd"/>
+      <w:r>
+        <w:rPr>
+          <w:rFonts w:hint="eastAsia"/>
+        </w:rPr>
+        <w:t>(pool-&gt;</w:t>
+      </w:r>
+      <w:proofErr w:type="spellStart"/>
+      <w:r>
+        <w:rPr>
+          <w:rFonts w:hint="eastAsia"/>
+        </w:rPr>
+        <w:t>mtx</w:t>
+      </w:r>
+      <w:proofErr w:type="spellEnd"/>
+      <w:r>
+        <w:rPr>
+          <w:rFonts w:hint="eastAsia"/>
+        </w:rPr>
+        <w:t>);</w:t>
+      </w:r>
+    </w:p>
+    <w:p>
+      <w:pPr>
+        <w:ind w:firstLine="420"/>
+      </w:pPr>
+      <w:r>
+        <w:rPr>
+          <w:rFonts w:hint="eastAsia"/>
+        </w:rPr>
+        <w:tab/>
+        <w:t>LL_</w:t>
+      </w:r>
       <w:proofErr w:type="gramStart"/>
       <w:r>
         <w:rPr>
           <w:rFonts w:hint="eastAsia"/>
         </w:rPr>
-        <w:t>nThreadPoolPushTask</w:t>
-      </w:r>
-      <w:proofErr w:type="spellEnd"/>
-      <w:r>
-        <w:rPr>
-          <w:rFonts w:hint="eastAsia"/>
-        </w:rPr>
-        <w:t>(</w:t>
+        <w:t>ADD(</w:t>
       </w:r>
       <w:proofErr w:type="spellStart"/>
       <w:proofErr w:type="gramEnd"/>
@@ -2734,40 +2566,32 @@
         <w:rPr>
           <w:rFonts w:hint="eastAsia"/>
         </w:rPr>
-        <w:t>nThreadPool</w:t>
-      </w:r>
-      <w:proofErr w:type="spellEnd"/>
-      <w:r>
-        <w:rPr>
-          <w:rFonts w:hint="eastAsia"/>
-        </w:rPr>
-        <w:t xml:space="preserve"> *pool, struct NJOB *</w:t>
-      </w:r>
-      <w:proofErr w:type="gramStart"/>
-      <w:r>
-        <w:rPr>
-          <w:rFonts w:hint="eastAsia"/>
-        </w:rPr>
-        <w:t>job){</w:t>
-      </w:r>
-      <w:proofErr w:type="gramEnd"/>
-    </w:p>
-    <w:p>
-      <w:pPr>
-        <w:ind w:firstLine="420"/>
-      </w:pPr>
-      <w:r>
-        <w:rPr>
-          <w:rFonts w:hint="eastAsia"/>
-        </w:rPr>
-        <w:tab/>
-      </w:r>
-      <w:proofErr w:type="spellStart"/>
-      <w:r>
-        <w:rPr>
-          <w:rFonts w:hint="eastAsia"/>
-        </w:rPr>
-        <w:t>pthread_mutex_lock</w:t>
+        <w:t>job,pool</w:t>
+      </w:r>
+      <w:proofErr w:type="spellEnd"/>
+      <w:r>
+        <w:rPr>
+          <w:rFonts w:hint="eastAsia"/>
+        </w:rPr>
+        <w:t>-&gt;jobs);</w:t>
+      </w:r>
+    </w:p>
+    <w:p>
+      <w:pPr>
+        <w:ind w:firstLine="420"/>
+      </w:pPr>
+      <w:r>
+        <w:rPr>
+          <w:rFonts w:hint="eastAsia"/>
+        </w:rPr>
+        <w:tab/>
+      </w:r>
+      <w:proofErr w:type="spellStart"/>
+      <w:r>
+        <w:rPr>
+          <w:rFonts w:hint="eastAsia"/>
+        </w:rPr>
+        <w:t>pthread_cond_signal</w:t>
       </w:r>
       <w:proofErr w:type="spellEnd"/>
       <w:r>
@@ -2781,141 +2605,54 @@
         <w:rPr>
           <w:rFonts w:hint="eastAsia"/>
         </w:rPr>
+        <w:t>cond</w:t>
+      </w:r>
+      <w:proofErr w:type="spellEnd"/>
+      <w:r>
+        <w:rPr>
+          <w:rFonts w:hint="eastAsia"/>
+        </w:rPr>
+        <w:t>);</w:t>
+      </w:r>
+    </w:p>
+    <w:p>
+      <w:pPr>
+        <w:ind w:firstLine="420"/>
+      </w:pPr>
+      <w:r>
+        <w:rPr>
+          <w:rFonts w:hint="eastAsia"/>
+        </w:rPr>
+        <w:tab/>
+      </w:r>
+      <w:proofErr w:type="spellStart"/>
+      <w:r>
+        <w:rPr>
+          <w:rFonts w:hint="eastAsia"/>
+        </w:rPr>
+        <w:t>pthread_mutex_unlock</w:t>
+      </w:r>
+      <w:proofErr w:type="spellEnd"/>
+      <w:r>
+        <w:rPr>
+          <w:rFonts w:hint="eastAsia"/>
+        </w:rPr>
+        <w:t>(pool-&gt;</w:t>
+      </w:r>
+      <w:proofErr w:type="spellStart"/>
+      <w:r>
+        <w:rPr>
+          <w:rFonts w:hint="eastAsia"/>
+        </w:rPr>
         <w:t>mtx</w:t>
       </w:r>
       <w:proofErr w:type="spellEnd"/>
-      <w:proofErr w:type="gramStart"/>
       <w:r>
         <w:rPr>
           <w:rFonts w:hint="eastAsia"/>
         </w:rPr>
         <w:t>);</w:t>
       </w:r>
-      <w:proofErr w:type="gramEnd"/>
-    </w:p>
-    <w:p>
-      <w:pPr>
-        <w:ind w:firstLine="420"/>
-      </w:pPr>
-      <w:r>
-        <w:rPr>
-          <w:rFonts w:hint="eastAsia"/>
-        </w:rPr>
-        <w:tab/>
-        <w:t>LL_</w:t>
-      </w:r>
-      <w:proofErr w:type="gramStart"/>
-      <w:r>
-        <w:rPr>
-          <w:rFonts w:hint="eastAsia"/>
-        </w:rPr>
-        <w:t>ADD(</w:t>
-      </w:r>
-      <w:proofErr w:type="spellStart"/>
-      <w:r>
-        <w:rPr>
-          <w:rFonts w:hint="eastAsia"/>
-        </w:rPr>
-        <w:t>job,pool</w:t>
-      </w:r>
-      <w:proofErr w:type="spellEnd"/>
-      <w:proofErr w:type="gramEnd"/>
-      <w:r>
-        <w:rPr>
-          <w:rFonts w:hint="eastAsia"/>
-        </w:rPr>
-        <w:t>-&gt;jobs</w:t>
-      </w:r>
-      <w:proofErr w:type="gramStart"/>
-      <w:r>
-        <w:rPr>
-          <w:rFonts w:hint="eastAsia"/>
-        </w:rPr>
-        <w:t>);</w:t>
-      </w:r>
-      <w:proofErr w:type="gramEnd"/>
-    </w:p>
-    <w:p>
-      <w:pPr>
-        <w:ind w:firstLine="420"/>
-      </w:pPr>
-      <w:r>
-        <w:rPr>
-          <w:rFonts w:hint="eastAsia"/>
-        </w:rPr>
-        <w:tab/>
-      </w:r>
-      <w:proofErr w:type="spellStart"/>
-      <w:r>
-        <w:rPr>
-          <w:rFonts w:hint="eastAsia"/>
-        </w:rPr>
-        <w:t>pthread_cond_signal</w:t>
-      </w:r>
-      <w:proofErr w:type="spellEnd"/>
-      <w:r>
-        <w:rPr>
-          <w:rFonts w:hint="eastAsia"/>
-        </w:rPr>
-        <w:t>(pool-&gt;</w:t>
-      </w:r>
-      <w:proofErr w:type="spellStart"/>
-      <w:r>
-        <w:rPr>
-          <w:rFonts w:hint="eastAsia"/>
-        </w:rPr>
-        <w:t>cond</w:t>
-      </w:r>
-      <w:proofErr w:type="spellEnd"/>
-      <w:proofErr w:type="gramStart"/>
-      <w:r>
-        <w:rPr>
-          <w:rFonts w:hint="eastAsia"/>
-        </w:rPr>
-        <w:t>);</w:t>
-      </w:r>
-      <w:proofErr w:type="gramEnd"/>
-    </w:p>
-    <w:p>
-      <w:pPr>
-        <w:ind w:firstLine="420"/>
-      </w:pPr>
-      <w:r>
-        <w:rPr>
-          <w:rFonts w:hint="eastAsia"/>
-        </w:rPr>
-        <w:tab/>
-      </w:r>
-      <w:proofErr w:type="spellStart"/>
-      <w:r>
-        <w:rPr>
-          <w:rFonts w:hint="eastAsia"/>
-        </w:rPr>
-        <w:t>pthread_mutex_unlock</w:t>
-      </w:r>
-      <w:proofErr w:type="spellEnd"/>
-      <w:r>
-        <w:rPr>
-          <w:rFonts w:hint="eastAsia"/>
-        </w:rPr>
-        <w:t>(pool-&gt;</w:t>
-      </w:r>
-      <w:proofErr w:type="spellStart"/>
-      <w:r>
-        <w:rPr>
-          <w:rFonts w:hint="eastAsia"/>
-        </w:rPr>
-        <w:t>mtx</w:t>
-      </w:r>
-      <w:proofErr w:type="spellEnd"/>
-      <w:proofErr w:type="gramStart"/>
-      <w:r>
-        <w:rPr>
-          <w:rFonts w:hint="eastAsia"/>
-        </w:rPr>
-        <w:t>);</w:t>
-      </w:r>
-      <w:proofErr w:type="gramEnd"/>
     </w:p>
     <w:p>
       <w:pPr>
@@ -2959,7 +2696,7 @@
           <w:noProof/>
         </w:rPr>
         <w:drawing>
-          <wp:inline distT="0" distB="0" distL="114300" distR="114300" wp14:anchorId="5DB7908A" wp14:editId="6630F4F8">
+          <wp:inline distT="0" distB="0" distL="114300" distR="114300">
             <wp:extent cx="4611370" cy="2713990"/>
             <wp:effectExtent l="0" t="0" r="17780" b="10160"/>
             <wp:docPr id="2" name="图片 1"/>
@@ -2976,7 +2713,7 @@
                     </pic:cNvPicPr>
                   </pic:nvPicPr>
                   <pic:blipFill>
-                    <a:blip r:embed="rId9"/>
+                    <a:blip r:embed="rId7"/>
                     <a:stretch>
                       <a:fillRect/>
                     </a:stretch>
@@ -3144,7 +2881,7 @@
           <w:noProof/>
         </w:rPr>
         <w:drawing>
-          <wp:inline distT="0" distB="0" distL="114300" distR="114300" wp14:anchorId="7F32AB14" wp14:editId="55DA0810">
+          <wp:inline distT="0" distB="0" distL="114300" distR="114300">
             <wp:extent cx="4447540" cy="2102485"/>
             <wp:effectExtent l="0" t="0" r="10160" b="12065"/>
             <wp:docPr id="3" name="图片 2"/>
@@ -3161,7 +2898,7 @@
                     </pic:cNvPicPr>
                   </pic:nvPicPr>
                   <pic:blipFill>
-                    <a:blip r:embed="rId10"/>
+                    <a:blip r:embed="rId8"/>
                     <a:stretch>
                       <a:fillRect/>
                     </a:stretch>
@@ -3195,7 +2932,7 @@
           <w:noProof/>
         </w:rPr>
         <w:drawing>
-          <wp:inline distT="0" distB="0" distL="114300" distR="114300" wp14:anchorId="287439F0" wp14:editId="0DDF63CA">
+          <wp:inline distT="0" distB="0" distL="114300" distR="114300">
             <wp:extent cx="4054475" cy="2037080"/>
             <wp:effectExtent l="0" t="0" r="3175" b="1270"/>
             <wp:docPr id="4" name="图片 3"/>
@@ -3212,7 +2949,7 @@
                     </pic:cNvPicPr>
                   </pic:nvPicPr>
                   <pic:blipFill>
-                    <a:blip r:embed="rId11"/>
+                    <a:blip r:embed="rId9"/>
                     <a:stretch>
                       <a:fillRect/>
                     </a:stretch>
@@ -3246,7 +2983,7 @@
           <w:noProof/>
         </w:rPr>
         <w:drawing>
-          <wp:inline distT="0" distB="0" distL="114300" distR="114300" wp14:anchorId="4E03E751" wp14:editId="06CDEB57">
+          <wp:inline distT="0" distB="0" distL="114300" distR="114300">
             <wp:extent cx="4462780" cy="1401445"/>
             <wp:effectExtent l="0" t="0" r="13970" b="8255"/>
             <wp:docPr id="5" name="图片 4"/>
@@ -3263,7 +3000,7 @@
                     </pic:cNvPicPr>
                   </pic:nvPicPr>
                   <pic:blipFill>
-                    <a:blip r:embed="rId12"/>
+                    <a:blip r:embed="rId10"/>
                     <a:stretch>
                       <a:fillRect/>
                     </a:stretch>
@@ -3437,14 +3174,7 @@
         <w:rPr>
           <w:rFonts w:hint="eastAsia"/>
         </w:rPr>
-        <w:t>、消息队列的耦合性更低，可扩展性更</w:t>
-      </w:r>
-      <w:proofErr w:type="gramStart"/>
-      <w:r>
-        <w:rPr>
-          <w:rFonts w:hint="eastAsia"/>
-        </w:rPr>
-        <w:t>好</w:t>
+        <w:t>、消息队列的耦合性更低，可扩展性更好</w:t>
       </w:r>
       <w:r>
         <w:rPr>
@@ -3452,7 +3182,6 @@
         </w:rPr>
         <w:t>,</w:t>
       </w:r>
-      <w:proofErr w:type="gramEnd"/>
       <w:r>
         <w:rPr>
           <w:rFonts w:hint="eastAsia"/>
@@ -3469,14 +3198,7 @@
         <w:rPr>
           <w:rFonts w:hint="eastAsia"/>
         </w:rPr>
-        <w:t>日志的解</w:t>
-      </w:r>
-      <w:proofErr w:type="gramStart"/>
-      <w:r>
-        <w:rPr>
-          <w:rFonts w:hint="eastAsia"/>
-        </w:rPr>
-        <w:t>耦</w:t>
+        <w:t>日志的解耦</w:t>
       </w:r>
       <w:r>
         <w:rPr>
@@ -3484,7 +3206,6 @@
         </w:rPr>
         <w:t>;</w:t>
       </w:r>
-      <w:proofErr w:type="gramEnd"/>
     </w:p>
     <w:p>
       <w:pPr>
@@ -3643,58 +3364,8 @@
 </w:document>
 </file>
 
-<file path=word/endnotes.xml><?xml version="1.0" encoding="utf-8"?>
-<w:endnotes xmlns:wpc="http://schemas.microsoft.com/office/word/2010/wordprocessingCanvas" xmlns:cx="http://schemas.microsoft.com/office/drawing/2014/chartex" xmlns:cx1="http://schemas.microsoft.com/office/drawing/2015/9/8/chartex" xmlns:cx2="http://schemas.microsoft.com/office/drawing/2015/10/21/chartex" xmlns:cx3="http://schemas.microsoft.com/office/drawing/2016/5/9/chartex" xmlns:cx4="http://schemas.microsoft.com/office/drawing/2016/5/10/chartex" xmlns:cx5="http://schemas.microsoft.com/office/drawing/2016/5/11/chartex" xmlns:cx6="http://schemas.microsoft.com/office/drawing/2016/5/12/chartex" xmlns:cx7="http://schemas.microsoft.com/office/drawing/2016/5/13/chartex" xmlns:cx8="http://schemas.microsoft.com/office/drawing/2016/5/14/chartex" xmlns:mc="http://schemas.openxmlformats.org/markup-compatibility/2006" xmlns:aink="http://schemas.microsoft.com/office/drawing/2016/ink" xmlns:am3d="http://schemas.microsoft.com/office/drawing/2017/model3d" xmlns:o="urn:schemas-microsoft-com:office:office" xmlns:oel="http://schemas.microsoft.com/office/2019/extlst" xmlns:r="http://schemas.openxmlformats.org/officeDocument/2006/relationships" xmlns:m="http://schemas.openxmlformats.org/officeDocument/2006/math" xmlns:v="urn:schemas-microsoft-com:vml" xmlns:wp14="http://schemas.microsoft.com/office/word/2010/wordprocessingDrawing" xmlns:wp="http://schemas.openxmlformats.org/drawingml/2006/wordprocessingDrawing" xmlns:w10="urn:schemas-microsoft-com:office:word" xmlns:w="http://schemas.openxmlformats.org/wordprocessingml/2006/main" xmlns:w14="http://schemas.microsoft.com/office/word/2010/wordml" xmlns:w15="http://schemas.microsoft.com/office/word/2012/wordml" xmlns:w16cex="http://schemas.microsoft.com/office/word/2018/wordml/cex" xmlns:w16cid="http://schemas.microsoft.com/office/word/2016/wordml/cid" xmlns:w16="http://schemas.microsoft.com/office/word/2018/wordml" xmlns:w16du="http://schemas.microsoft.com/office/word/2023/wordml/word16du" xmlns:w16sdtdh="http://schemas.microsoft.com/office/word/2020/wordml/sdtdatahash" xmlns:w16sdtfl="http://schemas.microsoft.com/office/word/2024/wordml/sdtformatlock" xmlns:w16se="http://schemas.microsoft.com/office/word/2015/wordml/symex" xmlns:wpg="http://schemas.microsoft.com/office/word/2010/wordprocessingGroup" xmlns:wpi="http://schemas.microsoft.com/office/word/2010/wordprocessingInk" xmlns:wne="http://schemas.microsoft.com/office/word/2006/wordml" xmlns:wps="http://schemas.microsoft.com/office/word/2010/wordprocessingShape" mc:Ignorable="w14 w15 w16se w16cid w16 w16cex w16sdtdh w16sdtfl w16du wp14">
-  <w:endnote w:type="separator" w:id="-1">
-    <w:p>
-      <w:pPr>
-        <w:spacing w:line="240" w:lineRule="auto"/>
-      </w:pPr>
-      <w:r>
-        <w:separator/>
-      </w:r>
-    </w:p>
-  </w:endnote>
-  <w:endnote w:type="continuationSeparator" w:id="0">
-    <w:p>
-      <w:pPr>
-        <w:spacing w:line="240" w:lineRule="auto"/>
-      </w:pPr>
-      <w:r>
-        <w:continuationSeparator/>
-      </w:r>
-    </w:p>
-  </w:endnote>
-</w:endnotes>
-</file>
-
-<file path=word/footnotes.xml><?xml version="1.0" encoding="utf-8"?>
-<w:footnotes xmlns:wpc="http://schemas.microsoft.com/office/word/2010/wordprocessingCanvas" xmlns:cx="http://schemas.microsoft.com/office/drawing/2014/chartex" xmlns:cx1="http://schemas.microsoft.com/office/drawing/2015/9/8/chartex" xmlns:cx2="http://schemas.microsoft.com/office/drawing/2015/10/21/chartex" xmlns:cx3="http://schemas.microsoft.com/office/drawing/2016/5/9/chartex" xmlns:cx4="http://schemas.microsoft.com/office/drawing/2016/5/10/chartex" xmlns:cx5="http://schemas.microsoft.com/office/drawing/2016/5/11/chartex" xmlns:cx6="http://schemas.microsoft.com/office/drawing/2016/5/12/chartex" xmlns:cx7="http://schemas.microsoft.com/office/drawing/2016/5/13/chartex" xmlns:cx8="http://schemas.microsoft.com/office/drawing/2016/5/14/chartex" xmlns:mc="http://schemas.openxmlformats.org/markup-compatibility/2006" xmlns:aink="http://schemas.microsoft.com/office/drawing/2016/ink" xmlns:am3d="http://schemas.microsoft.com/office/drawing/2017/model3d" xmlns:o="urn:schemas-microsoft-com:office:office" xmlns:oel="http://schemas.microsoft.com/office/2019/extlst" xmlns:r="http://schemas.openxmlformats.org/officeDocument/2006/relationships" xmlns:m="http://schemas.openxmlformats.org/officeDocument/2006/math" xmlns:v="urn:schemas-microsoft-com:vml" xmlns:wp14="http://schemas.microsoft.com/office/word/2010/wordprocessingDrawing" xmlns:wp="http://schemas.openxmlformats.org/drawingml/2006/wordprocessingDrawing" xmlns:w10="urn:schemas-microsoft-com:office:word" xmlns:w="http://schemas.openxmlformats.org/wordprocessingml/2006/main" xmlns:w14="http://schemas.microsoft.com/office/word/2010/wordml" xmlns:w15="http://schemas.microsoft.com/office/word/2012/wordml" xmlns:w16cex="http://schemas.microsoft.com/office/word/2018/wordml/cex" xmlns:w16cid="http://schemas.microsoft.com/office/word/2016/wordml/cid" xmlns:w16="http://schemas.microsoft.com/office/word/2018/wordml" xmlns:w16du="http://schemas.microsoft.com/office/word/2023/wordml/word16du" xmlns:w16sdtdh="http://schemas.microsoft.com/office/word/2020/wordml/sdtdatahash" xmlns:w16sdtfl="http://schemas.microsoft.com/office/word/2024/wordml/sdtformatlock" xmlns:w16se="http://schemas.microsoft.com/office/word/2015/wordml/symex" xmlns:wpg="http://schemas.microsoft.com/office/word/2010/wordprocessingGroup" xmlns:wpi="http://schemas.microsoft.com/office/word/2010/wordprocessingInk" xmlns:wne="http://schemas.microsoft.com/office/word/2006/wordml" xmlns:wps="http://schemas.microsoft.com/office/word/2010/wordprocessingShape" mc:Ignorable="w14 w15 w16se w16cid w16 w16cex w16sdtdh w16sdtfl w16du wp14">
-  <w:footnote w:type="separator" w:id="-1">
-    <w:p>
-      <w:pPr>
-        <w:spacing w:line="240" w:lineRule="auto"/>
-      </w:pPr>
-      <w:r>
-        <w:separator/>
-      </w:r>
-    </w:p>
-  </w:footnote>
-  <w:footnote w:type="continuationSeparator" w:id="0">
-    <w:p>
-      <w:pPr>
-        <w:spacing w:line="240" w:lineRule="auto"/>
-      </w:pPr>
-      <w:r>
-        <w:continuationSeparator/>
-      </w:r>
-    </w:p>
-  </w:footnote>
-</w:footnotes>
-</file>
-
 <file path=word/numbering.xml><?xml version="1.0" encoding="utf-8"?>
-<w:numbering xmlns:wpc="http://schemas.microsoft.com/office/word/2010/wordprocessingCanvas" xmlns:cx="http://schemas.microsoft.com/office/drawing/2014/chartex" xmlns:cx1="http://schemas.microsoft.com/office/drawing/2015/9/8/chartex" xmlns:cx2="http://schemas.microsoft.com/office/drawing/2015/10/21/chartex" xmlns:cx3="http://schemas.microsoft.com/office/drawing/2016/5/9/chartex" xmlns:cx4="http://schemas.microsoft.com/office/drawing/2016/5/10/chartex" xmlns:cx5="http://schemas.microsoft.com/office/drawing/2016/5/11/chartex" xmlns:cx6="http://schemas.microsoft.com/office/drawing/2016/5/12/chartex" xmlns:cx7="http://schemas.microsoft.com/office/drawing/2016/5/13/chartex" xmlns:cx8="http://schemas.microsoft.com/office/drawing/2016/5/14/chartex" xmlns:mc="http://schemas.openxmlformats.org/markup-compatibility/2006" xmlns:aink="http://schemas.microsoft.com/office/drawing/2016/ink" xmlns:am3d="http://schemas.microsoft.com/office/drawing/2017/model3d" xmlns:o="urn:schemas-microsoft-com:office:office" xmlns:oel="http://schemas.microsoft.com/office/2019/extlst" xmlns:r="http://schemas.openxmlformats.org/officeDocument/2006/relationships" xmlns:m="http://schemas.openxmlformats.org/officeDocument/2006/math" xmlns:v="urn:schemas-microsoft-com:vml" xmlns:wp14="http://schemas.microsoft.com/office/word/2010/wordprocessingDrawing" xmlns:wp="http://schemas.openxmlformats.org/drawingml/2006/wordprocessingDrawing" xmlns:w10="urn:schemas-microsoft-com:office:word" xmlns:w="http://schemas.openxmlformats.org/wordprocessingml/2006/main" xmlns:w14="http://schemas.microsoft.com/office/word/2010/wordml" xmlns:w15="http://schemas.microsoft.com/office/word/2012/wordml" xmlns:w16cex="http://schemas.microsoft.com/office/word/2018/wordml/cex" xmlns:w16cid="http://schemas.microsoft.com/office/word/2016/wordml/cid" xmlns:w16="http://schemas.microsoft.com/office/word/2018/wordml" xmlns:w16du="http://schemas.microsoft.com/office/word/2023/wordml/word16du" xmlns:w16sdtdh="http://schemas.microsoft.com/office/word/2020/wordml/sdtdatahash" xmlns:w16sdtfl="http://schemas.microsoft.com/office/word/2024/wordml/sdtformatlock" xmlns:w16se="http://schemas.microsoft.com/office/word/2015/wordml/symex" xmlns:wpg="http://schemas.microsoft.com/office/word/2010/wordprocessingGroup" xmlns:wpi="http://schemas.microsoft.com/office/word/2010/wordprocessingInk" xmlns:wne="http://schemas.microsoft.com/office/word/2006/wordml" xmlns:wps="http://schemas.microsoft.com/office/word/2010/wordprocessingShape" mc:Ignorable="w14 w15 w16se w16cid w16 w16cex w16sdtdh w16sdtfl w16du wp14">
+<w:numbering xmlns:wpc="http://schemas.microsoft.com/office/word/2010/wordprocessingCanvas" xmlns:cx="http://schemas.microsoft.com/office/drawing/2014/chartex" xmlns:cx1="http://schemas.microsoft.com/office/drawing/2015/9/8/chartex" xmlns:cx2="http://schemas.microsoft.com/office/drawing/2015/10/21/chartex" xmlns:cx3="http://schemas.microsoft.com/office/drawing/2016/5/9/chartex" xmlns:cx4="http://schemas.microsoft.com/office/drawing/2016/5/10/chartex" xmlns:cx5="http://schemas.microsoft.com/office/drawing/2016/5/11/chartex" xmlns:cx6="http://schemas.microsoft.com/office/drawing/2016/5/12/chartex" xmlns:cx7="http://schemas.microsoft.com/office/drawing/2016/5/13/chartex" xmlns:cx8="http://schemas.microsoft.com/office/drawing/2016/5/14/chartex" xmlns:mc="http://schemas.openxmlformats.org/markup-compatibility/2006" xmlns:aink="http://schemas.microsoft.com/office/drawing/2016/ink" xmlns:am3d="http://schemas.microsoft.com/office/drawing/2017/model3d" xmlns:o="urn:schemas-microsoft-com:office:office" xmlns:oel="http://schemas.microsoft.com/office/2019/extlst" xmlns:r="http://schemas.openxmlformats.org/officeDocument/2006/relationships" xmlns:m="http://schemas.openxmlformats.org/officeDocument/2006/math" xmlns:v="urn:schemas-microsoft-com:vml" xmlns:wp14="http://schemas.microsoft.com/office/word/2010/wordprocessingDrawing" xmlns:wp="http://schemas.openxmlformats.org/drawingml/2006/wordprocessingDrawing" xmlns:w10="urn:schemas-microsoft-com:office:word" xmlns:w="http://schemas.openxmlformats.org/wordprocessingml/2006/main" xmlns:w14="http://schemas.microsoft.com/office/word/2010/wordml" xmlns:w15="http://schemas.microsoft.com/office/word/2012/wordml" xmlns:w16cex="http://schemas.microsoft.com/office/word/2018/wordml/cex" xmlns:w16cid="http://schemas.microsoft.com/office/word/2016/wordml/cid" xmlns:w16="http://schemas.microsoft.com/office/word/2018/wordml" xmlns:w16sdtdh="http://schemas.microsoft.com/office/word/2020/wordml/sdtdatahash" xmlns:w16se="http://schemas.microsoft.com/office/word/2015/wordml/symex" xmlns:wpg="http://schemas.microsoft.com/office/word/2010/wordprocessingGroup" xmlns:wpi="http://schemas.microsoft.com/office/word/2010/wordprocessingInk" xmlns:wne="http://schemas.microsoft.com/office/word/2006/wordml" xmlns:wps="http://schemas.microsoft.com/office/word/2010/wordprocessingShape" mc:Ignorable="w14 w15 w16se w16cid w16 w16cex w16sdtdh wp14">
   <w:abstractNum w:abstractNumId="0" w15:restartNumberingAfterBreak="0">
     <w:nsid w:val="F435F3E6"/>
     <w:multiLevelType w:val="singleLevel"/>
@@ -3921,29 +3592,29 @@
       <w:lvlJc w:val="left"/>
     </w:lvl>
   </w:abstractNum>
-  <w:num w:numId="1" w16cid:durableId="668017709">
+  <w:num w:numId="1" w16cid:durableId="189996306">
     <w:abstractNumId w:val="0"/>
   </w:num>
-  <w:num w:numId="2" w16cid:durableId="539971731">
+  <w:num w:numId="2" w16cid:durableId="1348170055">
     <w:abstractNumId w:val="3"/>
   </w:num>
-  <w:num w:numId="3" w16cid:durableId="1502624529">
+  <w:num w:numId="3" w16cid:durableId="1239557036">
     <w:abstractNumId w:val="1"/>
   </w:num>
-  <w:num w:numId="4" w16cid:durableId="265844145">
+  <w:num w:numId="4" w16cid:durableId="49771589">
     <w:abstractNumId w:val="2"/>
   </w:num>
-  <w:num w:numId="5" w16cid:durableId="440809493">
+  <w:num w:numId="5" w16cid:durableId="903832620">
     <w:abstractNumId w:val="5"/>
   </w:num>
-  <w:num w:numId="6" w16cid:durableId="717554787">
+  <w:num w:numId="6" w16cid:durableId="1383403283">
     <w:abstractNumId w:val="4"/>
   </w:num>
 </w:numbering>
 </file>
 
 <file path=word/styles.xml><?xml version="1.0" encoding="utf-8"?>
-<w:styles xmlns:mc="http://schemas.openxmlformats.org/markup-compatibility/2006" xmlns:r="http://schemas.openxmlformats.org/officeDocument/2006/relationships" xmlns:w="http://schemas.openxmlformats.org/wordprocessingml/2006/main" xmlns:w14="http://schemas.microsoft.com/office/word/2010/wordml" xmlns:w15="http://schemas.microsoft.com/office/word/2012/wordml" xmlns:w16cex="http://schemas.microsoft.com/office/word/2018/wordml/cex" xmlns:w16cid="http://schemas.microsoft.com/office/word/2016/wordml/cid" xmlns:w16="http://schemas.microsoft.com/office/word/2018/wordml" xmlns:w16du="http://schemas.microsoft.com/office/word/2023/wordml/word16du" xmlns:w16sdtdh="http://schemas.microsoft.com/office/word/2020/wordml/sdtdatahash" xmlns:w16sdtfl="http://schemas.microsoft.com/office/word/2024/wordml/sdtformatlock" xmlns:w16se="http://schemas.microsoft.com/office/word/2015/wordml/symex" mc:Ignorable="w14 w15 w16se w16cid w16 w16cex w16sdtdh w16sdtfl w16du">
+<w:styles xmlns:mc="http://schemas.openxmlformats.org/markup-compatibility/2006" xmlns:r="http://schemas.openxmlformats.org/officeDocument/2006/relationships" xmlns:w="http://schemas.openxmlformats.org/wordprocessingml/2006/main" xmlns:w14="http://schemas.microsoft.com/office/word/2010/wordml" xmlns:w15="http://schemas.microsoft.com/office/word/2012/wordml" xmlns:w16cex="http://schemas.microsoft.com/office/word/2018/wordml/cex" xmlns:w16cid="http://schemas.microsoft.com/office/word/2016/wordml/cid" xmlns:w16="http://schemas.microsoft.com/office/word/2018/wordml" xmlns:w16sdtdh="http://schemas.microsoft.com/office/word/2020/wordml/sdtdatahash" xmlns:w16se="http://schemas.microsoft.com/office/word/2015/wordml/symex" mc:Ignorable="w14 w15 w16se w16cid w16 w16cex w16sdtdh">
   <w:docDefaults>
     <w:rPrDefault>
       <w:rPr>
@@ -4338,7 +4009,7 @@
   <w:style w:type="paragraph" w:default="1" w:styleId="a">
     <w:name w:val="Normal"/>
     <w:qFormat/>
-    <w:rsid w:val="00EB4F0E"/>
+    <w:rsid w:val="00652D98"/>
     <w:pPr>
       <w:widowControl w:val="0"/>
       <w:spacing w:after="0" w:line="360" w:lineRule="auto"/>
@@ -4671,74 +4342,6 @@
       <w:ind w:firstLineChars="200" w:firstLine="420"/>
     </w:pPr>
   </w:style>
-  <w:style w:type="paragraph" w:styleId="a5">
-    <w:name w:val="header"/>
-    <w:basedOn w:val="a"/>
-    <w:link w:val="a6"/>
-    <w:uiPriority w:val="99"/>
-    <w:unhideWhenUsed/>
-    <w:rsid w:val="00EB4F0E"/>
-    <w:pPr>
-      <w:tabs>
-        <w:tab w:val="center" w:pos="4153"/>
-        <w:tab w:val="right" w:pos="8306"/>
-      </w:tabs>
-      <w:snapToGrid w:val="0"/>
-      <w:spacing w:line="240" w:lineRule="auto"/>
-      <w:jc w:val="center"/>
-    </w:pPr>
-    <w:rPr>
-      <w:sz w:val="18"/>
-      <w:szCs w:val="18"/>
-    </w:rPr>
-  </w:style>
-  <w:style w:type="character" w:customStyle="1" w:styleId="a6">
-    <w:name w:val="页眉 字符"/>
-    <w:basedOn w:val="a0"/>
-    <w:link w:val="a5"/>
-    <w:uiPriority w:val="99"/>
-    <w:rsid w:val="00EB4F0E"/>
-    <w:rPr>
-      <w:rFonts w:ascii="Times New Roman" w:eastAsia="仿宋" w:hAnsi="Times New Roman"/>
-      <w:kern w:val="2"/>
-      <w:sz w:val="18"/>
-      <w:szCs w:val="18"/>
-    </w:rPr>
-  </w:style>
-  <w:style w:type="paragraph" w:styleId="a7">
-    <w:name w:val="footer"/>
-    <w:basedOn w:val="a"/>
-    <w:link w:val="a8"/>
-    <w:uiPriority w:val="99"/>
-    <w:unhideWhenUsed/>
-    <w:rsid w:val="00EB4F0E"/>
-    <w:pPr>
-      <w:tabs>
-        <w:tab w:val="center" w:pos="4153"/>
-        <w:tab w:val="right" w:pos="8306"/>
-      </w:tabs>
-      <w:snapToGrid w:val="0"/>
-      <w:spacing w:line="240" w:lineRule="auto"/>
-      <w:jc w:val="left"/>
-    </w:pPr>
-    <w:rPr>
-      <w:sz w:val="18"/>
-      <w:szCs w:val="18"/>
-    </w:rPr>
-  </w:style>
-  <w:style w:type="character" w:customStyle="1" w:styleId="a8">
-    <w:name w:val="页脚 字符"/>
-    <w:basedOn w:val="a0"/>
-    <w:link w:val="a7"/>
-    <w:uiPriority w:val="99"/>
-    <w:rsid w:val="00EB4F0E"/>
-    <w:rPr>
-      <w:rFonts w:ascii="Times New Roman" w:eastAsia="仿宋" w:hAnsi="Times New Roman"/>
-      <w:kern w:val="2"/>
-      <w:sz w:val="18"/>
-      <w:szCs w:val="18"/>
-    </w:rPr>
-  </w:style>
 </w:styles>
 </file>
 

--- a/7. 网络/2. 网络编程/1. 高并发编程/3. 线程池.docx
+++ b/7. 网络/2. 网络编程/1. 高并发编程/3. 线程池.docx
@@ -1,6 +1,6 @@
 
 <file path=word/document.xml><?xml version="1.0" encoding="utf-8"?>
-<w:document xmlns:wpc="http://schemas.microsoft.com/office/word/2010/wordprocessingCanvas" xmlns:cx="http://schemas.microsoft.com/office/drawing/2014/chartex" xmlns:cx1="http://schemas.microsoft.com/office/drawing/2015/9/8/chartex" xmlns:cx2="http://schemas.microsoft.com/office/drawing/2015/10/21/chartex" xmlns:cx3="http://schemas.microsoft.com/office/drawing/2016/5/9/chartex" xmlns:cx4="http://schemas.microsoft.com/office/drawing/2016/5/10/chartex" xmlns:cx5="http://schemas.microsoft.com/office/drawing/2016/5/11/chartex" xmlns:cx6="http://schemas.microsoft.com/office/drawing/2016/5/12/chartex" xmlns:cx7="http://schemas.microsoft.com/office/drawing/2016/5/13/chartex" xmlns:cx8="http://schemas.microsoft.com/office/drawing/2016/5/14/chartex" xmlns:mc="http://schemas.openxmlformats.org/markup-compatibility/2006" xmlns:aink="http://schemas.microsoft.com/office/drawing/2016/ink" xmlns:am3d="http://schemas.microsoft.com/office/drawing/2017/model3d" xmlns:o="urn:schemas-microsoft-com:office:office" xmlns:oel="http://schemas.microsoft.com/office/2019/extlst" xmlns:r="http://schemas.openxmlformats.org/officeDocument/2006/relationships" xmlns:m="http://schemas.openxmlformats.org/officeDocument/2006/math" xmlns:v="urn:schemas-microsoft-com:vml" xmlns:wp14="http://schemas.microsoft.com/office/word/2010/wordprocessingDrawing" xmlns:wp="http://schemas.openxmlformats.org/drawingml/2006/wordprocessingDrawing" xmlns:w10="urn:schemas-microsoft-com:office:word" xmlns:w="http://schemas.openxmlformats.org/wordprocessingml/2006/main" xmlns:w14="http://schemas.microsoft.com/office/word/2010/wordml" xmlns:w15="http://schemas.microsoft.com/office/word/2012/wordml" xmlns:w16cex="http://schemas.microsoft.com/office/word/2018/wordml/cex" xmlns:w16cid="http://schemas.microsoft.com/office/word/2016/wordml/cid" xmlns:w16="http://schemas.microsoft.com/office/word/2018/wordml" xmlns:w16sdtdh="http://schemas.microsoft.com/office/word/2020/wordml/sdtdatahash" xmlns:w16se="http://schemas.microsoft.com/office/word/2015/wordml/symex" xmlns:wpg="http://schemas.microsoft.com/office/word/2010/wordprocessingGroup" xmlns:wpi="http://schemas.microsoft.com/office/word/2010/wordprocessingInk" xmlns:wne="http://schemas.microsoft.com/office/word/2006/wordml" xmlns:wps="http://schemas.microsoft.com/office/word/2010/wordprocessingShape" mc:Ignorable="w14 w15 w16se w16cid w16 w16cex w16sdtdh wp14">
+<w:document xmlns:wpc="http://schemas.microsoft.com/office/word/2010/wordprocessingCanvas" xmlns:cx="http://schemas.microsoft.com/office/drawing/2014/chartex" xmlns:cx1="http://schemas.microsoft.com/office/drawing/2015/9/8/chartex" xmlns:cx2="http://schemas.microsoft.com/office/drawing/2015/10/21/chartex" xmlns:cx3="http://schemas.microsoft.com/office/drawing/2016/5/9/chartex" xmlns:cx4="http://schemas.microsoft.com/office/drawing/2016/5/10/chartex" xmlns:cx5="http://schemas.microsoft.com/office/drawing/2016/5/11/chartex" xmlns:cx6="http://schemas.microsoft.com/office/drawing/2016/5/12/chartex" xmlns:cx7="http://schemas.microsoft.com/office/drawing/2016/5/13/chartex" xmlns:cx8="http://schemas.microsoft.com/office/drawing/2016/5/14/chartex" xmlns:mc="http://schemas.openxmlformats.org/markup-compatibility/2006" xmlns:aink="http://schemas.microsoft.com/office/drawing/2016/ink" xmlns:am3d="http://schemas.microsoft.com/office/drawing/2017/model3d" xmlns:o="urn:schemas-microsoft-com:office:office" xmlns:oel="http://schemas.microsoft.com/office/2019/extlst" xmlns:r="http://schemas.openxmlformats.org/officeDocument/2006/relationships" xmlns:m="http://schemas.openxmlformats.org/officeDocument/2006/math" xmlns:v="urn:schemas-microsoft-com:vml" xmlns:wp14="http://schemas.microsoft.com/office/word/2010/wordprocessingDrawing" xmlns:wp="http://schemas.openxmlformats.org/drawingml/2006/wordprocessingDrawing" xmlns:w10="urn:schemas-microsoft-com:office:word" xmlns:w="http://schemas.openxmlformats.org/wordprocessingml/2006/main" xmlns:w14="http://schemas.microsoft.com/office/word/2010/wordml" xmlns:w15="http://schemas.microsoft.com/office/word/2012/wordml" xmlns:w16cex="http://schemas.microsoft.com/office/word/2018/wordml/cex" xmlns:w16cid="http://schemas.microsoft.com/office/word/2016/wordml/cid" xmlns:w16="http://schemas.microsoft.com/office/word/2018/wordml" xmlns:w16du="http://schemas.microsoft.com/office/word/2023/wordml/word16du" xmlns:w16sdtdh="http://schemas.microsoft.com/office/word/2020/wordml/sdtdatahash" xmlns:w16sdtfl="http://schemas.microsoft.com/office/word/2024/wordml/sdtformatlock" xmlns:w16se="http://schemas.microsoft.com/office/word/2015/wordml/symex" xmlns:wpg="http://schemas.microsoft.com/office/word/2010/wordprocessingGroup" xmlns:wpi="http://schemas.microsoft.com/office/word/2010/wordprocessingInk" xmlns:wne="http://schemas.microsoft.com/office/word/2006/wordml" xmlns:wps="http://schemas.microsoft.com/office/word/2010/wordprocessingShape" mc:Ignorable="w14 w15 w16se w16cid w16 w16cex w16sdtdh w16sdtfl w16du wp14">
   <w:body>
     <w:p>
       <w:pPr>
@@ -16,6 +16,9 @@
     <w:p>
       <w:pPr>
         <w:ind w:firstLine="420"/>
+        <w:rPr>
+          <w:rFonts w:hint="eastAsia"/>
+        </w:rPr>
       </w:pPr>
       <w:r>
         <w:rPr>
@@ -71,7 +74,20 @@
         <w:rPr>
           <w:rFonts w:hint="eastAsia"/>
         </w:rPr>
-        <w:t>多路复用都是客户端连接服务器技术，</w:t>
+        <w:t>多路复用都是</w:t>
+      </w:r>
+      <w:r>
+        <w:rPr>
+          <w:rFonts w:hint="eastAsia"/>
+          <w:color w:val="EE0000"/>
+        </w:rPr>
+        <w:t>客户端连接服务器技术</w:t>
+      </w:r>
+      <w:r>
+        <w:rPr>
+          <w:rFonts w:hint="eastAsia"/>
+        </w:rPr>
+        <w:t>，</w:t>
       </w:r>
       <w:r>
         <w:rPr>
@@ -80,7 +96,27 @@
           <w:bCs/>
           <w:color w:val="FF0000"/>
         </w:rPr>
-        <w:t>线程池位于客户端</w:t>
+        <w:t>线程</w:t>
+      </w:r>
+      <w:proofErr w:type="gramStart"/>
+      <w:r>
+        <w:rPr>
+          <w:rFonts w:hint="eastAsia"/>
+          <w:b/>
+          <w:bCs/>
+          <w:color w:val="FF0000"/>
+        </w:rPr>
+        <w:t>池位于</w:t>
+      </w:r>
+      <w:proofErr w:type="gramEnd"/>
+      <w:r>
+        <w:rPr>
+          <w:rFonts w:hint="eastAsia"/>
+          <w:b/>
+          <w:bCs/>
+          <w:color w:val="FF0000"/>
+        </w:rPr>
+        <w:t>客户端</w:t>
       </w:r>
       <w:r>
         <w:rPr>
@@ -91,8 +127,2187 @@
     </w:p>
     <w:p>
       <w:pPr>
-        <w:ind w:firstLine="420"/>
-      </w:pPr>
+        <w:pStyle w:val="1"/>
+      </w:pPr>
+      <w:r>
+        <w:rPr>
+          <w:rFonts w:hint="eastAsia"/>
+        </w:rPr>
+        <w:t>概述</w:t>
+      </w:r>
+    </w:p>
+    <w:p>
+      <w:pPr>
+        <w:pStyle w:val="2"/>
+      </w:pPr>
+      <w:r>
+        <w:rPr>
+          <w:rFonts w:hint="eastAsia"/>
+        </w:rPr>
+        <w:t>IO</w:t>
+      </w:r>
+      <w:r>
+        <w:rPr>
+          <w:rFonts w:hint="eastAsia"/>
+        </w:rPr>
+        <w:t>多路复用</w:t>
+      </w:r>
+      <w:r>
+        <w:rPr>
+          <w:rFonts w:hint="eastAsia"/>
+        </w:rPr>
+        <w:t>与</w:t>
+      </w:r>
+      <w:r>
+        <w:rPr>
+          <w:rFonts w:hint="eastAsia"/>
+        </w:rPr>
+        <w:t>线程池</w:t>
+      </w:r>
+    </w:p>
+    <w:p>
+      <w:pPr>
+        <w:ind w:firstLine="420"/>
+        <w:rPr>
+          <w:rFonts w:hint="eastAsia"/>
+        </w:rPr>
+      </w:pPr>
+      <w:r>
+        <w:rPr>
+          <w:rFonts w:hint="eastAsia"/>
+        </w:rPr>
+        <w:t>IO</w:t>
+      </w:r>
+      <w:r>
+        <w:rPr>
+          <w:rFonts w:hint="eastAsia"/>
+        </w:rPr>
+        <w:t>多路复用（</w:t>
+      </w:r>
+      <w:r>
+        <w:rPr>
+          <w:rFonts w:hint="eastAsia"/>
+        </w:rPr>
+        <w:t>select/poll/</w:t>
+      </w:r>
+      <w:proofErr w:type="spellStart"/>
+      <w:r>
+        <w:rPr>
+          <w:rFonts w:hint="eastAsia"/>
+        </w:rPr>
+        <w:t>epoll</w:t>
+      </w:r>
+      <w:proofErr w:type="spellEnd"/>
+      <w:r>
+        <w:rPr>
+          <w:rFonts w:hint="eastAsia"/>
+        </w:rPr>
+        <w:t>）</w:t>
+      </w:r>
+      <w:r>
+        <w:rPr>
+          <w:rFonts w:hint="eastAsia"/>
+        </w:rPr>
+        <w:t xml:space="preserve">= </w:t>
+      </w:r>
+      <w:r>
+        <w:rPr>
+          <w:rFonts w:hint="eastAsia"/>
+        </w:rPr>
+        <w:t>客户端高效等待</w:t>
+      </w:r>
+      <w:r>
+        <w:rPr>
+          <w:rFonts w:hint="eastAsia"/>
+        </w:rPr>
+        <w:t>/</w:t>
+      </w:r>
+      <w:r>
+        <w:rPr>
+          <w:rFonts w:hint="eastAsia"/>
+        </w:rPr>
+        <w:t>接收数据</w:t>
+      </w:r>
+    </w:p>
+    <w:p>
+      <w:pPr>
+        <w:ind w:firstLine="420"/>
+      </w:pPr>
+      <w:r>
+        <w:rPr>
+          <w:rFonts w:hint="eastAsia"/>
+        </w:rPr>
+        <w:t>线程池</w:t>
+      </w:r>
+      <w:r>
+        <w:rPr>
+          <w:rFonts w:hint="eastAsia"/>
+        </w:rPr>
+        <w:t xml:space="preserve"> = </w:t>
+      </w:r>
+      <w:r>
+        <w:rPr>
+          <w:rFonts w:hint="eastAsia"/>
+        </w:rPr>
+        <w:t>客户端拿到数据后，高效处理数据</w:t>
+      </w:r>
+    </w:p>
+    <w:p>
+      <w:pPr>
+        <w:ind w:firstLine="420"/>
+        <w:rPr>
+          <w:rFonts w:hint="eastAsia"/>
+          <w:b/>
+          <w:bCs/>
+        </w:rPr>
+      </w:pPr>
+      <w:r>
+        <w:rPr>
+          <w:rFonts w:hint="eastAsia"/>
+          <w:b/>
+          <w:bCs/>
+        </w:rPr>
+        <w:t>1</w:t>
+      </w:r>
+      <w:r>
+        <w:rPr>
+          <w:rFonts w:hint="eastAsia"/>
+          <w:b/>
+          <w:bCs/>
+        </w:rPr>
+        <w:t>、核心定位</w:t>
+      </w:r>
+    </w:p>
+    <w:p>
+      <w:pPr>
+        <w:ind w:firstLine="420"/>
+      </w:pPr>
+      <w:r>
+        <w:t xml:space="preserve">- select / poll / </w:t>
+      </w:r>
+      <w:proofErr w:type="spellStart"/>
+      <w:r>
+        <w:t>epoll</w:t>
+      </w:r>
+      <w:proofErr w:type="spellEnd"/>
+    </w:p>
+    <w:p>
+      <w:pPr>
+        <w:ind w:firstLine="420"/>
+        <w:rPr>
+          <w:rFonts w:hint="eastAsia"/>
+        </w:rPr>
+      </w:pPr>
+      <w:r>
+        <w:rPr>
+          <w:rFonts w:hint="eastAsia"/>
+        </w:rPr>
+        <w:t>作用在</w:t>
+      </w:r>
+      <w:r>
+        <w:rPr>
+          <w:rFonts w:hint="eastAsia"/>
+          <w:color w:val="EE0000"/>
+        </w:rPr>
+        <w:t>客户端网络</w:t>
+      </w:r>
+      <w:r>
+        <w:rPr>
+          <w:rFonts w:hint="eastAsia"/>
+          <w:color w:val="EE0000"/>
+        </w:rPr>
+        <w:t>IO</w:t>
+      </w:r>
+      <w:r>
+        <w:rPr>
+          <w:rFonts w:hint="eastAsia"/>
+          <w:color w:val="EE0000"/>
+        </w:rPr>
+        <w:t>层</w:t>
+      </w:r>
+      <w:r>
+        <w:rPr>
+          <w:rFonts w:hint="eastAsia"/>
+        </w:rPr>
+        <w:t>：</w:t>
+      </w:r>
+    </w:p>
+    <w:p>
+      <w:pPr>
+        <w:ind w:firstLine="420"/>
+        <w:rPr>
+          <w:rFonts w:hint="eastAsia"/>
+        </w:rPr>
+      </w:pPr>
+      <w:r>
+        <w:rPr>
+          <w:rFonts w:hint="eastAsia"/>
+          <w:color w:val="EE0000"/>
+        </w:rPr>
+        <w:t>负责高效等待服务器数据、高效读取已到达的数据</w:t>
+      </w:r>
+      <w:r>
+        <w:rPr>
+          <w:rFonts w:hint="eastAsia"/>
+        </w:rPr>
+        <w:t>，</w:t>
+      </w:r>
+    </w:p>
+    <w:p>
+      <w:pPr>
+        <w:ind w:firstLine="420"/>
+        <w:rPr>
+          <w:rFonts w:hint="eastAsia"/>
+        </w:rPr>
+      </w:pPr>
+      <w:r>
+        <w:rPr>
+          <w:rFonts w:hint="eastAsia"/>
+        </w:rPr>
+        <w:t>解决“一个客户端如何同时监听多个</w:t>
+      </w:r>
+      <w:r>
+        <w:rPr>
+          <w:rFonts w:hint="eastAsia"/>
+        </w:rPr>
+        <w:t>socket/</w:t>
+      </w:r>
+      <w:r>
+        <w:rPr>
+          <w:rFonts w:hint="eastAsia"/>
+        </w:rPr>
+        <w:t>连接”的问题。</w:t>
+      </w:r>
+    </w:p>
+    <w:p>
+      <w:pPr>
+        <w:ind w:firstLine="420"/>
+        <w:rPr>
+          <w:rFonts w:hint="eastAsia"/>
+        </w:rPr>
+      </w:pPr>
+      <w:r>
+        <w:rPr>
+          <w:rFonts w:hint="eastAsia"/>
+        </w:rPr>
+        <w:t xml:space="preserve">- </w:t>
+      </w:r>
+      <w:r>
+        <w:rPr>
+          <w:rFonts w:hint="eastAsia"/>
+        </w:rPr>
+        <w:t>线程池</w:t>
+      </w:r>
+    </w:p>
+    <w:p>
+      <w:pPr>
+        <w:ind w:firstLine="420"/>
+        <w:rPr>
+          <w:rFonts w:hint="eastAsia"/>
+        </w:rPr>
+      </w:pPr>
+      <w:r>
+        <w:rPr>
+          <w:rFonts w:hint="eastAsia"/>
+        </w:rPr>
+        <w:t>作用在</w:t>
+      </w:r>
+      <w:r>
+        <w:rPr>
+          <w:rFonts w:hint="eastAsia"/>
+          <w:color w:val="EE0000"/>
+        </w:rPr>
+        <w:t>客户端业务处理层</w:t>
+      </w:r>
+      <w:r>
+        <w:rPr>
+          <w:rFonts w:hint="eastAsia"/>
+        </w:rPr>
+        <w:t>：</w:t>
+      </w:r>
+    </w:p>
+    <w:p>
+      <w:pPr>
+        <w:ind w:firstLine="420"/>
+        <w:rPr>
+          <w:rFonts w:hint="eastAsia"/>
+        </w:rPr>
+      </w:pPr>
+      <w:r>
+        <w:rPr>
+          <w:rFonts w:hint="eastAsia"/>
+          <w:color w:val="EE0000"/>
+        </w:rPr>
+        <w:t>负责从</w:t>
+      </w:r>
+      <w:r>
+        <w:rPr>
+          <w:rFonts w:hint="eastAsia"/>
+          <w:color w:val="EE0000"/>
+        </w:rPr>
+        <w:t>IO</w:t>
+      </w:r>
+      <w:r>
+        <w:rPr>
+          <w:rFonts w:hint="eastAsia"/>
+          <w:color w:val="EE0000"/>
+        </w:rPr>
+        <w:t>线程拿到数据后，异步、并行、高效地处理数据</w:t>
+      </w:r>
+      <w:r>
+        <w:rPr>
+          <w:rFonts w:hint="eastAsia"/>
+        </w:rPr>
+        <w:t>，</w:t>
+      </w:r>
+    </w:p>
+    <w:p>
+      <w:pPr>
+        <w:ind w:firstLine="420"/>
+        <w:rPr>
+          <w:rFonts w:hint="eastAsia"/>
+        </w:rPr>
+      </w:pPr>
+      <w:r>
+        <w:rPr>
+          <w:rFonts w:hint="eastAsia"/>
+        </w:rPr>
+        <w:t>解决“数据来了之后如何不阻塞</w:t>
+      </w:r>
+      <w:r>
+        <w:rPr>
+          <w:rFonts w:hint="eastAsia"/>
+        </w:rPr>
+        <w:t>IO</w:t>
+      </w:r>
+      <w:r>
+        <w:rPr>
+          <w:rFonts w:hint="eastAsia"/>
+        </w:rPr>
+        <w:t>、不丢数据、高效消化”的问题。</w:t>
+      </w:r>
+    </w:p>
+    <w:p>
+      <w:pPr>
+        <w:ind w:firstLine="420"/>
+        <w:rPr>
+          <w:rFonts w:hint="eastAsia"/>
+          <w:b/>
+          <w:bCs/>
+        </w:rPr>
+      </w:pPr>
+      <w:r>
+        <w:rPr>
+          <w:rFonts w:hint="eastAsia"/>
+          <w:b/>
+          <w:bCs/>
+        </w:rPr>
+        <w:t>2</w:t>
+      </w:r>
+      <w:r>
+        <w:rPr>
+          <w:rFonts w:hint="eastAsia"/>
+          <w:b/>
+          <w:bCs/>
+        </w:rPr>
+        <w:t>、</w:t>
+      </w:r>
+      <w:r>
+        <w:rPr>
+          <w:rFonts w:hint="eastAsia"/>
+          <w:b/>
+          <w:bCs/>
+        </w:rPr>
+        <w:t>select/poll/</w:t>
+      </w:r>
+      <w:proofErr w:type="spellStart"/>
+      <w:r>
+        <w:rPr>
+          <w:rFonts w:hint="eastAsia"/>
+          <w:b/>
+          <w:bCs/>
+        </w:rPr>
+        <w:t>epoll</w:t>
+      </w:r>
+      <w:proofErr w:type="spellEnd"/>
+      <w:r>
+        <w:rPr>
+          <w:rFonts w:hint="eastAsia"/>
+          <w:b/>
+          <w:bCs/>
+        </w:rPr>
+        <w:t>（客户端</w:t>
+      </w:r>
+      <w:r>
+        <w:rPr>
+          <w:rFonts w:hint="eastAsia"/>
+          <w:b/>
+          <w:bCs/>
+        </w:rPr>
+        <w:t>IO</w:t>
+      </w:r>
+      <w:r>
+        <w:rPr>
+          <w:rFonts w:hint="eastAsia"/>
+          <w:b/>
+          <w:bCs/>
+        </w:rPr>
+        <w:t>多路复用）：做什么？</w:t>
+      </w:r>
+    </w:p>
+    <w:p>
+      <w:pPr>
+        <w:ind w:firstLine="420"/>
+        <w:rPr>
+          <w:rFonts w:hint="eastAsia"/>
+        </w:rPr>
+      </w:pPr>
+      <w:r>
+        <w:rPr>
+          <w:rFonts w:hint="eastAsia"/>
+        </w:rPr>
+        <w:t>功能（客户端视角）</w:t>
+      </w:r>
+    </w:p>
+    <w:p>
+      <w:pPr>
+        <w:ind w:firstLine="420"/>
+        <w:rPr>
+          <w:rFonts w:hint="eastAsia"/>
+        </w:rPr>
+      </w:pPr>
+      <w:r>
+        <w:rPr>
+          <w:rFonts w:hint="eastAsia"/>
+        </w:rPr>
+        <w:t xml:space="preserve">- </w:t>
+      </w:r>
+      <w:r>
+        <w:rPr>
+          <w:rFonts w:hint="eastAsia"/>
+        </w:rPr>
+        <w:t>让客户端单线程同时等待多个服务器连接的可读事件</w:t>
+      </w:r>
+    </w:p>
+    <w:p>
+      <w:pPr>
+        <w:ind w:firstLine="420"/>
+        <w:rPr>
+          <w:rFonts w:hint="eastAsia"/>
+        </w:rPr>
+      </w:pPr>
+      <w:r>
+        <w:rPr>
+          <w:rFonts w:hint="eastAsia"/>
+        </w:rPr>
+        <w:t xml:space="preserve">- </w:t>
+      </w:r>
+      <w:r>
+        <w:rPr>
+          <w:rFonts w:hint="eastAsia"/>
+        </w:rPr>
+        <w:t>当服务器发来数据时，立刻通知：这个</w:t>
+      </w:r>
+      <w:r>
+        <w:rPr>
+          <w:rFonts w:hint="eastAsia"/>
+        </w:rPr>
+        <w:t>socket</w:t>
+      </w:r>
+      <w:r>
+        <w:rPr>
+          <w:rFonts w:hint="eastAsia"/>
+        </w:rPr>
+        <w:t>可以读了</w:t>
+      </w:r>
+    </w:p>
+    <w:p>
+      <w:pPr>
+        <w:ind w:firstLine="420"/>
+        <w:rPr>
+          <w:rFonts w:hint="eastAsia"/>
+        </w:rPr>
+      </w:pPr>
+      <w:r>
+        <w:rPr>
+          <w:rFonts w:hint="eastAsia"/>
+        </w:rPr>
+        <w:t xml:space="preserve">- </w:t>
+      </w:r>
+      <w:r>
+        <w:rPr>
+          <w:rFonts w:hint="eastAsia"/>
+        </w:rPr>
+        <w:t>负责从内核缓冲区把数据读到用户态缓冲区（</w:t>
+      </w:r>
+      <w:proofErr w:type="spellStart"/>
+      <w:r>
+        <w:rPr>
+          <w:rFonts w:hint="eastAsia"/>
+        </w:rPr>
+        <w:t>recv</w:t>
+      </w:r>
+      <w:proofErr w:type="spellEnd"/>
+      <w:r>
+        <w:rPr>
+          <w:rFonts w:hint="eastAsia"/>
+        </w:rPr>
+        <w:t>）</w:t>
+      </w:r>
+    </w:p>
+    <w:p>
+      <w:pPr>
+        <w:ind w:firstLine="420"/>
+        <w:rPr>
+          <w:rFonts w:hint="eastAsia"/>
+        </w:rPr>
+      </w:pPr>
+      <w:r>
+        <w:rPr>
+          <w:rFonts w:hint="eastAsia"/>
+        </w:rPr>
+        <w:t xml:space="preserve">- </w:t>
+      </w:r>
+      <w:r>
+        <w:rPr>
+          <w:rFonts w:hint="eastAsia"/>
+        </w:rPr>
+        <w:t>全程只做等待</w:t>
+      </w:r>
+      <w:r>
+        <w:rPr>
+          <w:rFonts w:hint="eastAsia"/>
+        </w:rPr>
+        <w:t xml:space="preserve"> + </w:t>
+      </w:r>
+      <w:r>
+        <w:rPr>
+          <w:rFonts w:hint="eastAsia"/>
+        </w:rPr>
+        <w:t>读取，不做业务解析、计算、处理</w:t>
+      </w:r>
+    </w:p>
+    <w:p>
+      <w:pPr>
+        <w:ind w:firstLine="420"/>
+        <w:rPr>
+          <w:rFonts w:hint="eastAsia"/>
+        </w:rPr>
+      </w:pPr>
+      <w:r>
+        <w:rPr>
+          <w:rFonts w:hint="eastAsia"/>
+        </w:rPr>
+        <w:t>特点</w:t>
+      </w:r>
+    </w:p>
+    <w:p>
+      <w:pPr>
+        <w:ind w:firstLine="420"/>
+        <w:rPr>
+          <w:rFonts w:hint="eastAsia"/>
+        </w:rPr>
+      </w:pPr>
+      <w:r>
+        <w:rPr>
+          <w:rFonts w:hint="eastAsia"/>
+        </w:rPr>
+        <w:t xml:space="preserve">- </w:t>
+      </w:r>
+      <w:r>
+        <w:rPr>
+          <w:rFonts w:hint="eastAsia"/>
+        </w:rPr>
+        <w:t>只关心</w:t>
+      </w:r>
+      <w:r>
+        <w:rPr>
+          <w:rFonts w:hint="eastAsia"/>
+        </w:rPr>
+        <w:t>IO</w:t>
+      </w:r>
+      <w:r>
+        <w:rPr>
+          <w:rFonts w:hint="eastAsia"/>
+        </w:rPr>
+        <w:t>事件，不处理业务</w:t>
+      </w:r>
+    </w:p>
+    <w:p>
+      <w:pPr>
+        <w:ind w:firstLine="420"/>
+        <w:rPr>
+          <w:rFonts w:hint="eastAsia"/>
+        </w:rPr>
+      </w:pPr>
+      <w:r>
+        <w:rPr>
+          <w:rFonts w:hint="eastAsia"/>
+        </w:rPr>
+        <w:t xml:space="preserve">- </w:t>
+      </w:r>
+      <w:r>
+        <w:rPr>
+          <w:rFonts w:hint="eastAsia"/>
+        </w:rPr>
+        <w:t>单线程就能</w:t>
+      </w:r>
+      <w:r>
+        <w:rPr>
+          <w:rFonts w:hint="eastAsia"/>
+        </w:rPr>
+        <w:t xml:space="preserve"> handle </w:t>
+      </w:r>
+      <w:r>
+        <w:rPr>
+          <w:rFonts w:hint="eastAsia"/>
+        </w:rPr>
+        <w:t>大量连接</w:t>
+      </w:r>
+    </w:p>
+    <w:p>
+      <w:pPr>
+        <w:ind w:firstLine="420"/>
+        <w:rPr>
+          <w:rFonts w:hint="eastAsia"/>
+        </w:rPr>
+      </w:pPr>
+      <w:r>
+        <w:rPr>
+          <w:rFonts w:hint="eastAsia"/>
+        </w:rPr>
+        <w:t xml:space="preserve">- </w:t>
+      </w:r>
+      <w:r>
+        <w:rPr>
+          <w:rFonts w:hint="eastAsia"/>
+        </w:rPr>
+        <w:t>不会因为处理慢而影响下一次接收数据</w:t>
+      </w:r>
+    </w:p>
+    <w:p>
+      <w:pPr>
+        <w:ind w:firstLine="420"/>
+      </w:pPr>
+      <w:r>
+        <w:rPr>
+          <w:rFonts w:hint="eastAsia"/>
+        </w:rPr>
+        <w:t xml:space="preserve">- </w:t>
+      </w:r>
+      <w:r>
+        <w:rPr>
+          <w:rFonts w:hint="eastAsia"/>
+        </w:rPr>
+        <w:t>属于</w:t>
+      </w:r>
+      <w:r>
+        <w:rPr>
+          <w:rFonts w:hint="eastAsia"/>
+        </w:rPr>
+        <w:t>IO</w:t>
+      </w:r>
+      <w:r>
+        <w:rPr>
+          <w:rFonts w:hint="eastAsia"/>
+        </w:rPr>
+        <w:t>密集型、等待型工作</w:t>
+      </w:r>
+    </w:p>
+    <w:p>
+      <w:pPr>
+        <w:ind w:firstLine="420"/>
+        <w:rPr>
+          <w:rFonts w:hint="eastAsia"/>
+          <w:b/>
+          <w:bCs/>
+        </w:rPr>
+      </w:pPr>
+      <w:r>
+        <w:rPr>
+          <w:rFonts w:hint="eastAsia"/>
+        </w:rPr>
+        <w:t>3</w:t>
+      </w:r>
+      <w:r>
+        <w:rPr>
+          <w:rFonts w:hint="eastAsia"/>
+        </w:rPr>
+        <w:t>、</w:t>
+      </w:r>
+      <w:r>
+        <w:rPr>
+          <w:rFonts w:hint="eastAsia"/>
+          <w:b/>
+          <w:bCs/>
+        </w:rPr>
+        <w:t>线程池（客户端业务处理）：做什么？</w:t>
+      </w:r>
+    </w:p>
+    <w:p>
+      <w:pPr>
+        <w:ind w:firstLine="420"/>
+        <w:rPr>
+          <w:rFonts w:hint="eastAsia"/>
+        </w:rPr>
+      </w:pPr>
+      <w:r>
+        <w:rPr>
+          <w:rFonts w:hint="eastAsia"/>
+        </w:rPr>
+        <w:lastRenderedPageBreak/>
+        <w:t>功能（客户端视角）</w:t>
+      </w:r>
+    </w:p>
+    <w:p>
+      <w:pPr>
+        <w:ind w:firstLine="420"/>
+        <w:rPr>
+          <w:rFonts w:hint="eastAsia"/>
+        </w:rPr>
+      </w:pPr>
+      <w:r>
+        <w:rPr>
+          <w:rFonts w:hint="eastAsia"/>
+        </w:rPr>
+        <w:t xml:space="preserve">- </w:t>
+      </w:r>
+      <w:r>
+        <w:rPr>
+          <w:rFonts w:hint="eastAsia"/>
+        </w:rPr>
+        <w:t>从</w:t>
+      </w:r>
+      <w:r>
+        <w:rPr>
+          <w:rFonts w:hint="eastAsia"/>
+        </w:rPr>
+        <w:t>IO</w:t>
+      </w:r>
+      <w:r>
+        <w:rPr>
+          <w:rFonts w:hint="eastAsia"/>
+        </w:rPr>
+        <w:t>线程手里接过已经读取好的数据</w:t>
+      </w:r>
+    </w:p>
+    <w:p>
+      <w:pPr>
+        <w:ind w:firstLine="420"/>
+        <w:rPr>
+          <w:rFonts w:hint="eastAsia"/>
+        </w:rPr>
+      </w:pPr>
+      <w:r>
+        <w:rPr>
+          <w:rFonts w:hint="eastAsia"/>
+        </w:rPr>
+        <w:t xml:space="preserve">- </w:t>
+      </w:r>
+      <w:r>
+        <w:rPr>
+          <w:rFonts w:hint="eastAsia"/>
+        </w:rPr>
+        <w:t>对数据进行解码、解析、计算、逻辑处理、写入本地等业务操作</w:t>
+      </w:r>
+    </w:p>
+    <w:p>
+      <w:pPr>
+        <w:ind w:firstLine="420"/>
+        <w:rPr>
+          <w:rFonts w:hint="eastAsia"/>
+        </w:rPr>
+      </w:pPr>
+      <w:r>
+        <w:rPr>
+          <w:rFonts w:hint="eastAsia"/>
+        </w:rPr>
+        <w:t xml:space="preserve">- </w:t>
+      </w:r>
+      <w:r>
+        <w:rPr>
+          <w:rFonts w:hint="eastAsia"/>
+        </w:rPr>
+        <w:t>利用多线程并行处理，避免处理速度慢拖慢整个</w:t>
+      </w:r>
+      <w:r>
+        <w:rPr>
+          <w:rFonts w:hint="eastAsia"/>
+        </w:rPr>
+        <w:t>IO</w:t>
+      </w:r>
+      <w:r>
+        <w:rPr>
+          <w:rFonts w:hint="eastAsia"/>
+        </w:rPr>
+        <w:t>接收流程</w:t>
+      </w:r>
+    </w:p>
+    <w:p>
+      <w:pPr>
+        <w:ind w:firstLine="420"/>
+        <w:rPr>
+          <w:rFonts w:hint="eastAsia"/>
+        </w:rPr>
+      </w:pPr>
+      <w:r>
+        <w:rPr>
+          <w:rFonts w:hint="eastAsia"/>
+        </w:rPr>
+        <w:t xml:space="preserve">- </w:t>
+      </w:r>
+      <w:r>
+        <w:rPr>
+          <w:rFonts w:hint="eastAsia"/>
+        </w:rPr>
+        <w:t>控制并发度，避免创建过多线程</w:t>
+      </w:r>
+    </w:p>
+    <w:p>
+      <w:pPr>
+        <w:ind w:firstLine="420"/>
+        <w:rPr>
+          <w:rFonts w:hint="eastAsia"/>
+        </w:rPr>
+      </w:pPr>
+      <w:r>
+        <w:rPr>
+          <w:rFonts w:hint="eastAsia"/>
+        </w:rPr>
+        <w:t>特点</w:t>
+      </w:r>
+    </w:p>
+    <w:p>
+      <w:pPr>
+        <w:ind w:firstLine="420"/>
+        <w:rPr>
+          <w:rFonts w:hint="eastAsia"/>
+        </w:rPr>
+      </w:pPr>
+      <w:r>
+        <w:rPr>
+          <w:rFonts w:hint="eastAsia"/>
+        </w:rPr>
+        <w:t xml:space="preserve">- </w:t>
+      </w:r>
+      <w:r>
+        <w:rPr>
+          <w:rFonts w:hint="eastAsia"/>
+        </w:rPr>
+        <w:t>只关心业务处理，</w:t>
+      </w:r>
+      <w:proofErr w:type="gramStart"/>
+      <w:r>
+        <w:rPr>
+          <w:rFonts w:hint="eastAsia"/>
+        </w:rPr>
+        <w:t>不</w:t>
+      </w:r>
+      <w:proofErr w:type="gramEnd"/>
+      <w:r>
+        <w:rPr>
+          <w:rFonts w:hint="eastAsia"/>
+        </w:rPr>
+        <w:t>监听网络</w:t>
+      </w:r>
+    </w:p>
+    <w:p>
+      <w:pPr>
+        <w:ind w:firstLine="420"/>
+        <w:rPr>
+          <w:rFonts w:hint="eastAsia"/>
+        </w:rPr>
+      </w:pPr>
+      <w:r>
+        <w:rPr>
+          <w:rFonts w:hint="eastAsia"/>
+        </w:rPr>
+        <w:t xml:space="preserve">- </w:t>
+      </w:r>
+      <w:r>
+        <w:rPr>
+          <w:rFonts w:hint="eastAsia"/>
+        </w:rPr>
+        <w:t>属于</w:t>
+      </w:r>
+      <w:r>
+        <w:rPr>
+          <w:rFonts w:hint="eastAsia"/>
+        </w:rPr>
+        <w:t>CPU</w:t>
+      </w:r>
+      <w:r>
+        <w:rPr>
+          <w:rFonts w:hint="eastAsia"/>
+        </w:rPr>
+        <w:t>密集</w:t>
+      </w:r>
+      <w:r>
+        <w:rPr>
+          <w:rFonts w:hint="eastAsia"/>
+        </w:rPr>
+        <w:t>/</w:t>
+      </w:r>
+      <w:r>
+        <w:rPr>
+          <w:rFonts w:hint="eastAsia"/>
+        </w:rPr>
+        <w:t>业务密集型工作</w:t>
+      </w:r>
+    </w:p>
+    <w:p>
+      <w:pPr>
+        <w:ind w:firstLine="420"/>
+        <w:rPr>
+          <w:rFonts w:hint="eastAsia"/>
+        </w:rPr>
+      </w:pPr>
+      <w:r>
+        <w:rPr>
+          <w:rFonts w:hint="eastAsia"/>
+        </w:rPr>
+        <w:t xml:space="preserve">- </w:t>
+      </w:r>
+      <w:r>
+        <w:rPr>
+          <w:rFonts w:hint="eastAsia"/>
+        </w:rPr>
+        <w:t>处理快慢不影响</w:t>
+      </w:r>
+      <w:r>
+        <w:rPr>
+          <w:rFonts w:hint="eastAsia"/>
+        </w:rPr>
+        <w:t>IO</w:t>
+      </w:r>
+      <w:r>
+        <w:rPr>
+          <w:rFonts w:hint="eastAsia"/>
+        </w:rPr>
+        <w:t>层继续接收数据</w:t>
+      </w:r>
+    </w:p>
+    <w:p>
+      <w:pPr>
+        <w:ind w:firstLine="420"/>
+        <w:rPr>
+          <w:rFonts w:hint="eastAsia"/>
+        </w:rPr>
+      </w:pPr>
+      <w:r>
+        <w:rPr>
+          <w:rFonts w:hint="eastAsia"/>
+        </w:rPr>
+        <w:t xml:space="preserve">- </w:t>
+      </w:r>
+      <w:r>
+        <w:rPr>
+          <w:rFonts w:hint="eastAsia"/>
+        </w:rPr>
+        <w:t>实现“接收”和“处理”解耦</w:t>
+      </w:r>
+    </w:p>
+    <w:p>
+      <w:pPr>
+        <w:ind w:firstLine="420"/>
+        <w:rPr>
+          <w:rFonts w:hint="eastAsia"/>
+          <w:b/>
+          <w:bCs/>
+        </w:rPr>
+      </w:pPr>
+      <w:r>
+        <w:rPr>
+          <w:rFonts w:hint="eastAsia"/>
+          <w:b/>
+          <w:bCs/>
+        </w:rPr>
+        <w:t>4</w:t>
+      </w:r>
+      <w:r>
+        <w:rPr>
+          <w:rFonts w:hint="eastAsia"/>
+          <w:b/>
+          <w:bCs/>
+        </w:rPr>
+        <w:t>、</w:t>
+      </w:r>
+      <w:r>
+        <w:rPr>
+          <w:rFonts w:hint="eastAsia"/>
+          <w:b/>
+          <w:bCs/>
+        </w:rPr>
+        <w:t>区别</w:t>
+      </w:r>
+    </w:p>
+    <w:p>
+      <w:pPr>
+        <w:jc w:val="center"/>
+      </w:pPr>
+      <w:r>
+        <w:rPr>
+          <w:noProof/>
+        </w:rPr>
+        <w:drawing>
+          <wp:inline distT="0" distB="0" distL="0" distR="0" wp14:anchorId="04DA6749" wp14:editId="69AE8EA5">
+            <wp:extent cx="4654108" cy="2373001"/>
+            <wp:effectExtent l="0" t="0" r="0" b="8255"/>
+            <wp:docPr id="1041506674" name="图片 1"/>
+            <wp:cNvGraphicFramePr>
+              <a:graphicFrameLocks xmlns:a="http://schemas.openxmlformats.org/drawingml/2006/main" noChangeAspect="1"/>
+            </wp:cNvGraphicFramePr>
+            <a:graphic xmlns:a="http://schemas.openxmlformats.org/drawingml/2006/main">
+              <a:graphicData uri="http://schemas.openxmlformats.org/drawingml/2006/picture">
+                <pic:pic xmlns:pic="http://schemas.openxmlformats.org/drawingml/2006/picture">
+                  <pic:nvPicPr>
+                    <pic:cNvPr id="1041506674" name=""/>
+                    <pic:cNvPicPr/>
+                  </pic:nvPicPr>
+                  <pic:blipFill>
+                    <a:blip r:embed="rId8"/>
+                    <a:stretch>
+                      <a:fillRect/>
+                    </a:stretch>
+                  </pic:blipFill>
+                  <pic:spPr>
+                    <a:xfrm>
+                      <a:off x="0" y="0"/>
+                      <a:ext cx="4658783" cy="2375385"/>
+                    </a:xfrm>
+                    <a:prstGeom prst="rect">
+                      <a:avLst/>
+                    </a:prstGeom>
+                  </pic:spPr>
+                </pic:pic>
+              </a:graphicData>
+            </a:graphic>
+          </wp:inline>
+        </w:drawing>
+      </w:r>
+    </w:p>
+    <w:p>
+      <w:pPr>
+        <w:ind w:firstLine="420"/>
+        <w:rPr>
+          <w:rFonts w:hint="eastAsia"/>
+          <w:b/>
+          <w:bCs/>
+        </w:rPr>
+      </w:pPr>
+      <w:r>
+        <w:rPr>
+          <w:rFonts w:hint="eastAsia"/>
+          <w:b/>
+          <w:bCs/>
+        </w:rPr>
+        <w:t>5</w:t>
+      </w:r>
+      <w:r>
+        <w:rPr>
+          <w:rFonts w:hint="eastAsia"/>
+          <w:b/>
+          <w:bCs/>
+        </w:rPr>
+        <w:t>、</w:t>
+      </w:r>
+      <w:r>
+        <w:rPr>
+          <w:rFonts w:hint="eastAsia"/>
+          <w:b/>
+          <w:bCs/>
+        </w:rPr>
+        <w:t>联系</w:t>
+      </w:r>
+    </w:p>
+    <w:p>
+      <w:pPr>
+        <w:ind w:firstLine="420"/>
+        <w:rPr>
+          <w:rFonts w:hint="eastAsia"/>
+        </w:rPr>
+      </w:pPr>
+      <w:r>
+        <w:rPr>
+          <w:rFonts w:hint="eastAsia"/>
+        </w:rPr>
+        <w:t>按照你描述的流程，客户端完整流程如下：</w:t>
+      </w:r>
+    </w:p>
+    <w:p>
+      <w:pPr>
+        <w:ind w:firstLine="420"/>
+        <w:rPr>
+          <w:rFonts w:hint="eastAsia"/>
+        </w:rPr>
+      </w:pPr>
+      <w:r>
+        <w:rPr>
+          <w:rFonts w:hint="eastAsia"/>
+        </w:rPr>
+        <w:t>1</w:t>
+      </w:r>
+      <w:r>
+        <w:rPr>
+          <w:rFonts w:hint="eastAsia"/>
+        </w:rPr>
+        <w:t>）</w:t>
+      </w:r>
+      <w:r>
+        <w:rPr>
+          <w:rFonts w:hint="eastAsia"/>
+        </w:rPr>
+        <w:t>客户端已与服务器建立连接</w:t>
+      </w:r>
+    </w:p>
+    <w:p>
+      <w:pPr>
+        <w:ind w:firstLine="420"/>
+        <w:rPr>
+          <w:rFonts w:hint="eastAsia"/>
+        </w:rPr>
+      </w:pPr>
+      <w:r>
+        <w:rPr>
+          <w:rFonts w:hint="eastAsia"/>
+        </w:rPr>
+        <w:t>2</w:t>
+      </w:r>
+      <w:r>
+        <w:rPr>
+          <w:rFonts w:hint="eastAsia"/>
+        </w:rPr>
+        <w:t>）</w:t>
+      </w:r>
+      <w:r>
+        <w:rPr>
+          <w:rFonts w:hint="eastAsia"/>
+        </w:rPr>
+        <w:t>select/poll/</w:t>
+      </w:r>
+      <w:proofErr w:type="spellStart"/>
+      <w:r>
+        <w:rPr>
+          <w:rFonts w:hint="eastAsia"/>
+        </w:rPr>
+        <w:t>epoll</w:t>
+      </w:r>
+      <w:proofErr w:type="spellEnd"/>
+      <w:r>
+        <w:rPr>
+          <w:rFonts w:hint="eastAsia"/>
+        </w:rPr>
+        <w:t xml:space="preserve"> </w:t>
+      </w:r>
+      <w:r>
+        <w:rPr>
+          <w:rFonts w:hint="eastAsia"/>
+        </w:rPr>
+        <w:t>开始监听这些连接</w:t>
+      </w:r>
+    </w:p>
+    <w:p>
+      <w:pPr>
+        <w:rPr>
+          <w:rFonts w:hint="eastAsia"/>
+          <w:color w:val="EE0000"/>
+        </w:rPr>
+      </w:pPr>
+      <w:r>
+        <w:rPr>
+          <w:rFonts w:hint="eastAsia"/>
+        </w:rPr>
+        <w:t xml:space="preserve">  </w:t>
+      </w:r>
+      <w:r>
+        <w:rPr>
+          <w:rFonts w:hint="eastAsia"/>
+          <w:color w:val="EE0000"/>
+        </w:rPr>
+        <w:t xml:space="preserve"> - </w:t>
+      </w:r>
+      <w:r>
+        <w:rPr>
+          <w:rFonts w:hint="eastAsia"/>
+          <w:color w:val="EE0000"/>
+        </w:rPr>
+        <w:t>阻塞等待服务器下发数据</w:t>
+      </w:r>
+    </w:p>
+    <w:p>
+      <w:pPr>
+        <w:rPr>
+          <w:rFonts w:hint="eastAsia"/>
+          <w:color w:val="EE0000"/>
+        </w:rPr>
+      </w:pPr>
+      <w:r>
+        <w:rPr>
+          <w:rFonts w:hint="eastAsia"/>
+          <w:color w:val="EE0000"/>
+        </w:rPr>
+        <w:t xml:space="preserve">   - </w:t>
+      </w:r>
+      <w:r>
+        <w:rPr>
+          <w:rFonts w:hint="eastAsia"/>
+          <w:color w:val="EE0000"/>
+        </w:rPr>
+        <w:t>一旦数据到达</w:t>
+      </w:r>
+      <w:r>
+        <w:rPr>
+          <w:rFonts w:hint="eastAsia"/>
+          <w:color w:val="EE0000"/>
+        </w:rPr>
+        <w:t xml:space="preserve"> </w:t>
+      </w:r>
+      <w:r>
+        <w:rPr>
+          <w:rFonts w:hint="eastAsia"/>
+          <w:color w:val="EE0000"/>
+        </w:rPr>
+        <w:t>→</w:t>
+      </w:r>
+      <w:r>
+        <w:rPr>
+          <w:rFonts w:hint="eastAsia"/>
+          <w:color w:val="EE0000"/>
+        </w:rPr>
+        <w:t xml:space="preserve"> </w:t>
+      </w:r>
+      <w:r>
+        <w:rPr>
+          <w:rFonts w:hint="eastAsia"/>
+          <w:color w:val="EE0000"/>
+        </w:rPr>
+        <w:t>立即读取到用户缓冲区</w:t>
+      </w:r>
+    </w:p>
+    <w:p>
+      <w:pPr>
+        <w:ind w:firstLine="420"/>
+        <w:rPr>
+          <w:rFonts w:hint="eastAsia"/>
+        </w:rPr>
+      </w:pPr>
+      <w:r>
+        <w:rPr>
+          <w:rFonts w:hint="eastAsia"/>
+        </w:rPr>
+        <w:t>3</w:t>
+      </w:r>
+      <w:r>
+        <w:rPr>
+          <w:rFonts w:hint="eastAsia"/>
+        </w:rPr>
+        <w:t>）</w:t>
+      </w:r>
+      <w:r>
+        <w:rPr>
+          <w:rFonts w:hint="eastAsia"/>
+          <w:color w:val="EE0000"/>
+        </w:rPr>
+        <w:t>IO</w:t>
+      </w:r>
+      <w:r>
+        <w:rPr>
+          <w:rFonts w:hint="eastAsia"/>
+          <w:color w:val="EE0000"/>
+        </w:rPr>
+        <w:t>线程不处理业务，直接把“数据任务”抛给线程池</w:t>
+      </w:r>
+    </w:p>
+    <w:p>
+      <w:pPr>
+        <w:ind w:firstLine="420"/>
+        <w:rPr>
+          <w:rFonts w:hint="eastAsia"/>
+        </w:rPr>
+      </w:pPr>
+      <w:r>
+        <w:rPr>
+          <w:rFonts w:hint="eastAsia"/>
+        </w:rPr>
+        <w:t>4</w:t>
+      </w:r>
+      <w:r>
+        <w:rPr>
+          <w:rFonts w:hint="eastAsia"/>
+        </w:rPr>
+        <w:t>）</w:t>
+      </w:r>
+      <w:r>
+        <w:rPr>
+          <w:rFonts w:hint="eastAsia"/>
+        </w:rPr>
+        <w:t>线程池取出任务，并行执行业务处理</w:t>
+      </w:r>
+    </w:p>
+    <w:p>
+      <w:pPr>
+        <w:ind w:firstLine="420"/>
+        <w:rPr>
+          <w:rFonts w:hint="eastAsia"/>
+        </w:rPr>
+      </w:pPr>
+      <w:r>
+        <w:rPr>
+          <w:rFonts w:hint="eastAsia"/>
+        </w:rPr>
+        <w:t xml:space="preserve">- </w:t>
+      </w:r>
+      <w:r>
+        <w:rPr>
+          <w:rFonts w:hint="eastAsia"/>
+        </w:rPr>
+        <w:t>解码协议</w:t>
+      </w:r>
+    </w:p>
+    <w:p>
+      <w:pPr>
+        <w:ind w:firstLine="420"/>
+        <w:rPr>
+          <w:rFonts w:hint="eastAsia"/>
+        </w:rPr>
+      </w:pPr>
+      <w:r>
+        <w:rPr>
+          <w:rFonts w:hint="eastAsia"/>
+        </w:rPr>
+        <w:t xml:space="preserve">- </w:t>
+      </w:r>
+      <w:r>
+        <w:rPr>
+          <w:rFonts w:hint="eastAsia"/>
+        </w:rPr>
+        <w:t>解析消息</w:t>
+      </w:r>
+    </w:p>
+    <w:p>
+      <w:pPr>
+        <w:ind w:firstLine="420"/>
+        <w:rPr>
+          <w:rFonts w:hint="eastAsia"/>
+        </w:rPr>
+      </w:pPr>
+      <w:r>
+        <w:rPr>
+          <w:rFonts w:hint="eastAsia"/>
+        </w:rPr>
+        <w:lastRenderedPageBreak/>
+        <w:t xml:space="preserve">- </w:t>
+      </w:r>
+      <w:r>
+        <w:rPr>
+          <w:rFonts w:hint="eastAsia"/>
+        </w:rPr>
+        <w:t>本地计算</w:t>
+      </w:r>
+      <w:r>
+        <w:rPr>
+          <w:rFonts w:hint="eastAsia"/>
+        </w:rPr>
+        <w:t>/</w:t>
+      </w:r>
+      <w:r>
+        <w:rPr>
+          <w:rFonts w:hint="eastAsia"/>
+        </w:rPr>
+        <w:t>存储</w:t>
+      </w:r>
+      <w:r>
+        <w:rPr>
+          <w:rFonts w:hint="eastAsia"/>
+        </w:rPr>
+        <w:t>/</w:t>
+      </w:r>
+      <w:r>
+        <w:rPr>
+          <w:rFonts w:hint="eastAsia"/>
+        </w:rPr>
+        <w:t>更新</w:t>
+      </w:r>
+      <w:r>
+        <w:rPr>
+          <w:rFonts w:hint="eastAsia"/>
+        </w:rPr>
+        <w:t>UI</w:t>
+      </w:r>
+    </w:p>
+    <w:p>
+      <w:pPr>
+        <w:ind w:firstLine="420"/>
+        <w:rPr>
+          <w:rFonts w:hint="eastAsia"/>
+        </w:rPr>
+      </w:pPr>
+      <w:r>
+        <w:rPr>
+          <w:rFonts w:hint="eastAsia"/>
+        </w:rPr>
+        <w:t>5</w:t>
+      </w:r>
+      <w:r>
+        <w:rPr>
+          <w:rFonts w:hint="eastAsia"/>
+        </w:rPr>
+        <w:t>）</w:t>
+      </w:r>
+      <w:r>
+        <w:rPr>
+          <w:rFonts w:hint="eastAsia"/>
+        </w:rPr>
+        <w:t>IO</w:t>
+      </w:r>
+      <w:r>
+        <w:rPr>
+          <w:rFonts w:hint="eastAsia"/>
+        </w:rPr>
+        <w:t>线程继续回去</w:t>
+      </w:r>
+      <w:r>
+        <w:rPr>
+          <w:rFonts w:hint="eastAsia"/>
+        </w:rPr>
+        <w:t xml:space="preserve"> </w:t>
+      </w:r>
+      <w:proofErr w:type="spellStart"/>
+      <w:r>
+        <w:rPr>
+          <w:rFonts w:hint="eastAsia"/>
+        </w:rPr>
+        <w:t>epoll_wait</w:t>
+      </w:r>
+      <w:proofErr w:type="spellEnd"/>
+      <w:r>
+        <w:rPr>
+          <w:rFonts w:hint="eastAsia"/>
+        </w:rPr>
+        <w:t>，不耽误下一次接收</w:t>
+      </w:r>
+    </w:p>
+    <w:p>
+      <w:pPr>
+        <w:ind w:firstLine="420"/>
+        <w:rPr>
+          <w:rFonts w:hint="eastAsia"/>
+        </w:rPr>
+      </w:pPr>
+      <w:r>
+        <w:rPr>
+          <w:rFonts w:hint="eastAsia"/>
+        </w:rPr>
+        <w:t>一句话：</w:t>
+      </w:r>
+    </w:p>
+    <w:p>
+      <w:pPr>
+        <w:ind w:firstLine="420"/>
+        <w:rPr>
+          <w:rFonts w:hint="eastAsia"/>
+        </w:rPr>
+      </w:pPr>
+      <w:r>
+        <w:rPr>
+          <w:rFonts w:hint="eastAsia"/>
+        </w:rPr>
+        <w:t>IO</w:t>
+      </w:r>
+      <w:r>
+        <w:rPr>
+          <w:rFonts w:hint="eastAsia"/>
+        </w:rPr>
+        <w:t>多路复用负责高效“收”，线程</w:t>
+      </w:r>
+      <w:proofErr w:type="gramStart"/>
+      <w:r>
+        <w:rPr>
+          <w:rFonts w:hint="eastAsia"/>
+        </w:rPr>
+        <w:t>池负责</w:t>
+      </w:r>
+      <w:proofErr w:type="gramEnd"/>
+      <w:r>
+        <w:rPr>
+          <w:rFonts w:hint="eastAsia"/>
+        </w:rPr>
+        <w:t>高效“处理”。</w:t>
+      </w:r>
+    </w:p>
+    <w:p>
+      <w:pPr>
+        <w:ind w:firstLine="420"/>
+        <w:rPr>
+          <w:rFonts w:hint="eastAsia"/>
+          <w:b/>
+          <w:bCs/>
+        </w:rPr>
+      </w:pPr>
+      <w:r>
+        <w:rPr>
+          <w:rFonts w:hint="eastAsia"/>
+          <w:b/>
+          <w:bCs/>
+        </w:rPr>
+        <w:t>6</w:t>
+      </w:r>
+      <w:r>
+        <w:rPr>
+          <w:rFonts w:hint="eastAsia"/>
+          <w:b/>
+          <w:bCs/>
+        </w:rPr>
+        <w:t>、</w:t>
+      </w:r>
+      <w:r>
+        <w:rPr>
+          <w:rFonts w:hint="eastAsia"/>
+          <w:b/>
+          <w:bCs/>
+        </w:rPr>
+        <w:t>为什么必须配合使用？（客户端角度）</w:t>
+      </w:r>
+    </w:p>
+    <w:p>
+      <w:pPr>
+        <w:ind w:firstLine="420"/>
+        <w:rPr>
+          <w:rFonts w:hint="eastAsia"/>
+        </w:rPr>
+      </w:pPr>
+      <w:r>
+        <w:rPr>
+          <w:rFonts w:hint="eastAsia"/>
+        </w:rPr>
+        <w:t xml:space="preserve">- </w:t>
+      </w:r>
+      <w:r>
+        <w:rPr>
+          <w:rFonts w:hint="eastAsia"/>
+        </w:rPr>
+        <w:t>如果只用</w:t>
+      </w:r>
+      <w:r>
+        <w:rPr>
+          <w:rFonts w:hint="eastAsia"/>
+        </w:rPr>
+        <w:t>IO</w:t>
+      </w:r>
+      <w:r>
+        <w:rPr>
+          <w:rFonts w:hint="eastAsia"/>
+        </w:rPr>
+        <w:t>多路复用，不用线程池</w:t>
+      </w:r>
+    </w:p>
+    <w:p>
+      <w:pPr>
+        <w:ind w:firstLine="420"/>
+        <w:rPr>
+          <w:rFonts w:hint="eastAsia"/>
+          <w:color w:val="EE0000"/>
+        </w:rPr>
+      </w:pPr>
+      <w:r>
+        <w:rPr>
+          <w:rFonts w:hint="eastAsia"/>
+          <w:color w:val="EE0000"/>
+        </w:rPr>
+        <w:t>IO</w:t>
+      </w:r>
+      <w:r>
+        <w:rPr>
+          <w:rFonts w:hint="eastAsia"/>
+          <w:color w:val="EE0000"/>
+        </w:rPr>
+        <w:t>线程自己处理业务</w:t>
+      </w:r>
+      <w:r>
+        <w:rPr>
+          <w:rFonts w:hint="eastAsia"/>
+          <w:color w:val="EE0000"/>
+        </w:rPr>
+        <w:t xml:space="preserve"> </w:t>
+      </w:r>
+      <w:r>
+        <w:rPr>
+          <w:rFonts w:hint="eastAsia"/>
+          <w:color w:val="EE0000"/>
+        </w:rPr>
+        <w:t>→</w:t>
+      </w:r>
+      <w:r>
+        <w:rPr>
+          <w:rFonts w:hint="eastAsia"/>
+          <w:color w:val="EE0000"/>
+        </w:rPr>
+        <w:t xml:space="preserve"> </w:t>
+      </w:r>
+      <w:r>
+        <w:rPr>
+          <w:rFonts w:hint="eastAsia"/>
+          <w:color w:val="EE0000"/>
+        </w:rPr>
+        <w:t>处理慢</w:t>
+      </w:r>
+      <w:r>
+        <w:rPr>
+          <w:rFonts w:hint="eastAsia"/>
+          <w:color w:val="EE0000"/>
+        </w:rPr>
+        <w:t xml:space="preserve"> </w:t>
+      </w:r>
+      <w:r>
+        <w:rPr>
+          <w:rFonts w:hint="eastAsia"/>
+          <w:color w:val="EE0000"/>
+        </w:rPr>
+        <w:t>→</w:t>
+      </w:r>
+      <w:r>
+        <w:rPr>
+          <w:rFonts w:hint="eastAsia"/>
+          <w:color w:val="EE0000"/>
+        </w:rPr>
+        <w:t xml:space="preserve"> </w:t>
+      </w:r>
+      <w:r>
+        <w:rPr>
+          <w:rFonts w:hint="eastAsia"/>
+          <w:color w:val="EE0000"/>
+        </w:rPr>
+        <w:t>无法及时接收新数据</w:t>
+      </w:r>
+      <w:r>
+        <w:rPr>
+          <w:rFonts w:hint="eastAsia"/>
+          <w:color w:val="EE0000"/>
+        </w:rPr>
+        <w:t xml:space="preserve"> </w:t>
+      </w:r>
+      <w:r>
+        <w:rPr>
+          <w:rFonts w:hint="eastAsia"/>
+          <w:color w:val="EE0000"/>
+        </w:rPr>
+        <w:t>→</w:t>
+      </w:r>
+      <w:r>
+        <w:rPr>
+          <w:rFonts w:hint="eastAsia"/>
+          <w:color w:val="EE0000"/>
+        </w:rPr>
+        <w:t xml:space="preserve"> </w:t>
+      </w:r>
+      <w:r>
+        <w:rPr>
+          <w:rFonts w:hint="eastAsia"/>
+          <w:color w:val="EE0000"/>
+        </w:rPr>
+        <w:t>丢包</w:t>
+      </w:r>
+      <w:r>
+        <w:rPr>
+          <w:rFonts w:hint="eastAsia"/>
+          <w:color w:val="EE0000"/>
+        </w:rPr>
+        <w:t>/</w:t>
+      </w:r>
+      <w:r>
+        <w:rPr>
+          <w:rFonts w:hint="eastAsia"/>
+          <w:color w:val="EE0000"/>
+        </w:rPr>
+        <w:t>延迟</w:t>
+      </w:r>
+      <w:r>
+        <w:rPr>
+          <w:rFonts w:hint="eastAsia"/>
+          <w:color w:val="EE0000"/>
+        </w:rPr>
+        <w:t>/</w:t>
+      </w:r>
+      <w:r>
+        <w:rPr>
+          <w:rFonts w:hint="eastAsia"/>
+          <w:color w:val="EE0000"/>
+        </w:rPr>
+        <w:t>阻塞。</w:t>
+      </w:r>
+    </w:p>
+    <w:p>
+      <w:pPr>
+        <w:ind w:firstLine="420"/>
+        <w:rPr>
+          <w:rFonts w:hint="eastAsia"/>
+        </w:rPr>
+      </w:pPr>
+      <w:r>
+        <w:rPr>
+          <w:rFonts w:hint="eastAsia"/>
+        </w:rPr>
+        <w:t xml:space="preserve">- </w:t>
+      </w:r>
+      <w:r>
+        <w:rPr>
+          <w:rFonts w:hint="eastAsia"/>
+        </w:rPr>
+        <w:t>如果只用线程池，不用</w:t>
+      </w:r>
+      <w:r>
+        <w:rPr>
+          <w:rFonts w:hint="eastAsia"/>
+        </w:rPr>
+        <w:t>IO</w:t>
+      </w:r>
+      <w:r>
+        <w:rPr>
+          <w:rFonts w:hint="eastAsia"/>
+        </w:rPr>
+        <w:t>多路复用</w:t>
+      </w:r>
+    </w:p>
+    <w:p>
+      <w:pPr>
+        <w:ind w:firstLine="420"/>
+        <w:rPr>
+          <w:rFonts w:hint="eastAsia"/>
+        </w:rPr>
+      </w:pPr>
+      <w:r>
+        <w:rPr>
+          <w:rFonts w:hint="eastAsia"/>
+          <w:color w:val="EE0000"/>
+        </w:rPr>
+        <w:t>每个连接开一个线程等待</w:t>
+      </w:r>
+      <w:r>
+        <w:rPr>
+          <w:rFonts w:hint="eastAsia"/>
+          <w:color w:val="EE0000"/>
+        </w:rPr>
+        <w:t xml:space="preserve"> </w:t>
+      </w:r>
+      <w:r>
+        <w:rPr>
+          <w:rFonts w:hint="eastAsia"/>
+          <w:color w:val="EE0000"/>
+        </w:rPr>
+        <w:t>→</w:t>
+      </w:r>
+      <w:r>
+        <w:rPr>
+          <w:rFonts w:hint="eastAsia"/>
+          <w:color w:val="EE0000"/>
+        </w:rPr>
+        <w:t xml:space="preserve"> </w:t>
+      </w:r>
+      <w:r>
+        <w:rPr>
+          <w:rFonts w:hint="eastAsia"/>
+          <w:color w:val="EE0000"/>
+        </w:rPr>
+        <w:t>连接多了线程爆炸，资源耗尽，效率极低</w:t>
+      </w:r>
+      <w:r>
+        <w:rPr>
+          <w:rFonts w:hint="eastAsia"/>
+        </w:rPr>
+        <w:t>。</w:t>
+      </w:r>
+    </w:p>
+    <w:p>
+      <w:pPr>
+        <w:ind w:firstLine="420"/>
+        <w:rPr>
+          <w:rFonts w:hint="eastAsia"/>
+        </w:rPr>
+      </w:pPr>
+      <w:r>
+        <w:rPr>
+          <w:rFonts w:hint="eastAsia"/>
+        </w:rPr>
+        <w:t>所以：</w:t>
+      </w:r>
+    </w:p>
+    <w:p>
+      <w:pPr>
+        <w:ind w:firstLine="420"/>
+        <w:rPr>
+          <w:rFonts w:hint="eastAsia"/>
+        </w:rPr>
+      </w:pPr>
+      <w:r>
+        <w:rPr>
+          <w:rFonts w:hint="eastAsia"/>
+        </w:rPr>
+        <w:t>客户端要做到高并发、高吞吐、不卡顿，必须两者配合。</w:t>
+      </w:r>
+    </w:p>
+    <w:p>
+      <w:pPr>
+        <w:pStyle w:val="2"/>
+      </w:pPr>
+      <w:r>
+        <w:rPr>
+          <w:rFonts w:hint="eastAsia"/>
+        </w:rPr>
+        <w:t>线程池与消息队列</w:t>
+      </w:r>
+    </w:p>
+    <w:p>
+      <w:pPr>
+        <w:ind w:firstLine="420"/>
+      </w:pPr>
+      <w:r>
+        <w:rPr>
+          <w:rFonts w:hint="eastAsia"/>
+        </w:rPr>
+        <w:t>1</w:t>
+      </w:r>
+      <w:r>
+        <w:rPr>
+          <w:rFonts w:hint="eastAsia"/>
+        </w:rPr>
+        <w:t>、两者内部都使用了队列，如阻塞队列、优先级队列；</w:t>
+      </w:r>
+    </w:p>
+    <w:p>
+      <w:pPr>
+        <w:ind w:firstLine="420"/>
+      </w:pPr>
+      <w:r>
+        <w:rPr>
+          <w:rFonts w:hint="eastAsia"/>
+        </w:rPr>
+        <w:t>2</w:t>
+      </w:r>
+      <w:r>
+        <w:rPr>
+          <w:rFonts w:hint="eastAsia"/>
+        </w:rPr>
+        <w:t>、使用线程池时应用服务器既充当生产者又充当消费者，也是消息队列中间件的实现者，使用消息队列时中间件、生产者、消费者可以部署在不同的应用机器上（当然也可以部署在一台服务器上但很少有人这么用）；</w:t>
+      </w:r>
+    </w:p>
+    <w:p>
+      <w:pPr>
+        <w:ind w:firstLine="420"/>
+      </w:pPr>
+      <w:r>
+        <w:rPr>
+          <w:rFonts w:hint="eastAsia"/>
+        </w:rPr>
+        <w:t>3</w:t>
+      </w:r>
+      <w:r>
+        <w:rPr>
+          <w:rFonts w:hint="eastAsia"/>
+        </w:rPr>
+        <w:t>、</w:t>
+      </w:r>
+      <w:r>
+        <w:rPr>
+          <w:rFonts w:hint="eastAsia"/>
+          <w:color w:val="EE0000"/>
+        </w:rPr>
+        <w:t>出于第</w:t>
+      </w:r>
+      <w:r>
+        <w:rPr>
+          <w:rFonts w:hint="eastAsia"/>
+          <w:color w:val="EE0000"/>
+        </w:rPr>
+        <w:t>2</w:t>
+      </w:r>
+      <w:r>
+        <w:rPr>
+          <w:rFonts w:hint="eastAsia"/>
+          <w:color w:val="EE0000"/>
+        </w:rPr>
+        <w:t>点</w:t>
+      </w:r>
+      <w:proofErr w:type="gramStart"/>
+      <w:r>
+        <w:rPr>
+          <w:rFonts w:hint="eastAsia"/>
+          <w:color w:val="EE0000"/>
+        </w:rPr>
+        <w:t>线程池更适合</w:t>
+      </w:r>
+      <w:proofErr w:type="gramEnd"/>
+      <w:r>
+        <w:rPr>
+          <w:rFonts w:hint="eastAsia"/>
+          <w:color w:val="EE0000"/>
+        </w:rPr>
+        <w:t>非分布式的系统，但在分布式架构</w:t>
+      </w:r>
+      <w:proofErr w:type="gramStart"/>
+      <w:r>
+        <w:rPr>
+          <w:rFonts w:hint="eastAsia"/>
+          <w:color w:val="EE0000"/>
+        </w:rPr>
+        <w:t>下消息</w:t>
+      </w:r>
+      <w:proofErr w:type="gramEnd"/>
+      <w:r>
+        <w:rPr>
+          <w:rFonts w:hint="eastAsia"/>
+          <w:color w:val="EE0000"/>
+        </w:rPr>
+        <w:t>队列明显是更优项</w:t>
+      </w:r>
+      <w:r>
+        <w:rPr>
+          <w:rFonts w:hint="eastAsia"/>
+        </w:rPr>
+        <w:t>；</w:t>
+      </w:r>
+    </w:p>
+    <w:p>
+      <w:pPr>
+        <w:ind w:firstLine="420"/>
+      </w:pPr>
+      <w:r>
+        <w:rPr>
+          <w:rFonts w:hint="eastAsia"/>
+        </w:rPr>
+        <w:t>4</w:t>
+      </w:r>
+      <w:r>
+        <w:rPr>
+          <w:rFonts w:hint="eastAsia"/>
+        </w:rPr>
+        <w:t>、使用消息队列会带来额外的网络开销；</w:t>
+      </w:r>
+    </w:p>
+    <w:p>
+      <w:pPr>
+        <w:ind w:firstLine="420"/>
+      </w:pPr>
+      <w:r>
+        <w:rPr>
+          <w:rFonts w:hint="eastAsia"/>
+        </w:rPr>
+        <w:t>5</w:t>
+      </w:r>
+      <w:r>
+        <w:rPr>
+          <w:rFonts w:hint="eastAsia"/>
+        </w:rPr>
+        <w:t>、消息队列的耦合性更低，可扩展性更好</w:t>
+      </w:r>
+      <w:r>
+        <w:rPr>
+          <w:rFonts w:hint="eastAsia"/>
+        </w:rPr>
+        <w:t>,</w:t>
+      </w:r>
+      <w:r>
+        <w:rPr>
+          <w:rFonts w:hint="eastAsia"/>
+        </w:rPr>
+        <w:t>适用于弱一致性的场景，如对</w:t>
+      </w:r>
+      <w:r>
+        <w:rPr>
+          <w:rFonts w:hint="eastAsia"/>
+        </w:rPr>
+        <w:t>log</w:t>
+      </w:r>
+      <w:r>
+        <w:rPr>
+          <w:rFonts w:hint="eastAsia"/>
+        </w:rPr>
+        <w:t>日志的解耦</w:t>
+      </w:r>
+      <w:r>
+        <w:rPr>
+          <w:rFonts w:hint="eastAsia"/>
+        </w:rPr>
+        <w:t>;</w:t>
+      </w:r>
+    </w:p>
+    <w:p>
+      <w:pPr>
+        <w:ind w:firstLine="420"/>
+      </w:pPr>
+      <w:r>
+        <w:rPr>
+          <w:rFonts w:hint="eastAsia"/>
+        </w:rPr>
+        <w:t>6</w:t>
+      </w:r>
+      <w:r>
+        <w:rPr>
+          <w:rFonts w:hint="eastAsia"/>
+        </w:rPr>
+        <w:t>、消息队列自动实现消息的持久化，中间已经实现了大量功能，如消息转发、消息拒绝、消息重试，以及对消息的一些监控，例如消息的消费状态、消息的消费速率等，使用线程</w:t>
+      </w:r>
+      <w:proofErr w:type="gramStart"/>
+      <w:r>
+        <w:rPr>
+          <w:rFonts w:hint="eastAsia"/>
+        </w:rPr>
+        <w:t>池如果</w:t>
+      </w:r>
+      <w:proofErr w:type="gramEnd"/>
+      <w:r>
+        <w:rPr>
+          <w:rFonts w:hint="eastAsia"/>
+        </w:rPr>
+        <w:t>需要</w:t>
+      </w:r>
+      <w:proofErr w:type="gramStart"/>
+      <w:r>
+        <w:rPr>
+          <w:rFonts w:hint="eastAsia"/>
+        </w:rPr>
+        <w:t>很</w:t>
+      </w:r>
+      <w:proofErr w:type="gramEnd"/>
+      <w:r>
+        <w:rPr>
+          <w:rFonts w:hint="eastAsia"/>
+        </w:rPr>
+        <w:t>多功能还要自己去实现，例如需要执行状态需要打印队列数量、计算消息消费速度；</w:t>
+      </w:r>
+    </w:p>
+    <w:p>
+      <w:pPr>
+        <w:ind w:firstLine="420"/>
+      </w:pPr>
+      <w:r>
+        <w:rPr>
+          <w:rFonts w:hint="eastAsia"/>
+        </w:rPr>
+        <w:t>7</w:t>
+      </w:r>
+      <w:r>
+        <w:rPr>
+          <w:rFonts w:hint="eastAsia"/>
+        </w:rPr>
+        <w:t>、在不同系统间的服务调用（调用协议也可能不一致）线程</w:t>
+      </w:r>
+      <w:proofErr w:type="gramStart"/>
+      <w:r>
+        <w:rPr>
+          <w:rFonts w:hint="eastAsia"/>
+        </w:rPr>
+        <w:t>池很难</w:t>
+      </w:r>
+      <w:proofErr w:type="gramEnd"/>
+      <w:r>
+        <w:rPr>
+          <w:rFonts w:hint="eastAsia"/>
+        </w:rPr>
+        <w:t>实现或开销很大，这时候消息队列可以屏蔽不同机器或不同协议的问题；</w:t>
+      </w:r>
+    </w:p>
+    <w:p>
+      <w:pPr>
+        <w:ind w:firstLine="420"/>
+        <w:rPr>
+          <w:rFonts w:hint="eastAsia"/>
+        </w:rPr>
+      </w:pPr>
+      <w:r>
+        <w:rPr>
+          <w:rFonts w:hint="eastAsia"/>
+        </w:rPr>
+        <w:t>8</w:t>
+      </w:r>
+      <w:r>
+        <w:rPr>
+          <w:rFonts w:hint="eastAsia"/>
+        </w:rPr>
+        <w:t>、使用消息队列会提升系统的复杂度，网络抖动怎么办？最大队列长度怎么</w:t>
+      </w:r>
+      <w:r>
+        <w:rPr>
+          <w:rFonts w:hint="eastAsia"/>
+        </w:rPr>
+        <w:lastRenderedPageBreak/>
+        <w:t>设置？超时时间又设置多少？</w:t>
+      </w:r>
+      <w:proofErr w:type="spellStart"/>
+      <w:r>
+        <w:rPr>
+          <w:rFonts w:hint="eastAsia"/>
+        </w:rPr>
+        <w:t>Qos</w:t>
+      </w:r>
+      <w:proofErr w:type="spellEnd"/>
+      <w:r>
+        <w:rPr>
+          <w:rFonts w:hint="eastAsia"/>
+        </w:rPr>
+        <w:t>又设置为多少？消费者多少个比较合适？</w:t>
+      </w:r>
+      <w:r>
+        <w:rPr>
+          <w:rFonts w:hint="eastAsia"/>
+        </w:rPr>
+        <w:t>Channel cache size</w:t>
+      </w:r>
+      <w:r>
+        <w:rPr>
+          <w:rFonts w:hint="eastAsia"/>
+        </w:rPr>
+        <w:t>又该设置为多少？业务线可能都是用同一个</w:t>
+      </w:r>
+      <w:r>
+        <w:rPr>
+          <w:rFonts w:hint="eastAsia"/>
+        </w:rPr>
+        <w:t>M</w:t>
+      </w:r>
+      <w:r>
+        <w:rPr>
+          <w:rFonts w:hint="eastAsia"/>
+        </w:rPr>
+        <w:t>Q</w:t>
+      </w:r>
+      <w:r>
+        <w:rPr>
+          <w:rFonts w:hint="eastAsia"/>
+        </w:rPr>
+        <w:t>，你</w:t>
+      </w:r>
+      <w:proofErr w:type="gramStart"/>
+      <w:r>
+        <w:rPr>
+          <w:rFonts w:hint="eastAsia"/>
+        </w:rPr>
+        <w:t>占资源</w:t>
+      </w:r>
+      <w:proofErr w:type="gramEnd"/>
+      <w:r>
+        <w:rPr>
+          <w:rFonts w:hint="eastAsia"/>
+        </w:rPr>
+        <w:t>太多，或者设计不当可能会导致整个</w:t>
+      </w:r>
+      <w:r>
+        <w:rPr>
+          <w:rFonts w:hint="eastAsia"/>
+        </w:rPr>
+        <w:t>M</w:t>
+      </w:r>
+      <w:r>
+        <w:rPr>
+          <w:rFonts w:hint="eastAsia"/>
+        </w:rPr>
+        <w:t>Q</w:t>
+      </w:r>
+      <w:r>
+        <w:rPr>
+          <w:rFonts w:hint="eastAsia"/>
+        </w:rPr>
+        <w:t>故障。</w:t>
+      </w:r>
     </w:p>
     <w:p>
       <w:pPr>
@@ -354,137 +2569,110 @@
           <w:rFonts w:hint="eastAsia"/>
           <w:color w:val="FF0000"/>
         </w:rPr>
-        <w:t>（</w:t>
+        <w:t>（创建和销毁线程是很耗时的），提高响应客户端的时间</w:t>
+      </w:r>
+      <w:r>
+        <w:rPr>
+          <w:rFonts w:hint="eastAsia"/>
+        </w:rPr>
+        <w:t>。</w:t>
+      </w:r>
+    </w:p>
+    <w:p>
+      <w:r>
+        <w:tab/>
       </w:r>
       <w:r>
         <w:rPr>
           <w:rFonts w:hint="eastAsia"/>
           <w:color w:val="FF0000"/>
         </w:rPr>
-        <w:t>创建和销毁线程是很耗时的</w:t>
+        <w:t>客户端发过来的数据对应一个事件，在服务端维护着事件的任务队列</w:t>
+      </w:r>
+      <w:r>
+        <w:rPr>
+          <w:rFonts w:hint="eastAsia"/>
+        </w:rPr>
+        <w:t>（这里使用条件变量判断是否需要启动线程相应事件，即任务队列不为空时线程池调用</w:t>
+      </w:r>
+      <w:proofErr w:type="spellStart"/>
+      <w:r>
+        <w:rPr>
+          <w:rFonts w:hint="eastAsia"/>
+        </w:rPr>
+        <w:t>pthread_sinal</w:t>
+      </w:r>
+      <w:proofErr w:type="spellEnd"/>
+      <w:r>
+        <w:rPr>
+          <w:rFonts w:hint="eastAsia"/>
+        </w:rPr>
+        <w:t>或</w:t>
+      </w:r>
+      <w:proofErr w:type="spellStart"/>
+      <w:r>
+        <w:rPr>
+          <w:rFonts w:hint="eastAsia"/>
+        </w:rPr>
+        <w:t>pthread_brodcast</w:t>
+      </w:r>
+      <w:proofErr w:type="spellEnd"/>
+      <w:r>
+        <w:rPr>
+          <w:rFonts w:hint="eastAsia"/>
+        </w:rPr>
+        <w:t>取任务，否则调用</w:t>
+      </w:r>
+      <w:proofErr w:type="spellStart"/>
+      <w:r>
+        <w:rPr>
+          <w:rFonts w:hint="eastAsia"/>
+        </w:rPr>
+        <w:t>pthread_cond_wait</w:t>
+      </w:r>
+      <w:proofErr w:type="spellEnd"/>
+      <w:r>
+        <w:rPr>
+          <w:rFonts w:hint="eastAsia"/>
+        </w:rPr>
+        <w:t>阻塞），客户端发过来的事件在服务端会启动相应的线程处理。</w:t>
+      </w:r>
+    </w:p>
+    <w:p>
+      <w:r>
+        <w:tab/>
+      </w:r>
+      <w:r>
+        <w:rPr>
+          <w:rFonts w:hint="eastAsia"/>
+        </w:rPr>
+        <w:t>线程池主要用于</w:t>
       </w:r>
       <w:r>
         <w:rPr>
           <w:rFonts w:hint="eastAsia"/>
           <w:color w:val="FF0000"/>
         </w:rPr>
-        <w:t>）</w:t>
-      </w:r>
-      <w:r>
-        <w:rPr>
-          <w:rFonts w:hint="eastAsia"/>
-          <w:color w:val="FF0000"/>
-        </w:rPr>
-        <w:t>，提高响应客户端的时间</w:t>
-      </w:r>
-      <w:r>
-        <w:rPr>
-          <w:rFonts w:hint="eastAsia"/>
-        </w:rPr>
-        <w:t>。</w:t>
-      </w:r>
-    </w:p>
-    <w:p>
-      <w:r>
-        <w:tab/>
-      </w:r>
-      <w:r>
-        <w:rPr>
-          <w:rFonts w:hint="eastAsia"/>
-          <w:color w:val="FF0000"/>
-        </w:rPr>
-        <w:t>客户端发过来的数据对应一个事件，在服务端维护着事件的任务队列</w:t>
-      </w:r>
-      <w:r>
-        <w:rPr>
-          <w:rFonts w:hint="eastAsia"/>
-        </w:rPr>
-        <w:t>（这里使用条件变量判断是否需要启动线程相应事件，即任务队列不为空时线程池调用</w:t>
-      </w:r>
-      <w:proofErr w:type="spellStart"/>
-      <w:r>
-        <w:rPr>
-          <w:rFonts w:hint="eastAsia"/>
-        </w:rPr>
-        <w:t>pthread_sinal</w:t>
-      </w:r>
-      <w:proofErr w:type="spellEnd"/>
-      <w:r>
-        <w:rPr>
-          <w:rFonts w:hint="eastAsia"/>
-        </w:rPr>
-        <w:t>或</w:t>
-      </w:r>
-      <w:proofErr w:type="spellStart"/>
-      <w:r>
-        <w:rPr>
-          <w:rFonts w:hint="eastAsia"/>
-        </w:rPr>
-        <w:t>pthread_brodcast</w:t>
-      </w:r>
-      <w:proofErr w:type="spellEnd"/>
-      <w:r>
-        <w:rPr>
-          <w:rFonts w:hint="eastAsia"/>
-        </w:rPr>
-        <w:t>取任务，否则调用</w:t>
-      </w:r>
-      <w:proofErr w:type="spellStart"/>
-      <w:r>
-        <w:rPr>
-          <w:rFonts w:hint="eastAsia"/>
-        </w:rPr>
-        <w:t>pthread_cond_wait</w:t>
-      </w:r>
-      <w:proofErr w:type="spellEnd"/>
-      <w:r>
-        <w:rPr>
-          <w:rFonts w:hint="eastAsia"/>
-        </w:rPr>
-        <w:t>阻塞），客</w:t>
-      </w:r>
-      <w:r>
-        <w:rPr>
-          <w:rFonts w:hint="eastAsia"/>
+        <w:t>异步解耦</w:t>
+      </w:r>
+      <w:r>
+        <w:rPr>
+          <w:rFonts w:hint="eastAsia"/>
+        </w:rPr>
+        <w:t>，线程池如何做到异步解耦？</w:t>
+      </w:r>
+    </w:p>
+    <w:p>
+      <w:pPr>
+        <w:jc w:val="center"/>
+      </w:pPr>
+      <w:r>
+        <w:rPr>
+          <w:noProof/>
         </w:rPr>
         <w:lastRenderedPageBreak/>
-        <w:t>户端发过来的事件在服务端会启动相应的线程处理。</w:t>
-      </w:r>
-    </w:p>
-    <w:p>
-      <w:r>
-        <w:tab/>
-      </w:r>
-      <w:r>
-        <w:rPr>
-          <w:rFonts w:hint="eastAsia"/>
-        </w:rPr>
-        <w:t>线程池主要用于</w:t>
-      </w:r>
-      <w:r>
-        <w:rPr>
-          <w:rFonts w:hint="eastAsia"/>
-          <w:color w:val="FF0000"/>
-        </w:rPr>
-        <w:t>异步解耦</w:t>
-      </w:r>
-      <w:r>
-        <w:rPr>
-          <w:rFonts w:hint="eastAsia"/>
-        </w:rPr>
-        <w:t>，线程池如何做到异步解耦？</w:t>
-      </w:r>
-    </w:p>
-    <w:p>
-      <w:pPr>
-        <w:jc w:val="center"/>
-      </w:pPr>
-      <w:r>
-        <w:rPr>
-          <w:noProof/>
-        </w:rPr>
         <w:drawing>
-          <wp:inline distT="0" distB="0" distL="0" distR="0">
+          <wp:inline distT="0" distB="0" distL="0" distR="0" wp14:anchorId="6831025C" wp14:editId="3B347743">
             <wp:extent cx="3908425" cy="2306955"/>
             <wp:effectExtent l="0" t="0" r="15875" b="17145"/>
             <wp:docPr id="1" name="图片 1"/>
@@ -501,7 +2689,7 @@
                     </pic:cNvPicPr>
                   </pic:nvPicPr>
                   <pic:blipFill>
-                    <a:blip r:embed="rId6">
+                    <a:blip r:embed="rId9">
                       <a:extLst>
                         <a:ext uri="{28A0092B-C50C-407E-A947-70E740481C1C}">
                           <a14:useLocalDpi xmlns:a14="http://schemas.microsoft.com/office/drawing/2010/main" val="0"/>
@@ -586,13 +2774,7 @@
         <w:rPr>
           <w:rFonts w:hint="eastAsia"/>
         </w:rPr>
-        <w:t>实现</w:t>
-      </w:r>
-      <w:r>
-        <w:rPr>
-          <w:rFonts w:hint="eastAsia"/>
-        </w:rPr>
-        <w:t>一</w:t>
+        <w:t>实现一</w:t>
       </w:r>
     </w:p>
     <w:p>
@@ -812,28 +2994,7 @@
           <w:rFonts w:hint="eastAsia"/>
           <w:color w:val="FF0000"/>
         </w:rPr>
-        <w:t>回调函数</w:t>
-      </w:r>
-      <w:r>
-        <w:rPr>
-          <w:rFonts w:hint="eastAsia"/>
-          <w:color w:val="FF0000"/>
-        </w:rPr>
-        <w:t>（</w:t>
-      </w:r>
-      <w:r>
-        <w:rPr>
-          <w:rFonts w:hint="eastAsia"/>
-          <w:color w:val="FF0000"/>
-        </w:rPr>
-        <w:t>每个任务执行需要的参数</w:t>
-      </w:r>
-      <w:r>
-        <w:rPr>
-          <w:rFonts w:hint="eastAsia"/>
-          <w:color w:val="FF0000"/>
-        </w:rPr>
-        <w:t>）</w:t>
+        <w:t>回调函数（每个任务执行需要的参数）</w:t>
       </w:r>
     </w:p>
     <w:p>
@@ -906,10 +3067,7 @@
       </w:pPr>
       <w:r>
         <w:tab/>
-        <w:t xml:space="preserve">struct </w:t>
-      </w:r>
-      <w:r>
-        <w:t>NJOB *next;</w:t>
+        <w:t>struct NJOB *next;</w:t>
       </w:r>
     </w:p>
     <w:p>
@@ -928,8 +3086,14 @@
         <w:rPr>
           <w:rFonts w:hint="eastAsia"/>
         </w:rPr>
+        <w:t>注：一般创建一个独立的监听线程去监听客户端的请求，然后将任务加入到</w:t>
+      </w:r>
+      <w:r>
+        <w:rPr>
+          <w:rFonts w:hint="eastAsia"/>
+        </w:rPr>
         <w:lastRenderedPageBreak/>
-        <w:t>注：一般创建一个独立的监听线程去监听客户端的请求，然后将任务加入到任务队列中。比如采用</w:t>
+        <w:t>任务队列中。比如采用</w:t>
       </w:r>
       <w:proofErr w:type="spellStart"/>
       <w:r>
@@ -1354,7 +3518,6 @@
         <w:rPr>
           <w:rFonts w:hint="eastAsia"/>
         </w:rPr>
-        <w:lastRenderedPageBreak/>
         <w:t>创建线程池</w:t>
       </w:r>
     </w:p>
@@ -1448,6 +3611,7 @@
         <w:t xml:space="preserve"> pool, int </w:t>
       </w:r>
       <w:proofErr w:type="spellStart"/>
+      <w:proofErr w:type="gramStart"/>
       <w:r>
         <w:rPr>
           <w:rFonts w:hint="eastAsia"/>
@@ -1461,15 +3625,17 @@
         </w:rPr>
         <w:t>){</w:t>
       </w:r>
-    </w:p>
-    <w:p>
-      <w:pPr>
-        <w:ind w:firstLine="420"/>
-      </w:pPr>
-      <w:r>
-        <w:rPr>
-          <w:rFonts w:hint="eastAsia"/>
-        </w:rPr>
+      <w:proofErr w:type="gramEnd"/>
+    </w:p>
+    <w:p>
+      <w:pPr>
+        <w:ind w:firstLine="420"/>
+      </w:pPr>
+      <w:r>
+        <w:rPr>
+          <w:rFonts w:hint="eastAsia"/>
+        </w:rPr>
+        <w:lastRenderedPageBreak/>
         <w:tab/>
         <w:t>//</w:t>
       </w:r>
@@ -1588,6 +3754,145 @@
         <w:rPr>
           <w:rFonts w:hint="eastAsia"/>
         </w:rPr>
+        <w:t>)</w:t>
+      </w:r>
+      <w:proofErr w:type="gramStart"/>
+      <w:r>
+        <w:rPr>
+          <w:rFonts w:hint="eastAsia"/>
+        </w:rPr>
+        <w:t>);</w:t>
+      </w:r>
+      <w:proofErr w:type="gramEnd"/>
+    </w:p>
+    <w:p>
+      <w:pPr>
+        <w:ind w:firstLine="420"/>
+      </w:pPr>
+      <w:r>
+        <w:rPr>
+          <w:rFonts w:hint="eastAsia"/>
+        </w:rPr>
+        <w:tab/>
+      </w:r>
+    </w:p>
+    <w:p>
+      <w:pPr>
+        <w:ind w:firstLine="420"/>
+      </w:pPr>
+      <w:r>
+        <w:rPr>
+          <w:rFonts w:hint="eastAsia"/>
+        </w:rPr>
+        <w:tab/>
+      </w:r>
+      <w:proofErr w:type="spellStart"/>
+      <w:r>
+        <w:rPr>
+          <w:rFonts w:hint="eastAsia"/>
+        </w:rPr>
+        <w:t>pthread_mutex_t</w:t>
+      </w:r>
+      <w:proofErr w:type="spellEnd"/>
+      <w:r>
+        <w:rPr>
+          <w:rFonts w:hint="eastAsia"/>
+        </w:rPr>
+        <w:t xml:space="preserve"> </w:t>
+      </w:r>
+      <w:proofErr w:type="spellStart"/>
+      <w:r>
+        <w:rPr>
+          <w:rFonts w:hint="eastAsia"/>
+        </w:rPr>
+        <w:t>blank_mutex</w:t>
+      </w:r>
+      <w:proofErr w:type="spellEnd"/>
+      <w:r>
+        <w:rPr>
+          <w:rFonts w:hint="eastAsia"/>
+        </w:rPr>
+        <w:t xml:space="preserve"> = PTHREAD_MUTEX_INITILIZER;</w:t>
+      </w:r>
+    </w:p>
+    <w:p>
+      <w:pPr>
+        <w:ind w:firstLine="420"/>
+      </w:pPr>
+      <w:r>
+        <w:rPr>
+          <w:rFonts w:hint="eastAsia"/>
+        </w:rPr>
+        <w:tab/>
+      </w:r>
+      <w:proofErr w:type="spellStart"/>
+      <w:r>
+        <w:rPr>
+          <w:rFonts w:hint="eastAsia"/>
+        </w:rPr>
+        <w:t>memcpy</w:t>
+      </w:r>
+      <w:proofErr w:type="spellEnd"/>
+      <w:r>
+        <w:rPr>
+          <w:rFonts w:hint="eastAsia"/>
+        </w:rPr>
+        <w:t>(&amp;pool-&gt;</w:t>
+      </w:r>
+      <w:proofErr w:type="spellStart"/>
+      <w:r>
+        <w:rPr>
+          <w:rFonts w:hint="eastAsia"/>
+        </w:rPr>
+        <w:t>mtx</w:t>
+      </w:r>
+      <w:proofErr w:type="spellEnd"/>
+      <w:r>
+        <w:rPr>
+          <w:rFonts w:hint="eastAsia"/>
+        </w:rPr>
+        <w:t>, &amp;</w:t>
+      </w:r>
+      <w:proofErr w:type="spellStart"/>
+      <w:r>
+        <w:rPr>
+          <w:rFonts w:hint="eastAsia"/>
+        </w:rPr>
+        <w:t>blank_mutex</w:t>
+      </w:r>
+      <w:proofErr w:type="spellEnd"/>
+      <w:r>
+        <w:rPr>
+          <w:rFonts w:hint="eastAsia"/>
+        </w:rPr>
+        <w:t xml:space="preserve">, </w:t>
+      </w:r>
+      <w:proofErr w:type="spellStart"/>
+      <w:r>
+        <w:rPr>
+          <w:rFonts w:hint="eastAsia"/>
+        </w:rPr>
+        <w:t>sizeof</w:t>
+      </w:r>
+      <w:proofErr w:type="spellEnd"/>
+      <w:r>
+        <w:rPr>
+          <w:rFonts w:hint="eastAsia"/>
+        </w:rPr>
+        <w:t>(</w:t>
+      </w:r>
+      <w:proofErr w:type="spellStart"/>
+      <w:r>
+        <w:rPr>
+          <w:rFonts w:hint="eastAsia"/>
+        </w:rPr>
+        <w:t>pthread_mutex_t</w:t>
+      </w:r>
+      <w:proofErr w:type="spellEnd"/>
+      <w:r>
+        <w:rPr>
+          <w:rFonts w:hint="eastAsia"/>
+        </w:rPr>
         <w:t>));</w:t>
       </w:r>
     </w:p>
@@ -1617,7 +3922,7 @@
         <w:rPr>
           <w:rFonts w:hint="eastAsia"/>
         </w:rPr>
-        <w:t>pthread_mutex_t</w:t>
+        <w:t>pthread_cond_t</w:t>
       </w:r>
       <w:proofErr w:type="spellEnd"/>
       <w:r>
@@ -1631,14 +3936,14 @@
         <w:rPr>
           <w:rFonts w:hint="eastAsia"/>
         </w:rPr>
-        <w:t>blank_mutex</w:t>
+        <w:t>blank_cond</w:t>
       </w:r>
       <w:proofErr w:type="spellEnd"/>
       <w:r>
         <w:rPr>
           <w:rFonts w:hint="eastAsia"/>
         </w:rPr>
-        <w:t xml:space="preserve"> = PTHREAD_MUTEX_INITILIZER;</w:t>
+        <w:t xml:space="preserve"> = PTHREAD_COND_INITIALIZER;</w:t>
       </w:r>
     </w:p>
     <w:p>
@@ -1670,7 +3975,7 @@
         <w:rPr>
           <w:rFonts w:hint="eastAsia"/>
         </w:rPr>
-        <w:t>mtx</w:t>
+        <w:t>cond</w:t>
       </w:r>
       <w:proofErr w:type="spellEnd"/>
       <w:r>
@@ -1684,7 +3989,7 @@
         <w:rPr>
           <w:rFonts w:hint="eastAsia"/>
         </w:rPr>
-        <w:t>blank_mutex</w:t>
+        <w:t>blank_cond</w:t>
       </w:r>
       <w:proofErr w:type="spellEnd"/>
       <w:r>
@@ -1712,394 +4017,177 @@
         <w:rPr>
           <w:rFonts w:hint="eastAsia"/>
         </w:rPr>
-        <w:t>pthread_mutex_t</w:t>
+        <w:t>pthread_cond_t</w:t>
       </w:r>
       <w:proofErr w:type="spellEnd"/>
       <w:r>
         <w:rPr>
           <w:rFonts w:hint="eastAsia"/>
         </w:rPr>
-        <w:t>));</w:t>
-      </w:r>
-    </w:p>
-    <w:p>
-      <w:pPr>
-        <w:ind w:firstLine="420"/>
-      </w:pPr>
-      <w:r>
-        <w:rPr>
-          <w:rFonts w:hint="eastAsia"/>
-        </w:rPr>
-        <w:tab/>
-      </w:r>
-    </w:p>
-    <w:p>
-      <w:pPr>
-        <w:ind w:firstLine="420"/>
-      </w:pPr>
-      <w:r>
-        <w:rPr>
-          <w:rFonts w:hint="eastAsia"/>
-        </w:rPr>
-        <w:tab/>
+        <w:t>));//</w:t>
+      </w:r>
+      <w:r>
+        <w:rPr>
+          <w:rFonts w:hint="eastAsia"/>
+        </w:rPr>
+        <w:t>初始化</w:t>
+      </w:r>
+    </w:p>
+    <w:p>
+      <w:pPr>
+        <w:ind w:firstLine="420"/>
+      </w:pPr>
+      <w:r>
+        <w:rPr>
+          <w:rFonts w:hint="eastAsia"/>
+        </w:rPr>
+        <w:tab/>
+      </w:r>
+    </w:p>
+    <w:p>
+      <w:pPr>
+        <w:ind w:firstLine="420"/>
+      </w:pPr>
+      <w:r>
+        <w:rPr>
+          <w:rFonts w:hint="eastAsia"/>
+        </w:rPr>
+        <w:tab/>
+        <w:t>//workers</w:t>
+      </w:r>
+    </w:p>
+    <w:p>
+      <w:pPr>
+        <w:ind w:firstLine="420"/>
+      </w:pPr>
+      <w:r>
+        <w:rPr>
+          <w:rFonts w:hint="eastAsia"/>
+        </w:rPr>
+        <w:tab/>
+        <w:t xml:space="preserve">int </w:t>
       </w:r>
       <w:proofErr w:type="spellStart"/>
       <w:r>
         <w:rPr>
           <w:rFonts w:hint="eastAsia"/>
         </w:rPr>
-        <w:t>pthread_cond_t</w:t>
+        <w:t>i</w:t>
       </w:r>
       <w:proofErr w:type="spellEnd"/>
       <w:r>
         <w:rPr>
           <w:rFonts w:hint="eastAsia"/>
         </w:rPr>
-        <w:t xml:space="preserve"> </w:t>
+        <w:t xml:space="preserve"> = 0;</w:t>
+      </w:r>
+    </w:p>
+    <w:p>
+      <w:pPr>
+        <w:ind w:firstLine="420"/>
+      </w:pPr>
+      <w:r>
+        <w:rPr>
+          <w:rFonts w:hint="eastAsia"/>
+        </w:rPr>
+        <w:tab/>
+        <w:t>for (</w:t>
       </w:r>
       <w:proofErr w:type="spellStart"/>
       <w:r>
         <w:rPr>
           <w:rFonts w:hint="eastAsia"/>
         </w:rPr>
-        <w:t>blank_cond</w:t>
+        <w:t>i</w:t>
       </w:r>
       <w:proofErr w:type="spellEnd"/>
       <w:r>
         <w:rPr>
           <w:rFonts w:hint="eastAsia"/>
         </w:rPr>
-        <w:t xml:space="preserve"> = PTHREAD_COND_INITIALIZER;</w:t>
-      </w:r>
-    </w:p>
-    <w:p>
-      <w:pPr>
-        <w:ind w:firstLine="420"/>
-      </w:pPr>
-      <w:r>
-        <w:rPr>
-          <w:rFonts w:hint="eastAsia"/>
-        </w:rPr>
-        <w:tab/>
+        <w:t xml:space="preserve">=0; </w:t>
       </w:r>
       <w:proofErr w:type="spellStart"/>
       <w:r>
         <w:rPr>
           <w:rFonts w:hint="eastAsia"/>
         </w:rPr>
-        <w:t>memcpy</w:t>
+        <w:t>i</w:t>
       </w:r>
       <w:proofErr w:type="spellEnd"/>
       <w:r>
         <w:rPr>
           <w:rFonts w:hint="eastAsia"/>
         </w:rPr>
-        <w:t>(&amp;pool-&gt;</w:t>
+        <w:t>&lt;</w:t>
       </w:r>
       <w:proofErr w:type="spellStart"/>
       <w:r>
         <w:rPr>
           <w:rFonts w:hint="eastAsia"/>
         </w:rPr>
-        <w:t>cond</w:t>
+        <w:t>numWorkers</w:t>
       </w:r>
       <w:proofErr w:type="spellEnd"/>
       <w:r>
         <w:rPr>
           <w:rFonts w:hint="eastAsia"/>
         </w:rPr>
-        <w:t>, &amp;</w:t>
+        <w:t xml:space="preserve">; </w:t>
       </w:r>
       <w:proofErr w:type="spellStart"/>
       <w:r>
         <w:rPr>
           <w:rFonts w:hint="eastAsia"/>
         </w:rPr>
-        <w:t>blank_cond</w:t>
+        <w:t>i</w:t>
       </w:r>
       <w:proofErr w:type="spellEnd"/>
       <w:r>
         <w:rPr>
           <w:rFonts w:hint="eastAsia"/>
         </w:rPr>
-        <w:t xml:space="preserve">, </w:t>
-      </w:r>
-      <w:proofErr w:type="spellStart"/>
-      <w:r>
-        <w:rPr>
-          <w:rFonts w:hint="eastAsia"/>
-        </w:rPr>
-        <w:t>sizeof</w:t>
-      </w:r>
-      <w:proofErr w:type="spellEnd"/>
+        <w:t>+</w:t>
+      </w:r>
+      <w:proofErr w:type="gramStart"/>
+      <w:r>
+        <w:rPr>
+          <w:rFonts w:hint="eastAsia"/>
+        </w:rPr>
+        <w:t>+){</w:t>
+      </w:r>
+      <w:proofErr w:type="gramEnd"/>
+    </w:p>
+    <w:p>
+      <w:pPr>
+        <w:ind w:firstLine="420"/>
+      </w:pPr>
+      <w:r>
+        <w:rPr>
+          <w:rFonts w:hint="eastAsia"/>
+        </w:rPr>
+        <w:tab/>
+      </w:r>
+      <w:r>
+        <w:rPr>
+          <w:rFonts w:hint="eastAsia"/>
+        </w:rPr>
+        <w:tab/>
+        <w:t>struct NWORKER *worker = (struct NWORKER</w:t>
+      </w:r>
+      <w:proofErr w:type="gramStart"/>
+      <w:r>
+        <w:rPr>
+          <w:rFonts w:hint="eastAsia"/>
+        </w:rPr>
+        <w:t>*)malloc</w:t>
+      </w:r>
+      <w:proofErr w:type="gramEnd"/>
       <w:r>
         <w:rPr>
           <w:rFonts w:hint="eastAsia"/>
         </w:rPr>
         <w:t>(</w:t>
-      </w:r>
-      <w:proofErr w:type="spellStart"/>
-      <w:r>
-        <w:rPr>
-          <w:rFonts w:hint="eastAsia"/>
-        </w:rPr>
-        <w:t>pthread_cond_t</w:t>
-      </w:r>
-      <w:proofErr w:type="spellEnd"/>
-      <w:r>
-        <w:rPr>
-          <w:rFonts w:hint="eastAsia"/>
-        </w:rPr>
-        <w:t>));//</w:t>
-      </w:r>
-      <w:r>
-        <w:rPr>
-          <w:rFonts w:hint="eastAsia"/>
-        </w:rPr>
-        <w:t>初始化</w:t>
-      </w:r>
-    </w:p>
-    <w:p>
-      <w:pPr>
-        <w:ind w:firstLine="420"/>
-      </w:pPr>
-      <w:r>
-        <w:rPr>
-          <w:rFonts w:hint="eastAsia"/>
-        </w:rPr>
-        <w:tab/>
-      </w:r>
-    </w:p>
-    <w:p>
-      <w:pPr>
-        <w:ind w:firstLine="420"/>
-      </w:pPr>
-      <w:r>
-        <w:rPr>
-          <w:rFonts w:hint="eastAsia"/>
-        </w:rPr>
-        <w:tab/>
-        <w:t>//workers</w:t>
-      </w:r>
-    </w:p>
-    <w:p>
-      <w:pPr>
-        <w:ind w:firstLine="420"/>
-      </w:pPr>
-      <w:r>
-        <w:rPr>
-          <w:rFonts w:hint="eastAsia"/>
-        </w:rPr>
-        <w:tab/>
-        <w:t xml:space="preserve">int </w:t>
-      </w:r>
-      <w:proofErr w:type="spellStart"/>
-      <w:r>
-        <w:rPr>
-          <w:rFonts w:hint="eastAsia"/>
-        </w:rPr>
-        <w:t>i</w:t>
-      </w:r>
-      <w:proofErr w:type="spellEnd"/>
-      <w:r>
-        <w:rPr>
-          <w:rFonts w:hint="eastAsia"/>
-        </w:rPr>
-        <w:t xml:space="preserve"> = 0;</w:t>
-      </w:r>
-    </w:p>
-    <w:p>
-      <w:pPr>
-        <w:ind w:firstLine="420"/>
-      </w:pPr>
-      <w:r>
-        <w:rPr>
-          <w:rFonts w:hint="eastAsia"/>
-        </w:rPr>
-        <w:tab/>
-        <w:t>for (</w:t>
-      </w:r>
-      <w:proofErr w:type="spellStart"/>
-      <w:r>
-        <w:rPr>
-          <w:rFonts w:hint="eastAsia"/>
-        </w:rPr>
-        <w:t>i</w:t>
-      </w:r>
-      <w:proofErr w:type="spellEnd"/>
-      <w:r>
-        <w:rPr>
-          <w:rFonts w:hint="eastAsia"/>
-        </w:rPr>
-        <w:t xml:space="preserve">=0; </w:t>
-      </w:r>
-      <w:proofErr w:type="spellStart"/>
-      <w:r>
-        <w:rPr>
-          <w:rFonts w:hint="eastAsia"/>
-        </w:rPr>
-        <w:t>i</w:t>
-      </w:r>
-      <w:proofErr w:type="spellEnd"/>
-      <w:r>
-        <w:rPr>
-          <w:rFonts w:hint="eastAsia"/>
-        </w:rPr>
-        <w:t>&lt;</w:t>
-      </w:r>
-      <w:proofErr w:type="spellStart"/>
-      <w:r>
-        <w:rPr>
-          <w:rFonts w:hint="eastAsia"/>
-        </w:rPr>
-        <w:t>numWorkers</w:t>
-      </w:r>
-      <w:proofErr w:type="spellEnd"/>
-      <w:r>
-        <w:rPr>
-          <w:rFonts w:hint="eastAsia"/>
-        </w:rPr>
-        <w:t xml:space="preserve">; </w:t>
-      </w:r>
-      <w:proofErr w:type="spellStart"/>
-      <w:r>
-        <w:rPr>
-          <w:rFonts w:hint="eastAsia"/>
-        </w:rPr>
-        <w:t>i</w:t>
-      </w:r>
-      <w:proofErr w:type="spellEnd"/>
-      <w:r>
-        <w:rPr>
-          <w:rFonts w:hint="eastAsia"/>
-        </w:rPr>
-        <w:t>+</w:t>
-      </w:r>
-      <w:proofErr w:type="gramStart"/>
-      <w:r>
-        <w:rPr>
-          <w:rFonts w:hint="eastAsia"/>
-        </w:rPr>
-        <w:t>+){</w:t>
-      </w:r>
-      <w:proofErr w:type="gramEnd"/>
-    </w:p>
-    <w:p>
-      <w:pPr>
-        <w:ind w:firstLine="420"/>
-      </w:pPr>
-      <w:r>
-        <w:rPr>
-          <w:rFonts w:hint="eastAsia"/>
-        </w:rPr>
-        <w:tab/>
-      </w:r>
-      <w:r>
-        <w:rPr>
-          <w:rFonts w:hint="eastAsia"/>
-        </w:rPr>
-        <w:tab/>
-        <w:t>struct NWORKER *worker = (struct NWORKER</w:t>
-      </w:r>
-      <w:proofErr w:type="gramStart"/>
-      <w:r>
-        <w:rPr>
-          <w:rFonts w:hint="eastAsia"/>
-        </w:rPr>
-        <w:t>*)malloc</w:t>
-      </w:r>
-      <w:proofErr w:type="gramEnd"/>
-      <w:r>
-        <w:rPr>
-          <w:rFonts w:hint="eastAsia"/>
-        </w:rPr>
-        <w:t>(</w:t>
-      </w:r>
-      <w:proofErr w:type="spellStart"/>
-      <w:r>
-        <w:rPr>
-          <w:rFonts w:hint="eastAsia"/>
-        </w:rPr>
-        <w:t>sizeof</w:t>
-      </w:r>
-      <w:proofErr w:type="spellEnd"/>
-      <w:r>
-        <w:rPr>
-          <w:rFonts w:hint="eastAsia"/>
-        </w:rPr>
-        <w:t>(struct NWORKER));</w:t>
-      </w:r>
-    </w:p>
-    <w:p>
-      <w:pPr>
-        <w:ind w:firstLine="420"/>
-      </w:pPr>
-      <w:r>
-        <w:rPr>
-          <w:rFonts w:hint="eastAsia"/>
-        </w:rPr>
-        <w:tab/>
-      </w:r>
-      <w:r>
-        <w:rPr>
-          <w:rFonts w:hint="eastAsia"/>
-        </w:rPr>
-        <w:tab/>
-      </w:r>
-      <w:proofErr w:type="gramStart"/>
-      <w:r>
-        <w:rPr>
-          <w:rFonts w:hint="eastAsia"/>
-        </w:rPr>
-        <w:t>if(</w:t>
-      </w:r>
-      <w:proofErr w:type="gramEnd"/>
-      <w:r>
-        <w:rPr>
-          <w:rFonts w:hint="eastAsia"/>
-        </w:rPr>
-        <w:t>NULL==worker)</w:t>
-      </w:r>
-    </w:p>
-    <w:p>
-      <w:pPr>
-        <w:ind w:firstLine="420"/>
-      </w:pPr>
-      <w:r>
-        <w:rPr>
-          <w:rFonts w:hint="eastAsia"/>
-        </w:rPr>
-        <w:tab/>
-      </w:r>
-      <w:r>
-        <w:rPr>
-          <w:rFonts w:hint="eastAsia"/>
-        </w:rPr>
-        <w:tab/>
-        <w:t>{</w:t>
-      </w:r>
-    </w:p>
-    <w:p>
-      <w:pPr>
-        <w:ind w:firstLine="420"/>
-      </w:pPr>
-      <w:r>
-        <w:rPr>
-          <w:rFonts w:hint="eastAsia"/>
-        </w:rPr>
-        <w:tab/>
-      </w:r>
-      <w:r>
-        <w:rPr>
-          <w:rFonts w:hint="eastAsia"/>
-        </w:rPr>
-        <w:tab/>
-      </w:r>
-      <w:r>
-        <w:rPr>
-          <w:rFonts w:hint="eastAsia"/>
-        </w:rPr>
-        <w:tab/>
       </w:r>
       <w:proofErr w:type="spellStart"/>
       <w:proofErr w:type="gramStart"/>
@@ -2107,7 +4195,7 @@
         <w:rPr>
           <w:rFonts w:hint="eastAsia"/>
         </w:rPr>
-        <w:t>perror</w:t>
+        <w:t>sizeof</w:t>
       </w:r>
       <w:proofErr w:type="spellEnd"/>
       <w:r>
@@ -2121,55 +4209,76 @@
         <w:rPr>
           <w:rFonts w:hint="eastAsia"/>
         </w:rPr>
-        <w:t>"malloc error");</w:t>
-      </w:r>
-    </w:p>
-    <w:p>
-      <w:pPr>
-        <w:ind w:firstLine="420"/>
-      </w:pPr>
-      <w:r>
-        <w:rPr>
-          <w:rFonts w:hint="eastAsia"/>
-        </w:rPr>
-        <w:tab/>
-      </w:r>
-      <w:r>
-        <w:rPr>
-          <w:rFonts w:hint="eastAsia"/>
-        </w:rPr>
-        <w:tab/>
-      </w:r>
-      <w:r>
-        <w:rPr>
-          <w:rFonts w:hint="eastAsia"/>
-        </w:rPr>
-        <w:tab/>
-        <w:t>return -2;</w:t>
-      </w:r>
-    </w:p>
-    <w:p>
-      <w:pPr>
-        <w:ind w:firstLine="420"/>
-      </w:pPr>
-      <w:r>
-        <w:rPr>
-          <w:rFonts w:hint="eastAsia"/>
-        </w:rPr>
-        <w:tab/>
-      </w:r>
-      <w:r>
-        <w:rPr>
-          <w:rFonts w:hint="eastAsia"/>
-        </w:rPr>
-        <w:tab/>
-        <w:t>}</w:t>
-      </w:r>
-    </w:p>
-    <w:p>
-      <w:pPr>
-        <w:ind w:firstLine="420"/>
-      </w:pPr>
+        <w:t>struct NWORKER)</w:t>
+      </w:r>
+      <w:proofErr w:type="gramStart"/>
+      <w:r>
+        <w:rPr>
+          <w:rFonts w:hint="eastAsia"/>
+        </w:rPr>
+        <w:t>);</w:t>
+      </w:r>
+      <w:proofErr w:type="gramEnd"/>
+    </w:p>
+    <w:p>
+      <w:pPr>
+        <w:ind w:firstLine="420"/>
+      </w:pPr>
+      <w:r>
+        <w:rPr>
+          <w:rFonts w:hint="eastAsia"/>
+        </w:rPr>
+        <w:tab/>
+      </w:r>
+      <w:r>
+        <w:rPr>
+          <w:rFonts w:hint="eastAsia"/>
+        </w:rPr>
+        <w:tab/>
+      </w:r>
+      <w:proofErr w:type="gramStart"/>
+      <w:r>
+        <w:rPr>
+          <w:rFonts w:hint="eastAsia"/>
+        </w:rPr>
+        <w:t>if(</w:t>
+      </w:r>
+      <w:proofErr w:type="gramEnd"/>
+      <w:r>
+        <w:rPr>
+          <w:rFonts w:hint="eastAsia"/>
+        </w:rPr>
+        <w:t>NULL==worker)</w:t>
+      </w:r>
+    </w:p>
+    <w:p>
+      <w:pPr>
+        <w:ind w:firstLine="420"/>
+      </w:pPr>
+      <w:r>
+        <w:rPr>
+          <w:rFonts w:hint="eastAsia"/>
+        </w:rPr>
+        <w:tab/>
+      </w:r>
+      <w:r>
+        <w:rPr>
+          <w:rFonts w:hint="eastAsia"/>
+        </w:rPr>
+        <w:tab/>
+        <w:t>{</w:t>
+      </w:r>
+    </w:p>
+    <w:p>
+      <w:pPr>
+        <w:ind w:firstLine="420"/>
+      </w:pPr>
+      <w:r>
+        <w:rPr>
+          <w:rFonts w:hint="eastAsia"/>
+        </w:rPr>
+        <w:tab/>
+      </w:r>
       <w:r>
         <w:rPr>
           <w:rFonts w:hint="eastAsia"/>
@@ -2188,6 +4297,95 @@
         <w:rPr>
           <w:rFonts w:hint="eastAsia"/>
         </w:rPr>
+        <w:t>perror</w:t>
+      </w:r>
+      <w:proofErr w:type="spellEnd"/>
+      <w:r>
+        <w:rPr>
+          <w:rFonts w:hint="eastAsia"/>
+        </w:rPr>
+        <w:t>(</w:t>
+      </w:r>
+      <w:proofErr w:type="gramEnd"/>
+      <w:r>
+        <w:rPr>
+          <w:rFonts w:hint="eastAsia"/>
+        </w:rPr>
+        <w:t>"malloc error"</w:t>
+      </w:r>
+      <w:proofErr w:type="gramStart"/>
+      <w:r>
+        <w:rPr>
+          <w:rFonts w:hint="eastAsia"/>
+        </w:rPr>
+        <w:t>);</w:t>
+      </w:r>
+      <w:proofErr w:type="gramEnd"/>
+    </w:p>
+    <w:p>
+      <w:pPr>
+        <w:ind w:firstLine="420"/>
+      </w:pPr>
+      <w:r>
+        <w:rPr>
+          <w:rFonts w:hint="eastAsia"/>
+        </w:rPr>
+        <w:tab/>
+      </w:r>
+      <w:r>
+        <w:rPr>
+          <w:rFonts w:hint="eastAsia"/>
+        </w:rPr>
+        <w:tab/>
+      </w:r>
+      <w:r>
+        <w:rPr>
+          <w:rFonts w:hint="eastAsia"/>
+        </w:rPr>
+        <w:tab/>
+        <w:t>return -2;</w:t>
+      </w:r>
+    </w:p>
+    <w:p>
+      <w:pPr>
+        <w:ind w:firstLine="420"/>
+      </w:pPr>
+      <w:r>
+        <w:rPr>
+          <w:rFonts w:hint="eastAsia"/>
+        </w:rPr>
+        <w:tab/>
+      </w:r>
+      <w:r>
+        <w:rPr>
+          <w:rFonts w:hint="eastAsia"/>
+        </w:rPr>
+        <w:tab/>
+        <w:t>}</w:t>
+      </w:r>
+    </w:p>
+    <w:p>
+      <w:pPr>
+        <w:ind w:firstLine="420"/>
+      </w:pPr>
+      <w:r>
+        <w:rPr>
+          <w:rFonts w:hint="eastAsia"/>
+        </w:rPr>
+        <w:tab/>
+      </w:r>
+      <w:r>
+        <w:rPr>
+          <w:rFonts w:hint="eastAsia"/>
+        </w:rPr>
+        <w:tab/>
+      </w:r>
+      <w:proofErr w:type="spellStart"/>
+      <w:proofErr w:type="gramStart"/>
+      <w:r>
+        <w:rPr>
+          <w:rFonts w:hint="eastAsia"/>
+        </w:rPr>
         <w:t>memset</w:t>
       </w:r>
       <w:proofErr w:type="spellEnd"/>
@@ -2202,8 +4400,30 @@
         <w:rPr>
           <w:rFonts w:hint="eastAsia"/>
         </w:rPr>
-        <w:t>worker,0,sizeof(struct NWORKER));</w:t>
-      </w:r>
+        <w:t>worker,</w:t>
+      </w:r>
+      <w:proofErr w:type="gramStart"/>
+      <w:r>
+        <w:rPr>
+          <w:rFonts w:hint="eastAsia"/>
+        </w:rPr>
+        <w:t>0,sizeof</w:t>
+      </w:r>
+      <w:proofErr w:type="gramEnd"/>
+      <w:r>
+        <w:rPr>
+          <w:rFonts w:hint="eastAsia"/>
+        </w:rPr>
+        <w:t>(struct NWORKER)</w:t>
+      </w:r>
+      <w:proofErr w:type="gramStart"/>
+      <w:r>
+        <w:rPr>
+          <w:rFonts w:hint="eastAsia"/>
+        </w:rPr>
+        <w:t>);</w:t>
+      </w:r>
+      <w:proofErr w:type="gramEnd"/>
     </w:p>
     <w:p>
       <w:pPr>
@@ -2366,30 +4586,30 @@
         <w:rPr>
           <w:rFonts w:hint="eastAsia"/>
         </w:rPr>
+        <w:tab/>
+        <w:t>return 0;</w:t>
+      </w:r>
+    </w:p>
+    <w:p>
+      <w:pPr>
+        <w:ind w:firstLine="420"/>
+      </w:pPr>
+      <w:r>
+        <w:rPr>
+          <w:rFonts w:hint="eastAsia"/>
+        </w:rPr>
+        <w:t>}</w:t>
+      </w:r>
+    </w:p>
+    <w:p>
+      <w:pPr>
+        <w:pStyle w:val="3"/>
+      </w:pPr>
+      <w:r>
+        <w:rPr>
+          <w:rFonts w:hint="eastAsia"/>
+        </w:rPr>
         <w:lastRenderedPageBreak/>
-        <w:tab/>
-        <w:t>return 0;</w:t>
-      </w:r>
-    </w:p>
-    <w:p>
-      <w:pPr>
-        <w:ind w:firstLine="420"/>
-      </w:pPr>
-      <w:r>
-        <w:rPr>
-          <w:rFonts w:hint="eastAsia"/>
-        </w:rPr>
-        <w:t>}</w:t>
-      </w:r>
-    </w:p>
-    <w:p>
-      <w:pPr>
-        <w:pStyle w:val="3"/>
-      </w:pPr>
-      <w:r>
-        <w:rPr>
-          <w:rFonts w:hint="eastAsia"/>
-        </w:rPr>
         <w:t>销毁线程池</w:t>
       </w:r>
     </w:p>
@@ -2500,8 +4720,16 @@
         <w:rPr>
           <w:rFonts w:hint="eastAsia"/>
         </w:rPr>
-        <w:t xml:space="preserve"> *pool, struct NJOB *job){</w:t>
-      </w:r>
+        <w:t xml:space="preserve"> *pool, struct NJOB *</w:t>
+      </w:r>
+      <w:proofErr w:type="gramStart"/>
+      <w:r>
+        <w:rPr>
+          <w:rFonts w:hint="eastAsia"/>
+        </w:rPr>
+        <w:t>job){</w:t>
+      </w:r>
+      <w:proofErr w:type="gramEnd"/>
     </w:p>
     <w:p>
       <w:pPr>
@@ -2561,43 +4789,90 @@
         <w:t>ADD(</w:t>
       </w:r>
       <w:proofErr w:type="spellStart"/>
+      <w:r>
+        <w:rPr>
+          <w:rFonts w:hint="eastAsia"/>
+        </w:rPr>
+        <w:t>job,pool</w:t>
+      </w:r>
+      <w:proofErr w:type="spellEnd"/>
       <w:proofErr w:type="gramEnd"/>
       <w:r>
         <w:rPr>
           <w:rFonts w:hint="eastAsia"/>
         </w:rPr>
-        <w:t>job,pool</w:t>
+        <w:t>-&gt;jobs</w:t>
+      </w:r>
+      <w:proofErr w:type="gramStart"/>
+      <w:r>
+        <w:rPr>
+          <w:rFonts w:hint="eastAsia"/>
+        </w:rPr>
+        <w:t>);</w:t>
+      </w:r>
+      <w:proofErr w:type="gramEnd"/>
+    </w:p>
+    <w:p>
+      <w:pPr>
+        <w:ind w:firstLine="420"/>
+      </w:pPr>
+      <w:r>
+        <w:rPr>
+          <w:rFonts w:hint="eastAsia"/>
+        </w:rPr>
+        <w:tab/>
+      </w:r>
+      <w:proofErr w:type="spellStart"/>
+      <w:r>
+        <w:rPr>
+          <w:rFonts w:hint="eastAsia"/>
+        </w:rPr>
+        <w:t>pthread_cond_signal</w:t>
       </w:r>
       <w:proofErr w:type="spellEnd"/>
       <w:r>
         <w:rPr>
           <w:rFonts w:hint="eastAsia"/>
         </w:rPr>
-        <w:t>-&gt;jobs);</w:t>
-      </w:r>
-    </w:p>
-    <w:p>
-      <w:pPr>
-        <w:ind w:firstLine="420"/>
-      </w:pPr>
-      <w:r>
-        <w:rPr>
-          <w:rFonts w:hint="eastAsia"/>
-        </w:rPr>
-        <w:tab/>
+        <w:t>(pool-&gt;</w:t>
       </w:r>
       <w:proofErr w:type="spellStart"/>
       <w:r>
         <w:rPr>
           <w:rFonts w:hint="eastAsia"/>
         </w:rPr>
-        <w:t>pthread_cond_signal</w:t>
+        <w:t>cond</w:t>
       </w:r>
       <w:proofErr w:type="spellEnd"/>
       <w:r>
         <w:rPr>
           <w:rFonts w:hint="eastAsia"/>
         </w:rPr>
+        <w:t>);</w:t>
+      </w:r>
+    </w:p>
+    <w:p>
+      <w:pPr>
+        <w:ind w:firstLine="420"/>
+      </w:pPr>
+      <w:r>
+        <w:rPr>
+          <w:rFonts w:hint="eastAsia"/>
+        </w:rPr>
+        <w:tab/>
+      </w:r>
+      <w:proofErr w:type="spellStart"/>
+      <w:r>
+        <w:rPr>
+          <w:rFonts w:hint="eastAsia"/>
+        </w:rPr>
+        <w:t>pthread_mutex_unlock</w:t>
+      </w:r>
+      <w:proofErr w:type="spellEnd"/>
+      <w:r>
+        <w:rPr>
+          <w:rFonts w:hint="eastAsia"/>
+        </w:rPr>
         <w:t>(pool-&gt;</w:t>
       </w:r>
       <w:proofErr w:type="spellStart"/>
@@ -2605,7 +4880,7 @@
         <w:rPr>
           <w:rFonts w:hint="eastAsia"/>
         </w:rPr>
-        <w:t>cond</w:t>
+        <w:t>mtx</w:t>
       </w:r>
       <w:proofErr w:type="spellEnd"/>
       <w:r>
@@ -2623,45 +4898,6 @@
         <w:rPr>
           <w:rFonts w:hint="eastAsia"/>
         </w:rPr>
-        <w:tab/>
-      </w:r>
-      <w:proofErr w:type="spellStart"/>
-      <w:r>
-        <w:rPr>
-          <w:rFonts w:hint="eastAsia"/>
-        </w:rPr>
-        <w:t>pthread_mutex_unlock</w:t>
-      </w:r>
-      <w:proofErr w:type="spellEnd"/>
-      <w:r>
-        <w:rPr>
-          <w:rFonts w:hint="eastAsia"/>
-        </w:rPr>
-        <w:t>(pool-&gt;</w:t>
-      </w:r>
-      <w:proofErr w:type="spellStart"/>
-      <w:r>
-        <w:rPr>
-          <w:rFonts w:hint="eastAsia"/>
-        </w:rPr>
-        <w:t>mtx</w:t>
-      </w:r>
-      <w:proofErr w:type="spellEnd"/>
-      <w:r>
-        <w:rPr>
-          <w:rFonts w:hint="eastAsia"/>
-        </w:rPr>
-        <w:t>);</w:t>
-      </w:r>
-    </w:p>
-    <w:p>
-      <w:pPr>
-        <w:ind w:firstLine="420"/>
-      </w:pPr>
-      <w:r>
-        <w:rPr>
-          <w:rFonts w:hint="eastAsia"/>
-        </w:rPr>
         <w:t>}</w:t>
       </w:r>
     </w:p>
@@ -2696,7 +4932,7 @@
           <w:noProof/>
         </w:rPr>
         <w:drawing>
-          <wp:inline distT="0" distB="0" distL="114300" distR="114300">
+          <wp:inline distT="0" distB="0" distL="114300" distR="114300" wp14:anchorId="66D01822" wp14:editId="583AC58A">
             <wp:extent cx="4611370" cy="2713990"/>
             <wp:effectExtent l="0" t="0" r="17780" b="10160"/>
             <wp:docPr id="2" name="图片 1"/>
@@ -2713,7 +4949,7 @@
                     </pic:cNvPicPr>
                   </pic:nvPicPr>
                   <pic:blipFill>
-                    <a:blip r:embed="rId7"/>
+                    <a:blip r:embed="rId10"/>
                     <a:stretch>
                       <a:fillRect/>
                     </a:stretch>
@@ -2814,7 +5050,6 @@
         <w:rPr>
           <w:rFonts w:hint="eastAsia"/>
         </w:rPr>
-        <w:lastRenderedPageBreak/>
         <w:t>创建</w:t>
       </w:r>
       <w:r>
@@ -2869,6 +5104,7 @@
         <w:rPr>
           <w:rFonts w:hint="eastAsia"/>
         </w:rPr>
+        <w:lastRenderedPageBreak/>
         <w:t>失败时，销毁开辟的所有空间</w:t>
       </w:r>
     </w:p>
@@ -2881,7 +5117,7 @@
           <w:noProof/>
         </w:rPr>
         <w:drawing>
-          <wp:inline distT="0" distB="0" distL="114300" distR="114300">
+          <wp:inline distT="0" distB="0" distL="114300" distR="114300" wp14:anchorId="61B91C44" wp14:editId="157E5471">
             <wp:extent cx="4447540" cy="2102485"/>
             <wp:effectExtent l="0" t="0" r="10160" b="12065"/>
             <wp:docPr id="3" name="图片 2"/>
@@ -2898,7 +5134,7 @@
                     </pic:cNvPicPr>
                   </pic:nvPicPr>
                   <pic:blipFill>
-                    <a:blip r:embed="rId8"/>
+                    <a:blip r:embed="rId11"/>
                     <a:stretch>
                       <a:fillRect/>
                     </a:stretch>
@@ -2932,7 +5168,7 @@
           <w:noProof/>
         </w:rPr>
         <w:drawing>
-          <wp:inline distT="0" distB="0" distL="114300" distR="114300">
+          <wp:inline distT="0" distB="0" distL="114300" distR="114300" wp14:anchorId="2A7A3092" wp14:editId="2CA60963">
             <wp:extent cx="4054475" cy="2037080"/>
             <wp:effectExtent l="0" t="0" r="3175" b="1270"/>
             <wp:docPr id="4" name="图片 3"/>
@@ -2949,7 +5185,7 @@
                     </pic:cNvPicPr>
                   </pic:nvPicPr>
                   <pic:blipFill>
-                    <a:blip r:embed="rId9"/>
+                    <a:blip r:embed="rId12"/>
                     <a:stretch>
                       <a:fillRect/>
                     </a:stretch>
@@ -2983,7 +5219,7 @@
           <w:noProof/>
         </w:rPr>
         <w:drawing>
-          <wp:inline distT="0" distB="0" distL="114300" distR="114300">
+          <wp:inline distT="0" distB="0" distL="114300" distR="114300" wp14:anchorId="78C2E537" wp14:editId="67E06F68">
             <wp:extent cx="4462780" cy="1401445"/>
             <wp:effectExtent l="0" t="0" r="13970" b="8255"/>
             <wp:docPr id="5" name="图片 4"/>
@@ -3000,7 +5236,7 @@
                     </pic:cNvPicPr>
                   </pic:nvPicPr>
                   <pic:blipFill>
-                    <a:blip r:embed="rId10"/>
+                    <a:blip r:embed="rId13"/>
                     <a:stretch>
                       <a:fillRect/>
                     </a:stretch>
@@ -3068,254 +5304,6 @@
     <w:p>
       <w:pPr>
         <w:pStyle w:val="1"/>
-        <w:rPr>
-          <w:rFonts w:cs="Times New Roman"/>
-        </w:rPr>
-      </w:pPr>
-      <w:r>
-        <w:rPr>
-          <w:rFonts w:cs="Times New Roman" w:hint="eastAsia"/>
-        </w:rPr>
-        <w:t>线程池与消息队列</w:t>
-      </w:r>
-    </w:p>
-    <w:p>
-      <w:pPr>
-        <w:ind w:firstLine="420"/>
-      </w:pPr>
-      <w:r>
-        <w:rPr>
-          <w:rFonts w:hint="eastAsia"/>
-        </w:rPr>
-        <w:t>1</w:t>
-      </w:r>
-      <w:r>
-        <w:rPr>
-          <w:rFonts w:hint="eastAsia"/>
-        </w:rPr>
-        <w:t>、两者内部都使用了队列，如阻塞队列、优先级队列；</w:t>
-      </w:r>
-    </w:p>
-    <w:p>
-      <w:pPr>
-        <w:ind w:firstLine="420"/>
-      </w:pPr>
-      <w:r>
-        <w:rPr>
-          <w:rFonts w:hint="eastAsia"/>
-        </w:rPr>
-        <w:lastRenderedPageBreak/>
-        <w:t>2</w:t>
-      </w:r>
-      <w:r>
-        <w:rPr>
-          <w:rFonts w:hint="eastAsia"/>
-        </w:rPr>
-        <w:t>、使用线程池时应用服务器既充当生产者又充当消费者，也是消息队列中间件的实现者，使用消息队列时中间件、生产者、消费者可以部署在不同的应用机器上（当然也可以部署在一台服务器上但很少有人这么用）；</w:t>
-      </w:r>
-    </w:p>
-    <w:p>
-      <w:pPr>
-        <w:ind w:firstLine="420"/>
-      </w:pPr>
-      <w:r>
-        <w:rPr>
-          <w:rFonts w:hint="eastAsia"/>
-        </w:rPr>
-        <w:t>3</w:t>
-      </w:r>
-      <w:r>
-        <w:rPr>
-          <w:rFonts w:hint="eastAsia"/>
-        </w:rPr>
-        <w:t>、出于第</w:t>
-      </w:r>
-      <w:r>
-        <w:rPr>
-          <w:rFonts w:hint="eastAsia"/>
-        </w:rPr>
-        <w:t>2</w:t>
-      </w:r>
-      <w:r>
-        <w:rPr>
-          <w:rFonts w:hint="eastAsia"/>
-        </w:rPr>
-        <w:t>点线程池更适合非分布式的系统，但在分布式架构下消息队列明显是更优项；</w:t>
-      </w:r>
-    </w:p>
-    <w:p>
-      <w:pPr>
-        <w:ind w:firstLine="420"/>
-      </w:pPr>
-      <w:r>
-        <w:rPr>
-          <w:rFonts w:hint="eastAsia"/>
-        </w:rPr>
-        <w:t>4</w:t>
-      </w:r>
-      <w:r>
-        <w:rPr>
-          <w:rFonts w:hint="eastAsia"/>
-        </w:rPr>
-        <w:t>、使用消息队列会带来额外的网络开销；</w:t>
-      </w:r>
-    </w:p>
-    <w:p>
-      <w:pPr>
-        <w:ind w:firstLine="420"/>
-      </w:pPr>
-      <w:r>
-        <w:rPr>
-          <w:rFonts w:hint="eastAsia"/>
-        </w:rPr>
-        <w:t>5</w:t>
-      </w:r>
-      <w:r>
-        <w:rPr>
-          <w:rFonts w:hint="eastAsia"/>
-        </w:rPr>
-        <w:t>、消息队列的耦合性更低，可扩展性更好</w:t>
-      </w:r>
-      <w:r>
-        <w:rPr>
-          <w:rFonts w:hint="eastAsia"/>
-        </w:rPr>
-        <w:t>,</w:t>
-      </w:r>
-      <w:r>
-        <w:rPr>
-          <w:rFonts w:hint="eastAsia"/>
-        </w:rPr>
-        <w:t>适用于弱一致性的场景，如对</w:t>
-      </w:r>
-      <w:r>
-        <w:rPr>
-          <w:rFonts w:hint="eastAsia"/>
-        </w:rPr>
-        <w:t>log</w:t>
-      </w:r>
-      <w:r>
-        <w:rPr>
-          <w:rFonts w:hint="eastAsia"/>
-        </w:rPr>
-        <w:t>日志的解耦</w:t>
-      </w:r>
-      <w:r>
-        <w:rPr>
-          <w:rFonts w:hint="eastAsia"/>
-        </w:rPr>
-        <w:t>;</w:t>
-      </w:r>
-    </w:p>
-    <w:p>
-      <w:pPr>
-        <w:ind w:firstLine="420"/>
-      </w:pPr>
-      <w:r>
-        <w:rPr>
-          <w:rFonts w:hint="eastAsia"/>
-        </w:rPr>
-        <w:t>6</w:t>
-      </w:r>
-      <w:r>
-        <w:rPr>
-          <w:rFonts w:hint="eastAsia"/>
-        </w:rPr>
-        <w:t>、消息队列自动实现消息的持久化，中间已经实现了大量功能，如消息转发、消息拒绝、消息重试，以及对消息的一些监控，例如消息的消费状态、消息的消费速率等，使用线程池如果需要很多功能还要自己去实现，例如需要执行状态需要打印队列数量、计算消息消费速度；</w:t>
-      </w:r>
-    </w:p>
-    <w:p>
-      <w:pPr>
-        <w:ind w:firstLine="420"/>
-      </w:pPr>
-      <w:r>
-        <w:rPr>
-          <w:rFonts w:hint="eastAsia"/>
-        </w:rPr>
-        <w:t>7</w:t>
-      </w:r>
-      <w:r>
-        <w:rPr>
-          <w:rFonts w:hint="eastAsia"/>
-        </w:rPr>
-        <w:t>、在不同系统间的服务调用（调用协议也可能不一致）线程池很难实现或开销很大，这时候消息队列可以屏蔽不同机器或不同协议的问题；</w:t>
-      </w:r>
-    </w:p>
-    <w:p>
-      <w:pPr>
-        <w:ind w:firstLine="420"/>
-      </w:pPr>
-      <w:r>
-        <w:rPr>
-          <w:rFonts w:hint="eastAsia"/>
-        </w:rPr>
-        <w:t>8</w:t>
-      </w:r>
-      <w:r>
-        <w:rPr>
-          <w:rFonts w:hint="eastAsia"/>
-        </w:rPr>
-        <w:t>、使用消息队列会提升系统的复杂度，网络抖动怎么办？最大队列长度怎么设置？超时时间又设置多少？</w:t>
-      </w:r>
-      <w:proofErr w:type="spellStart"/>
-      <w:r>
-        <w:rPr>
-          <w:rFonts w:hint="eastAsia"/>
-        </w:rPr>
-        <w:t>Qos</w:t>
-      </w:r>
-      <w:proofErr w:type="spellEnd"/>
-      <w:r>
-        <w:rPr>
-          <w:rFonts w:hint="eastAsia"/>
-        </w:rPr>
-        <w:t>又设置为多少？消费者多少个比较合适？</w:t>
-      </w:r>
-      <w:r>
-        <w:rPr>
-          <w:rFonts w:hint="eastAsia"/>
-        </w:rPr>
-        <w:t>Channel cache size</w:t>
-      </w:r>
-      <w:r>
-        <w:rPr>
-          <w:rFonts w:hint="eastAsia"/>
-        </w:rPr>
-        <w:t>又该设置为多少？业务线可能都是用同一个</w:t>
-      </w:r>
-      <w:proofErr w:type="spellStart"/>
-      <w:r>
-        <w:rPr>
-          <w:rFonts w:hint="eastAsia"/>
-        </w:rPr>
-        <w:t>Mq</w:t>
-      </w:r>
-      <w:proofErr w:type="spellEnd"/>
-      <w:r>
-        <w:rPr>
-          <w:rFonts w:hint="eastAsia"/>
-        </w:rPr>
-        <w:t>，你占资源太多，或者设计不当可能会导致整个</w:t>
-      </w:r>
-      <w:proofErr w:type="spellStart"/>
-      <w:r>
-        <w:rPr>
-          <w:rFonts w:hint="eastAsia"/>
-        </w:rPr>
-        <w:t>Mq</w:t>
-      </w:r>
-      <w:proofErr w:type="spellEnd"/>
-      <w:r>
-        <w:rPr>
-          <w:rFonts w:hint="eastAsia"/>
-        </w:rPr>
-        <w:t>故障。</w:t>
-      </w:r>
-    </w:p>
-    <w:p/>
-    <w:p>
-      <w:pPr>
-        <w:pStyle w:val="1"/>
       </w:pPr>
       <w:r>
         <w:rPr>
@@ -3364,8 +5352,58 @@
 </w:document>
 </file>
 
+<file path=word/endnotes.xml><?xml version="1.0" encoding="utf-8"?>
+<w:endnotes xmlns:wpc="http://schemas.microsoft.com/office/word/2010/wordprocessingCanvas" xmlns:cx="http://schemas.microsoft.com/office/drawing/2014/chartex" xmlns:cx1="http://schemas.microsoft.com/office/drawing/2015/9/8/chartex" xmlns:cx2="http://schemas.microsoft.com/office/drawing/2015/10/21/chartex" xmlns:cx3="http://schemas.microsoft.com/office/drawing/2016/5/9/chartex" xmlns:cx4="http://schemas.microsoft.com/office/drawing/2016/5/10/chartex" xmlns:cx5="http://schemas.microsoft.com/office/drawing/2016/5/11/chartex" xmlns:cx6="http://schemas.microsoft.com/office/drawing/2016/5/12/chartex" xmlns:cx7="http://schemas.microsoft.com/office/drawing/2016/5/13/chartex" xmlns:cx8="http://schemas.microsoft.com/office/drawing/2016/5/14/chartex" xmlns:mc="http://schemas.openxmlformats.org/markup-compatibility/2006" xmlns:aink="http://schemas.microsoft.com/office/drawing/2016/ink" xmlns:am3d="http://schemas.microsoft.com/office/drawing/2017/model3d" xmlns:o="urn:schemas-microsoft-com:office:office" xmlns:oel="http://schemas.microsoft.com/office/2019/extlst" xmlns:r="http://schemas.openxmlformats.org/officeDocument/2006/relationships" xmlns:m="http://schemas.openxmlformats.org/officeDocument/2006/math" xmlns:v="urn:schemas-microsoft-com:vml" xmlns:wp14="http://schemas.microsoft.com/office/word/2010/wordprocessingDrawing" xmlns:wp="http://schemas.openxmlformats.org/drawingml/2006/wordprocessingDrawing" xmlns:w10="urn:schemas-microsoft-com:office:word" xmlns:w="http://schemas.openxmlformats.org/wordprocessingml/2006/main" xmlns:w14="http://schemas.microsoft.com/office/word/2010/wordml" xmlns:w15="http://schemas.microsoft.com/office/word/2012/wordml" xmlns:w16cex="http://schemas.microsoft.com/office/word/2018/wordml/cex" xmlns:w16cid="http://schemas.microsoft.com/office/word/2016/wordml/cid" xmlns:w16="http://schemas.microsoft.com/office/word/2018/wordml" xmlns:w16du="http://schemas.microsoft.com/office/word/2023/wordml/word16du" xmlns:w16sdtdh="http://schemas.microsoft.com/office/word/2020/wordml/sdtdatahash" xmlns:w16sdtfl="http://schemas.microsoft.com/office/word/2024/wordml/sdtformatlock" xmlns:w16se="http://schemas.microsoft.com/office/word/2015/wordml/symex" xmlns:wpg="http://schemas.microsoft.com/office/word/2010/wordprocessingGroup" xmlns:wpi="http://schemas.microsoft.com/office/word/2010/wordprocessingInk" xmlns:wne="http://schemas.microsoft.com/office/word/2006/wordml" xmlns:wps="http://schemas.microsoft.com/office/word/2010/wordprocessingShape" mc:Ignorable="w14 w15 w16se w16cid w16 w16cex w16sdtdh w16sdtfl w16du wp14">
+  <w:endnote w:type="separator" w:id="-1">
+    <w:p>
+      <w:pPr>
+        <w:spacing w:line="240" w:lineRule="auto"/>
+      </w:pPr>
+      <w:r>
+        <w:separator/>
+      </w:r>
+    </w:p>
+  </w:endnote>
+  <w:endnote w:type="continuationSeparator" w:id="0">
+    <w:p>
+      <w:pPr>
+        <w:spacing w:line="240" w:lineRule="auto"/>
+      </w:pPr>
+      <w:r>
+        <w:continuationSeparator/>
+      </w:r>
+    </w:p>
+  </w:endnote>
+</w:endnotes>
+</file>
+
+<file path=word/footnotes.xml><?xml version="1.0" encoding="utf-8"?>
+<w:footnotes xmlns:wpc="http://schemas.microsoft.com/office/word/2010/wordprocessingCanvas" xmlns:cx="http://schemas.microsoft.com/office/drawing/2014/chartex" xmlns:cx1="http://schemas.microsoft.com/office/drawing/2015/9/8/chartex" xmlns:cx2="http://schemas.microsoft.com/office/drawing/2015/10/21/chartex" xmlns:cx3="http://schemas.microsoft.com/office/drawing/2016/5/9/chartex" xmlns:cx4="http://schemas.microsoft.com/office/drawing/2016/5/10/chartex" xmlns:cx5="http://schemas.microsoft.com/office/drawing/2016/5/11/chartex" xmlns:cx6="http://schemas.microsoft.com/office/drawing/2016/5/12/chartex" xmlns:cx7="http://schemas.microsoft.com/office/drawing/2016/5/13/chartex" xmlns:cx8="http://schemas.microsoft.com/office/drawing/2016/5/14/chartex" xmlns:mc="http://schemas.openxmlformats.org/markup-compatibility/2006" xmlns:aink="http://schemas.microsoft.com/office/drawing/2016/ink" xmlns:am3d="http://schemas.microsoft.com/office/drawing/2017/model3d" xmlns:o="urn:schemas-microsoft-com:office:office" xmlns:oel="http://schemas.microsoft.com/office/2019/extlst" xmlns:r="http://schemas.openxmlformats.org/officeDocument/2006/relationships" xmlns:m="http://schemas.openxmlformats.org/officeDocument/2006/math" xmlns:v="urn:schemas-microsoft-com:vml" xmlns:wp14="http://schemas.microsoft.com/office/word/2010/wordprocessingDrawing" xmlns:wp="http://schemas.openxmlformats.org/drawingml/2006/wordprocessingDrawing" xmlns:w10="urn:schemas-microsoft-com:office:word" xmlns:w="http://schemas.openxmlformats.org/wordprocessingml/2006/main" xmlns:w14="http://schemas.microsoft.com/office/word/2010/wordml" xmlns:w15="http://schemas.microsoft.com/office/word/2012/wordml" xmlns:w16cex="http://schemas.microsoft.com/office/word/2018/wordml/cex" xmlns:w16cid="http://schemas.microsoft.com/office/word/2016/wordml/cid" xmlns:w16="http://schemas.microsoft.com/office/word/2018/wordml" xmlns:w16du="http://schemas.microsoft.com/office/word/2023/wordml/word16du" xmlns:w16sdtdh="http://schemas.microsoft.com/office/word/2020/wordml/sdtdatahash" xmlns:w16sdtfl="http://schemas.microsoft.com/office/word/2024/wordml/sdtformatlock" xmlns:w16se="http://schemas.microsoft.com/office/word/2015/wordml/symex" xmlns:wpg="http://schemas.microsoft.com/office/word/2010/wordprocessingGroup" xmlns:wpi="http://schemas.microsoft.com/office/word/2010/wordprocessingInk" xmlns:wne="http://schemas.microsoft.com/office/word/2006/wordml" xmlns:wps="http://schemas.microsoft.com/office/word/2010/wordprocessingShape" mc:Ignorable="w14 w15 w16se w16cid w16 w16cex w16sdtdh w16sdtfl w16du wp14">
+  <w:footnote w:type="separator" w:id="-1">
+    <w:p>
+      <w:pPr>
+        <w:spacing w:line="240" w:lineRule="auto"/>
+      </w:pPr>
+      <w:r>
+        <w:separator/>
+      </w:r>
+    </w:p>
+  </w:footnote>
+  <w:footnote w:type="continuationSeparator" w:id="0">
+    <w:p>
+      <w:pPr>
+        <w:spacing w:line="240" w:lineRule="auto"/>
+      </w:pPr>
+      <w:r>
+        <w:continuationSeparator/>
+      </w:r>
+    </w:p>
+  </w:footnote>
+</w:footnotes>
+</file>
+
 <file path=word/numbering.xml><?xml version="1.0" encoding="utf-8"?>
-<w:numbering xmlns:wpc="http://schemas.microsoft.com/office/word/2010/wordprocessingCanvas" xmlns:cx="http://schemas.microsoft.com/office/drawing/2014/chartex" xmlns:cx1="http://schemas.microsoft.com/office/drawing/2015/9/8/chartex" xmlns:cx2="http://schemas.microsoft.com/office/drawing/2015/10/21/chartex" xmlns:cx3="http://schemas.microsoft.com/office/drawing/2016/5/9/chartex" xmlns:cx4="http://schemas.microsoft.com/office/drawing/2016/5/10/chartex" xmlns:cx5="http://schemas.microsoft.com/office/drawing/2016/5/11/chartex" xmlns:cx6="http://schemas.microsoft.com/office/drawing/2016/5/12/chartex" xmlns:cx7="http://schemas.microsoft.com/office/drawing/2016/5/13/chartex" xmlns:cx8="http://schemas.microsoft.com/office/drawing/2016/5/14/chartex" xmlns:mc="http://schemas.openxmlformats.org/markup-compatibility/2006" xmlns:aink="http://schemas.microsoft.com/office/drawing/2016/ink" xmlns:am3d="http://schemas.microsoft.com/office/drawing/2017/model3d" xmlns:o="urn:schemas-microsoft-com:office:office" xmlns:oel="http://schemas.microsoft.com/office/2019/extlst" xmlns:r="http://schemas.openxmlformats.org/officeDocument/2006/relationships" xmlns:m="http://schemas.openxmlformats.org/officeDocument/2006/math" xmlns:v="urn:schemas-microsoft-com:vml" xmlns:wp14="http://schemas.microsoft.com/office/word/2010/wordprocessingDrawing" xmlns:wp="http://schemas.openxmlformats.org/drawingml/2006/wordprocessingDrawing" xmlns:w10="urn:schemas-microsoft-com:office:word" xmlns:w="http://schemas.openxmlformats.org/wordprocessingml/2006/main" xmlns:w14="http://schemas.microsoft.com/office/word/2010/wordml" xmlns:w15="http://schemas.microsoft.com/office/word/2012/wordml" xmlns:w16cex="http://schemas.microsoft.com/office/word/2018/wordml/cex" xmlns:w16cid="http://schemas.microsoft.com/office/word/2016/wordml/cid" xmlns:w16="http://schemas.microsoft.com/office/word/2018/wordml" xmlns:w16sdtdh="http://schemas.microsoft.com/office/word/2020/wordml/sdtdatahash" xmlns:w16se="http://schemas.microsoft.com/office/word/2015/wordml/symex" xmlns:wpg="http://schemas.microsoft.com/office/word/2010/wordprocessingGroup" xmlns:wpi="http://schemas.microsoft.com/office/word/2010/wordprocessingInk" xmlns:wne="http://schemas.microsoft.com/office/word/2006/wordml" xmlns:wps="http://schemas.microsoft.com/office/word/2010/wordprocessingShape" mc:Ignorable="w14 w15 w16se w16cid w16 w16cex w16sdtdh wp14">
+<w:numbering xmlns:wpc="http://schemas.microsoft.com/office/word/2010/wordprocessingCanvas" xmlns:cx="http://schemas.microsoft.com/office/drawing/2014/chartex" xmlns:cx1="http://schemas.microsoft.com/office/drawing/2015/9/8/chartex" xmlns:cx2="http://schemas.microsoft.com/office/drawing/2015/10/21/chartex" xmlns:cx3="http://schemas.microsoft.com/office/drawing/2016/5/9/chartex" xmlns:cx4="http://schemas.microsoft.com/office/drawing/2016/5/10/chartex" xmlns:cx5="http://schemas.microsoft.com/office/drawing/2016/5/11/chartex" xmlns:cx6="http://schemas.microsoft.com/office/drawing/2016/5/12/chartex" xmlns:cx7="http://schemas.microsoft.com/office/drawing/2016/5/13/chartex" xmlns:cx8="http://schemas.microsoft.com/office/drawing/2016/5/14/chartex" xmlns:mc="http://schemas.openxmlformats.org/markup-compatibility/2006" xmlns:aink="http://schemas.microsoft.com/office/drawing/2016/ink" xmlns:am3d="http://schemas.microsoft.com/office/drawing/2017/model3d" xmlns:o="urn:schemas-microsoft-com:office:office" xmlns:oel="http://schemas.microsoft.com/office/2019/extlst" xmlns:r="http://schemas.openxmlformats.org/officeDocument/2006/relationships" xmlns:m="http://schemas.openxmlformats.org/officeDocument/2006/math" xmlns:v="urn:schemas-microsoft-com:vml" xmlns:wp14="http://schemas.microsoft.com/office/word/2010/wordprocessingDrawing" xmlns:wp="http://schemas.openxmlformats.org/drawingml/2006/wordprocessingDrawing" xmlns:w10="urn:schemas-microsoft-com:office:word" xmlns:w="http://schemas.openxmlformats.org/wordprocessingml/2006/main" xmlns:w14="http://schemas.microsoft.com/office/word/2010/wordml" xmlns:w15="http://schemas.microsoft.com/office/word/2012/wordml" xmlns:w16cex="http://schemas.microsoft.com/office/word/2018/wordml/cex" xmlns:w16cid="http://schemas.microsoft.com/office/word/2016/wordml/cid" xmlns:w16="http://schemas.microsoft.com/office/word/2018/wordml" xmlns:w16du="http://schemas.microsoft.com/office/word/2023/wordml/word16du" xmlns:w16sdtdh="http://schemas.microsoft.com/office/word/2020/wordml/sdtdatahash" xmlns:w16sdtfl="http://schemas.microsoft.com/office/word/2024/wordml/sdtformatlock" xmlns:w16se="http://schemas.microsoft.com/office/word/2015/wordml/symex" xmlns:wpg="http://schemas.microsoft.com/office/word/2010/wordprocessingGroup" xmlns:wpi="http://schemas.microsoft.com/office/word/2010/wordprocessingInk" xmlns:wne="http://schemas.microsoft.com/office/word/2006/wordml" xmlns:wps="http://schemas.microsoft.com/office/word/2010/wordprocessingShape" mc:Ignorable="w14 w15 w16se w16cid w16 w16cex w16sdtdh w16sdtfl w16du wp14">
   <w:abstractNum w:abstractNumId="0" w15:restartNumberingAfterBreak="0">
     <w:nsid w:val="F435F3E6"/>
     <w:multiLevelType w:val="singleLevel"/>
@@ -3614,7 +5652,7 @@
 </file>
 
 <file path=word/styles.xml><?xml version="1.0" encoding="utf-8"?>
-<w:styles xmlns:mc="http://schemas.openxmlformats.org/markup-compatibility/2006" xmlns:r="http://schemas.openxmlformats.org/officeDocument/2006/relationships" xmlns:w="http://schemas.openxmlformats.org/wordprocessingml/2006/main" xmlns:w14="http://schemas.microsoft.com/office/word/2010/wordml" xmlns:w15="http://schemas.microsoft.com/office/word/2012/wordml" xmlns:w16cex="http://schemas.microsoft.com/office/word/2018/wordml/cex" xmlns:w16cid="http://schemas.microsoft.com/office/word/2016/wordml/cid" xmlns:w16="http://schemas.microsoft.com/office/word/2018/wordml" xmlns:w16sdtdh="http://schemas.microsoft.com/office/word/2020/wordml/sdtdatahash" xmlns:w16se="http://schemas.microsoft.com/office/word/2015/wordml/symex" mc:Ignorable="w14 w15 w16se w16cid w16 w16cex w16sdtdh">
+<w:styles xmlns:mc="http://schemas.openxmlformats.org/markup-compatibility/2006" xmlns:r="http://schemas.openxmlformats.org/officeDocument/2006/relationships" xmlns:w="http://schemas.openxmlformats.org/wordprocessingml/2006/main" xmlns:w14="http://schemas.microsoft.com/office/word/2010/wordml" xmlns:w15="http://schemas.microsoft.com/office/word/2012/wordml" xmlns:w16cex="http://schemas.microsoft.com/office/word/2018/wordml/cex" xmlns:w16cid="http://schemas.microsoft.com/office/word/2016/wordml/cid" xmlns:w16="http://schemas.microsoft.com/office/word/2018/wordml" xmlns:w16du="http://schemas.microsoft.com/office/word/2023/wordml/word16du" xmlns:w16sdtdh="http://schemas.microsoft.com/office/word/2020/wordml/sdtdatahash" xmlns:w16sdtfl="http://schemas.microsoft.com/office/word/2024/wordml/sdtformatlock" xmlns:w16se="http://schemas.microsoft.com/office/word/2015/wordml/symex" mc:Ignorable="w14 w15 w16se w16cid w16 w16cex w16sdtdh w16sdtfl w16du">
   <w:docDefaults>
     <w:rPrDefault>
       <w:rPr>
@@ -4342,6 +6380,74 @@
       <w:ind w:firstLineChars="200" w:firstLine="420"/>
     </w:pPr>
   </w:style>
+  <w:style w:type="paragraph" w:styleId="a5">
+    <w:name w:val="header"/>
+    <w:basedOn w:val="a"/>
+    <w:link w:val="a6"/>
+    <w:uiPriority w:val="99"/>
+    <w:unhideWhenUsed/>
+    <w:rsid w:val="004C39F9"/>
+    <w:pPr>
+      <w:tabs>
+        <w:tab w:val="center" w:pos="4153"/>
+        <w:tab w:val="right" w:pos="8306"/>
+      </w:tabs>
+      <w:snapToGrid w:val="0"/>
+      <w:spacing w:line="240" w:lineRule="auto"/>
+      <w:jc w:val="center"/>
+    </w:pPr>
+    <w:rPr>
+      <w:sz w:val="18"/>
+      <w:szCs w:val="18"/>
+    </w:rPr>
+  </w:style>
+  <w:style w:type="character" w:customStyle="1" w:styleId="a6">
+    <w:name w:val="页眉 字符"/>
+    <w:basedOn w:val="a0"/>
+    <w:link w:val="a5"/>
+    <w:uiPriority w:val="99"/>
+    <w:rsid w:val="004C39F9"/>
+    <w:rPr>
+      <w:rFonts w:ascii="Times New Roman" w:eastAsia="仿宋" w:hAnsi="Times New Roman"/>
+      <w:kern w:val="2"/>
+      <w:sz w:val="18"/>
+      <w:szCs w:val="18"/>
+    </w:rPr>
+  </w:style>
+  <w:style w:type="paragraph" w:styleId="a7">
+    <w:name w:val="footer"/>
+    <w:basedOn w:val="a"/>
+    <w:link w:val="a8"/>
+    <w:uiPriority w:val="99"/>
+    <w:unhideWhenUsed/>
+    <w:rsid w:val="004C39F9"/>
+    <w:pPr>
+      <w:tabs>
+        <w:tab w:val="center" w:pos="4153"/>
+        <w:tab w:val="right" w:pos="8306"/>
+      </w:tabs>
+      <w:snapToGrid w:val="0"/>
+      <w:spacing w:line="240" w:lineRule="auto"/>
+      <w:jc w:val="left"/>
+    </w:pPr>
+    <w:rPr>
+      <w:sz w:val="18"/>
+      <w:szCs w:val="18"/>
+    </w:rPr>
+  </w:style>
+  <w:style w:type="character" w:customStyle="1" w:styleId="a8">
+    <w:name w:val="页脚 字符"/>
+    <w:basedOn w:val="a0"/>
+    <w:link w:val="a7"/>
+    <w:uiPriority w:val="99"/>
+    <w:rsid w:val="004C39F9"/>
+    <w:rPr>
+      <w:rFonts w:ascii="Times New Roman" w:eastAsia="仿宋" w:hAnsi="Times New Roman"/>
+      <w:kern w:val="2"/>
+      <w:sz w:val="18"/>
+      <w:szCs w:val="18"/>
+    </w:rPr>
+  </w:style>
 </w:styles>
 </file>
 

--- a/7. 网络/2. 网络编程/1. 高并发编程/3. 线程池.docx
+++ b/7. 网络/2. 网络编程/1. 高并发编程/3. 线程池.docx
@@ -16,9 +16,6 @@
     <w:p>
       <w:pPr>
         <w:ind w:firstLine="420"/>
-        <w:rPr>
-          <w:rFonts w:hint="eastAsia"/>
-        </w:rPr>
       </w:pPr>
       <w:r>
         <w:rPr>
@@ -169,24 +166,27 @@
       <w:pPr>
         <w:ind w:firstLine="420"/>
         <w:rPr>
-          <w:rFonts w:hint="eastAsia"/>
-        </w:rPr>
-      </w:pPr>
-      <w:r>
-        <w:rPr>
-          <w:rFonts w:hint="eastAsia"/>
+          <w:color w:val="EE0000"/>
+        </w:rPr>
+      </w:pPr>
+      <w:r>
+        <w:rPr>
+          <w:rFonts w:hint="eastAsia"/>
+          <w:color w:val="EE0000"/>
         </w:rPr>
         <w:t>IO</w:t>
       </w:r>
       <w:r>
         <w:rPr>
           <w:rFonts w:hint="eastAsia"/>
+          <w:color w:val="EE0000"/>
         </w:rPr>
         <w:t>多路复用（</w:t>
       </w:r>
       <w:r>
         <w:rPr>
           <w:rFonts w:hint="eastAsia"/>
+          <w:color w:val="EE0000"/>
         </w:rPr>
         <w:t>select/poll/</w:t>
       </w:r>
@@ -194,6 +194,7 @@
       <w:r>
         <w:rPr>
           <w:rFonts w:hint="eastAsia"/>
+          <w:color w:val="EE0000"/>
         </w:rPr>
         <w:t>epoll</w:t>
       </w:r>
@@ -201,316 +202,116 @@
       <w:r>
         <w:rPr>
           <w:rFonts w:hint="eastAsia"/>
+          <w:color w:val="EE0000"/>
         </w:rPr>
         <w:t>）</w:t>
       </w:r>
       <w:r>
         <w:rPr>
           <w:rFonts w:hint="eastAsia"/>
+          <w:color w:val="EE0000"/>
         </w:rPr>
         <w:t xml:space="preserve">= </w:t>
       </w:r>
       <w:r>
         <w:rPr>
           <w:rFonts w:hint="eastAsia"/>
-        </w:rPr>
-        <w:t>客户端高效等待</w:t>
-      </w:r>
-      <w:r>
-        <w:rPr>
-          <w:rFonts w:hint="eastAsia"/>
-        </w:rPr>
-        <w:t>/</w:t>
-      </w:r>
-      <w:r>
-        <w:rPr>
-          <w:rFonts w:hint="eastAsia"/>
-        </w:rPr>
-        <w:t>接收数据</w:t>
-      </w:r>
-    </w:p>
-    <w:p>
-      <w:pPr>
-        <w:ind w:firstLine="420"/>
-      </w:pPr>
-      <w:r>
-        <w:rPr>
-          <w:rFonts w:hint="eastAsia"/>
-        </w:rPr>
-        <w:t>线程池</w:t>
-      </w:r>
-      <w:r>
-        <w:rPr>
-          <w:rFonts w:hint="eastAsia"/>
-        </w:rPr>
-        <w:t xml:space="preserve"> = </w:t>
-      </w:r>
-      <w:r>
-        <w:rPr>
-          <w:rFonts w:hint="eastAsia"/>
-        </w:rPr>
-        <w:t>客户端拿到数据后，高效处理数据</w:t>
-      </w:r>
-    </w:p>
-    <w:p>
-      <w:pPr>
-        <w:ind w:firstLine="420"/>
+          <w:color w:val="EE0000"/>
+        </w:rPr>
+        <w:t>客户端高效</w:t>
+      </w:r>
+      <w:r>
         <w:rPr>
           <w:rFonts w:hint="eastAsia"/>
           <w:b/>
           <w:bCs/>
-        </w:rPr>
-      </w:pPr>
+          <w:color w:val="EE0000"/>
+          <w:u w:val="single"/>
+        </w:rPr>
+        <w:t>等待</w:t>
+      </w:r>
       <w:r>
         <w:rPr>
           <w:rFonts w:hint="eastAsia"/>
           <w:b/>
           <w:bCs/>
-        </w:rPr>
-        <w:t>1</w:t>
+          <w:color w:val="EE0000"/>
+          <w:u w:val="single"/>
+        </w:rPr>
+        <w:t>/</w:t>
       </w:r>
       <w:r>
         <w:rPr>
           <w:rFonts w:hint="eastAsia"/>
           <w:b/>
           <w:bCs/>
-        </w:rPr>
-        <w:t>、核心定位</w:t>
-      </w:r>
-    </w:p>
-    <w:p>
-      <w:pPr>
-        <w:ind w:firstLine="420"/>
-      </w:pPr>
-      <w:r>
-        <w:t xml:space="preserve">- select / poll / </w:t>
-      </w:r>
-      <w:proofErr w:type="spellStart"/>
-      <w:r>
-        <w:t>epoll</w:t>
-      </w:r>
-      <w:proofErr w:type="spellEnd"/>
-    </w:p>
-    <w:p>
-      <w:pPr>
-        <w:ind w:firstLine="420"/>
-        <w:rPr>
-          <w:rFonts w:hint="eastAsia"/>
-        </w:rPr>
-      </w:pPr>
-      <w:r>
-        <w:rPr>
-          <w:rFonts w:hint="eastAsia"/>
-        </w:rPr>
-        <w:t>作用在</w:t>
-      </w:r>
-      <w:r>
-        <w:rPr>
-          <w:rFonts w:hint="eastAsia"/>
-          <w:color w:val="EE0000"/>
-        </w:rPr>
-        <w:t>客户端网络</w:t>
-      </w:r>
-      <w:r>
-        <w:rPr>
-          <w:rFonts w:hint="eastAsia"/>
-          <w:color w:val="EE0000"/>
-        </w:rPr>
-        <w:t>IO</w:t>
-      </w:r>
-      <w:r>
-        <w:rPr>
-          <w:rFonts w:hint="eastAsia"/>
-          <w:color w:val="EE0000"/>
-        </w:rPr>
-        <w:t>层</w:t>
-      </w:r>
-      <w:r>
-        <w:rPr>
-          <w:rFonts w:hint="eastAsia"/>
-        </w:rPr>
-        <w:t>：</w:t>
-      </w:r>
-    </w:p>
-    <w:p>
-      <w:pPr>
-        <w:ind w:firstLine="420"/>
-        <w:rPr>
-          <w:rFonts w:hint="eastAsia"/>
-        </w:rPr>
-      </w:pPr>
-      <w:r>
-        <w:rPr>
-          <w:rFonts w:hint="eastAsia"/>
-          <w:color w:val="EE0000"/>
-        </w:rPr>
-        <w:t>负责高效等待服务器数据、高效读取已到达的数据</w:t>
-      </w:r>
-      <w:r>
-        <w:rPr>
-          <w:rFonts w:hint="eastAsia"/>
-        </w:rPr>
-        <w:t>，</w:t>
-      </w:r>
-    </w:p>
-    <w:p>
-      <w:pPr>
-        <w:ind w:firstLine="420"/>
-        <w:rPr>
-          <w:rFonts w:hint="eastAsia"/>
-        </w:rPr>
-      </w:pPr>
-      <w:r>
-        <w:rPr>
-          <w:rFonts w:hint="eastAsia"/>
-        </w:rPr>
-        <w:t>解决“一个客户端如何同时监听多个</w:t>
-      </w:r>
-      <w:r>
-        <w:rPr>
-          <w:rFonts w:hint="eastAsia"/>
-        </w:rPr>
-        <w:t>socket/</w:t>
-      </w:r>
-      <w:r>
-        <w:rPr>
-          <w:rFonts w:hint="eastAsia"/>
-        </w:rPr>
-        <w:t>连接”的问题。</w:t>
-      </w:r>
-    </w:p>
-    <w:p>
-      <w:pPr>
-        <w:ind w:firstLine="420"/>
-        <w:rPr>
-          <w:rFonts w:hint="eastAsia"/>
-        </w:rPr>
-      </w:pPr>
-      <w:r>
-        <w:rPr>
-          <w:rFonts w:hint="eastAsia"/>
-        </w:rPr>
-        <w:t xml:space="preserve">- </w:t>
-      </w:r>
-      <w:r>
-        <w:rPr>
-          <w:rFonts w:hint="eastAsia"/>
+          <w:color w:val="EE0000"/>
+          <w:u w:val="single"/>
+        </w:rPr>
+        <w:t>接收</w:t>
+      </w:r>
+      <w:r>
+        <w:rPr>
+          <w:rFonts w:hint="eastAsia"/>
+          <w:color w:val="EE0000"/>
+        </w:rPr>
+        <w:t>数据</w:t>
+      </w:r>
+    </w:p>
+    <w:p>
+      <w:pPr>
+        <w:ind w:firstLine="420"/>
+        <w:rPr>
+          <w:color w:val="EE0000"/>
+        </w:rPr>
+      </w:pPr>
+      <w:r>
+        <w:rPr>
+          <w:rFonts w:hint="eastAsia"/>
+          <w:color w:val="EE0000"/>
         </w:rPr>
         <w:t>线程池</w:t>
       </w:r>
-    </w:p>
-    <w:p>
-      <w:pPr>
-        <w:ind w:firstLine="420"/>
-        <w:rPr>
-          <w:rFonts w:hint="eastAsia"/>
-        </w:rPr>
-      </w:pPr>
-      <w:r>
-        <w:rPr>
-          <w:rFonts w:hint="eastAsia"/>
-        </w:rPr>
-        <w:t>作用在</w:t>
-      </w:r>
-      <w:r>
-        <w:rPr>
-          <w:rFonts w:hint="eastAsia"/>
-          <w:color w:val="EE0000"/>
-        </w:rPr>
-        <w:t>客户端业务处理层</w:t>
-      </w:r>
-      <w:r>
-        <w:rPr>
-          <w:rFonts w:hint="eastAsia"/>
-        </w:rPr>
-        <w:t>：</w:t>
-      </w:r>
-    </w:p>
-    <w:p>
-      <w:pPr>
-        <w:ind w:firstLine="420"/>
-        <w:rPr>
-          <w:rFonts w:hint="eastAsia"/>
-        </w:rPr>
-      </w:pPr>
-      <w:r>
-        <w:rPr>
-          <w:rFonts w:hint="eastAsia"/>
-          <w:color w:val="EE0000"/>
-        </w:rPr>
-        <w:t>负责从</w:t>
-      </w:r>
-      <w:r>
-        <w:rPr>
-          <w:rFonts w:hint="eastAsia"/>
-          <w:color w:val="EE0000"/>
-        </w:rPr>
-        <w:t>IO</w:t>
-      </w:r>
-      <w:r>
-        <w:rPr>
-          <w:rFonts w:hint="eastAsia"/>
-          <w:color w:val="EE0000"/>
-        </w:rPr>
-        <w:t>线程拿到数据后，异步、并行、高效地处理数据</w:t>
-      </w:r>
-      <w:r>
-        <w:rPr>
-          <w:rFonts w:hint="eastAsia"/>
-        </w:rPr>
-        <w:t>，</w:t>
-      </w:r>
-    </w:p>
-    <w:p>
-      <w:pPr>
-        <w:ind w:firstLine="420"/>
-        <w:rPr>
-          <w:rFonts w:hint="eastAsia"/>
-        </w:rPr>
-      </w:pPr>
-      <w:r>
-        <w:rPr>
-          <w:rFonts w:hint="eastAsia"/>
-        </w:rPr>
-        <w:t>解决“数据来了之后如何不阻塞</w:t>
-      </w:r>
-      <w:r>
-        <w:rPr>
-          <w:rFonts w:hint="eastAsia"/>
-        </w:rPr>
-        <w:t>IO</w:t>
-      </w:r>
-      <w:r>
-        <w:rPr>
-          <w:rFonts w:hint="eastAsia"/>
-        </w:rPr>
-        <w:t>、不丢数据、高效消化”的问题。</w:t>
-      </w:r>
-    </w:p>
-    <w:p>
-      <w:pPr>
-        <w:ind w:firstLine="420"/>
+      <w:r>
+        <w:rPr>
+          <w:rFonts w:hint="eastAsia"/>
+          <w:color w:val="EE0000"/>
+        </w:rPr>
+        <w:t xml:space="preserve"> = </w:t>
+      </w:r>
+      <w:r>
+        <w:rPr>
+          <w:rFonts w:hint="eastAsia"/>
+          <w:color w:val="EE0000"/>
+        </w:rPr>
+        <w:t>客户端拿到数据后，高效</w:t>
+      </w:r>
+      <w:r>
         <w:rPr>
           <w:rFonts w:hint="eastAsia"/>
           <w:b/>
           <w:bCs/>
-        </w:rPr>
-      </w:pPr>
-      <w:r>
-        <w:rPr>
-          <w:rFonts w:hint="eastAsia"/>
+          <w:color w:val="EE0000"/>
+          <w:u w:val="single"/>
+        </w:rPr>
+        <w:t>处理数据</w:t>
+      </w:r>
+    </w:p>
+    <w:p>
+      <w:pPr>
+        <w:ind w:firstLine="420"/>
+        <w:rPr>
           <w:b/>
           <w:bCs/>
         </w:rPr>
-        <w:t>2</w:t>
-      </w:r>
+      </w:pPr>
       <w:r>
         <w:rPr>
           <w:rFonts w:hint="eastAsia"/>
           <w:b/>
           <w:bCs/>
         </w:rPr>
-        <w:t>、</w:t>
+        <w:t>1</w:t>
       </w:r>
       <w:r>
         <w:rPr>
@@ -518,288 +319,209 @@
           <w:b/>
           <w:bCs/>
         </w:rPr>
-        <w:t>select/poll/</w:t>
+        <w:t>、核心定位</w:t>
+      </w:r>
+    </w:p>
+    <w:p>
+      <w:pPr>
+        <w:ind w:firstLine="420"/>
+      </w:pPr>
+      <w:r>
+        <w:t xml:space="preserve">- select / poll / </w:t>
       </w:r>
       <w:proofErr w:type="spellStart"/>
+      <w:r>
+        <w:t>epoll</w:t>
+      </w:r>
+      <w:proofErr w:type="spellEnd"/>
+    </w:p>
+    <w:p>
+      <w:pPr>
+        <w:ind w:firstLine="420"/>
+      </w:pPr>
+      <w:r>
+        <w:rPr>
+          <w:rFonts w:hint="eastAsia"/>
+        </w:rPr>
+        <w:t>作用在</w:t>
+      </w:r>
+      <w:r>
+        <w:rPr>
+          <w:rFonts w:hint="eastAsia"/>
+          <w:color w:val="EE0000"/>
+        </w:rPr>
+        <w:t>客户端</w:t>
+      </w:r>
       <w:r>
         <w:rPr>
           <w:rFonts w:hint="eastAsia"/>
           <w:b/>
           <w:bCs/>
-        </w:rPr>
-        <w:t>epoll</w:t>
-      </w:r>
-      <w:proofErr w:type="spellEnd"/>
+          <w:color w:val="EE0000"/>
+          <w:u w:val="single"/>
+        </w:rPr>
+        <w:t>网络</w:t>
+      </w:r>
       <w:r>
         <w:rPr>
           <w:rFonts w:hint="eastAsia"/>
           <w:b/>
           <w:bCs/>
-        </w:rPr>
-        <w:t>（客户端</w:t>
+          <w:color w:val="EE0000"/>
+          <w:u w:val="single"/>
+        </w:rPr>
+        <w:t>IO</w:t>
       </w:r>
       <w:r>
         <w:rPr>
           <w:rFonts w:hint="eastAsia"/>
           <w:b/>
           <w:bCs/>
-        </w:rPr>
-        <w:t>IO</w:t>
+          <w:color w:val="EE0000"/>
+          <w:u w:val="single"/>
+        </w:rPr>
+        <w:t>层</w:t>
+      </w:r>
+      <w:r>
+        <w:rPr>
+          <w:rFonts w:hint="eastAsia"/>
+        </w:rPr>
+        <w:t>：</w:t>
+      </w:r>
+    </w:p>
+    <w:p>
+      <w:pPr>
+        <w:ind w:firstLine="420"/>
+      </w:pPr>
+      <w:r>
+        <w:rPr>
+          <w:rFonts w:hint="eastAsia"/>
+          <w:color w:val="EE0000"/>
+        </w:rPr>
+        <w:t>负责高效等待服务器数据、高效读取已到达的数据</w:t>
+      </w:r>
+      <w:r>
+        <w:rPr>
+          <w:rFonts w:hint="eastAsia"/>
+        </w:rPr>
+        <w:t>，</w:t>
+      </w:r>
+    </w:p>
+    <w:p>
+      <w:pPr>
+        <w:ind w:firstLine="420"/>
+      </w:pPr>
+      <w:r>
+        <w:rPr>
+          <w:rFonts w:hint="eastAsia"/>
+        </w:rPr>
+        <w:t>解决“一个客户端如何同时监听多个</w:t>
+      </w:r>
+      <w:r>
+        <w:rPr>
+          <w:rFonts w:hint="eastAsia"/>
+        </w:rPr>
+        <w:t>socket/</w:t>
+      </w:r>
+      <w:r>
+        <w:rPr>
+          <w:rFonts w:hint="eastAsia"/>
+        </w:rPr>
+        <w:t>连接”的问题。</w:t>
+      </w:r>
+    </w:p>
+    <w:p>
+      <w:pPr>
+        <w:ind w:firstLine="420"/>
+      </w:pPr>
+      <w:r>
+        <w:rPr>
+          <w:rFonts w:hint="eastAsia"/>
+        </w:rPr>
+        <w:t xml:space="preserve">- </w:t>
+      </w:r>
+      <w:r>
+        <w:rPr>
+          <w:rFonts w:hint="eastAsia"/>
+        </w:rPr>
+        <w:t>线程池</w:t>
+      </w:r>
+    </w:p>
+    <w:p>
+      <w:pPr>
+        <w:ind w:firstLine="420"/>
+      </w:pPr>
+      <w:r>
+        <w:rPr>
+          <w:rFonts w:hint="eastAsia"/>
+        </w:rPr>
+        <w:t>作用在</w:t>
+      </w:r>
+      <w:r>
+        <w:rPr>
+          <w:rFonts w:hint="eastAsia"/>
+          <w:color w:val="EE0000"/>
+        </w:rPr>
+        <w:t>客户端</w:t>
       </w:r>
       <w:r>
         <w:rPr>
           <w:rFonts w:hint="eastAsia"/>
           <w:b/>
           <w:bCs/>
-        </w:rPr>
-        <w:t>多路复用）：做什么？</w:t>
-      </w:r>
-    </w:p>
-    <w:p>
-      <w:pPr>
-        <w:ind w:firstLine="420"/>
-        <w:rPr>
-          <w:rFonts w:hint="eastAsia"/>
-        </w:rPr>
-      </w:pPr>
-      <w:r>
-        <w:rPr>
-          <w:rFonts w:hint="eastAsia"/>
-        </w:rPr>
-        <w:t>功能（客户端视角）</w:t>
-      </w:r>
-    </w:p>
-    <w:p>
-      <w:pPr>
-        <w:ind w:firstLine="420"/>
-        <w:rPr>
-          <w:rFonts w:hint="eastAsia"/>
-        </w:rPr>
-      </w:pPr>
-      <w:r>
-        <w:rPr>
-          <w:rFonts w:hint="eastAsia"/>
-        </w:rPr>
-        <w:t xml:space="preserve">- </w:t>
-      </w:r>
-      <w:r>
-        <w:rPr>
-          <w:rFonts w:hint="eastAsia"/>
-        </w:rPr>
-        <w:t>让客户端单线程同时等待多个服务器连接的可读事件</w:t>
-      </w:r>
-    </w:p>
-    <w:p>
-      <w:pPr>
-        <w:ind w:firstLine="420"/>
-        <w:rPr>
-          <w:rFonts w:hint="eastAsia"/>
-        </w:rPr>
-      </w:pPr>
-      <w:r>
-        <w:rPr>
-          <w:rFonts w:hint="eastAsia"/>
-        </w:rPr>
-        <w:t xml:space="preserve">- </w:t>
-      </w:r>
-      <w:r>
-        <w:rPr>
-          <w:rFonts w:hint="eastAsia"/>
-        </w:rPr>
-        <w:t>当服务器发来数据时，立刻通知：这个</w:t>
-      </w:r>
-      <w:r>
-        <w:rPr>
-          <w:rFonts w:hint="eastAsia"/>
-        </w:rPr>
-        <w:t>socket</w:t>
-      </w:r>
-      <w:r>
-        <w:rPr>
-          <w:rFonts w:hint="eastAsia"/>
-        </w:rPr>
-        <w:t>可以读了</w:t>
-      </w:r>
-    </w:p>
-    <w:p>
-      <w:pPr>
-        <w:ind w:firstLine="420"/>
-        <w:rPr>
-          <w:rFonts w:hint="eastAsia"/>
-        </w:rPr>
-      </w:pPr>
-      <w:r>
-        <w:rPr>
-          <w:rFonts w:hint="eastAsia"/>
-        </w:rPr>
-        <w:t xml:space="preserve">- </w:t>
-      </w:r>
-      <w:r>
-        <w:rPr>
-          <w:rFonts w:hint="eastAsia"/>
-        </w:rPr>
-        <w:t>负责从内核缓冲区把数据读到用户态缓冲区（</w:t>
-      </w:r>
-      <w:proofErr w:type="spellStart"/>
-      <w:r>
-        <w:rPr>
-          <w:rFonts w:hint="eastAsia"/>
-        </w:rPr>
-        <w:t>recv</w:t>
-      </w:r>
-      <w:proofErr w:type="spellEnd"/>
-      <w:r>
-        <w:rPr>
-          <w:rFonts w:hint="eastAsia"/>
-        </w:rPr>
-        <w:t>）</w:t>
-      </w:r>
-    </w:p>
-    <w:p>
-      <w:pPr>
-        <w:ind w:firstLine="420"/>
-        <w:rPr>
-          <w:rFonts w:hint="eastAsia"/>
-        </w:rPr>
-      </w:pPr>
-      <w:r>
-        <w:rPr>
-          <w:rFonts w:hint="eastAsia"/>
-        </w:rPr>
-        <w:t xml:space="preserve">- </w:t>
-      </w:r>
-      <w:r>
-        <w:rPr>
-          <w:rFonts w:hint="eastAsia"/>
-        </w:rPr>
-        <w:t>全程只做等待</w:t>
-      </w:r>
-      <w:r>
-        <w:rPr>
-          <w:rFonts w:hint="eastAsia"/>
-        </w:rPr>
-        <w:t xml:space="preserve"> + </w:t>
-      </w:r>
-      <w:r>
-        <w:rPr>
-          <w:rFonts w:hint="eastAsia"/>
-        </w:rPr>
-        <w:t>读取，不做业务解析、计算、处理</w:t>
-      </w:r>
-    </w:p>
-    <w:p>
-      <w:pPr>
-        <w:ind w:firstLine="420"/>
-        <w:rPr>
-          <w:rFonts w:hint="eastAsia"/>
-        </w:rPr>
-      </w:pPr>
-      <w:r>
-        <w:rPr>
-          <w:rFonts w:hint="eastAsia"/>
-        </w:rPr>
-        <w:t>特点</w:t>
-      </w:r>
-    </w:p>
-    <w:p>
-      <w:pPr>
-        <w:ind w:firstLine="420"/>
-        <w:rPr>
-          <w:rFonts w:hint="eastAsia"/>
-        </w:rPr>
-      </w:pPr>
-      <w:r>
-        <w:rPr>
-          <w:rFonts w:hint="eastAsia"/>
-        </w:rPr>
-        <w:t xml:space="preserve">- </w:t>
-      </w:r>
-      <w:r>
-        <w:rPr>
-          <w:rFonts w:hint="eastAsia"/>
-        </w:rPr>
-        <w:t>只关心</w:t>
-      </w:r>
-      <w:r>
-        <w:rPr>
-          <w:rFonts w:hint="eastAsia"/>
+          <w:color w:val="EE0000"/>
+          <w:u w:val="single"/>
+        </w:rPr>
+        <w:t>业务处理层</w:t>
+      </w:r>
+      <w:r>
+        <w:rPr>
+          <w:rFonts w:hint="eastAsia"/>
+        </w:rPr>
+        <w:t>：</w:t>
+      </w:r>
+    </w:p>
+    <w:p>
+      <w:pPr>
+        <w:ind w:firstLine="420"/>
+      </w:pPr>
+      <w:r>
+        <w:rPr>
+          <w:rFonts w:hint="eastAsia"/>
+          <w:color w:val="EE0000"/>
+        </w:rPr>
+        <w:t>负责从</w:t>
+      </w:r>
+      <w:r>
+        <w:rPr>
+          <w:rFonts w:hint="eastAsia"/>
+          <w:color w:val="EE0000"/>
         </w:rPr>
         <w:t>IO</w:t>
       </w:r>
       <w:r>
         <w:rPr>
           <w:rFonts w:hint="eastAsia"/>
-        </w:rPr>
-        <w:t>事件，不处理业务</w:t>
-      </w:r>
-    </w:p>
-    <w:p>
-      <w:pPr>
-        <w:ind w:firstLine="420"/>
-        <w:rPr>
-          <w:rFonts w:hint="eastAsia"/>
-        </w:rPr>
-      </w:pPr>
-      <w:r>
-        <w:rPr>
-          <w:rFonts w:hint="eastAsia"/>
-        </w:rPr>
-        <w:t xml:space="preserve">- </w:t>
-      </w:r>
-      <w:r>
-        <w:rPr>
-          <w:rFonts w:hint="eastAsia"/>
-        </w:rPr>
-        <w:t>单线程就能</w:t>
-      </w:r>
-      <w:r>
-        <w:rPr>
-          <w:rFonts w:hint="eastAsia"/>
-        </w:rPr>
-        <w:t xml:space="preserve"> handle </w:t>
-      </w:r>
-      <w:r>
-        <w:rPr>
-          <w:rFonts w:hint="eastAsia"/>
-        </w:rPr>
-        <w:t>大量连接</w:t>
-      </w:r>
-    </w:p>
-    <w:p>
-      <w:pPr>
-        <w:ind w:firstLine="420"/>
-        <w:rPr>
-          <w:rFonts w:hint="eastAsia"/>
-        </w:rPr>
-      </w:pPr>
-      <w:r>
-        <w:rPr>
-          <w:rFonts w:hint="eastAsia"/>
-        </w:rPr>
-        <w:t xml:space="preserve">- </w:t>
-      </w:r>
-      <w:r>
-        <w:rPr>
-          <w:rFonts w:hint="eastAsia"/>
-        </w:rPr>
-        <w:t>不会因为处理慢而影响下一次接收数据</w:t>
-      </w:r>
-    </w:p>
-    <w:p>
-      <w:pPr>
-        <w:ind w:firstLine="420"/>
-      </w:pPr>
-      <w:r>
-        <w:rPr>
-          <w:rFonts w:hint="eastAsia"/>
-        </w:rPr>
-        <w:t xml:space="preserve">- </w:t>
-      </w:r>
-      <w:r>
-        <w:rPr>
-          <w:rFonts w:hint="eastAsia"/>
-        </w:rPr>
-        <w:t>属于</w:t>
+          <w:color w:val="EE0000"/>
+        </w:rPr>
+        <w:t>线程拿到数据后，异步、并行、高效地处理数据</w:t>
+      </w:r>
+      <w:r>
+        <w:rPr>
+          <w:rFonts w:hint="eastAsia"/>
+        </w:rPr>
+        <w:t>，</w:t>
+      </w:r>
+    </w:p>
+    <w:p>
+      <w:pPr>
+        <w:ind w:firstLine="420"/>
+      </w:pPr>
+      <w:r>
+        <w:rPr>
+          <w:rFonts w:hint="eastAsia"/>
+        </w:rPr>
+        <w:t>解决“数据来了之后如何不阻塞</w:t>
       </w:r>
       <w:r>
         <w:rPr>
@@ -811,14 +533,13 @@
         <w:rPr>
           <w:rFonts w:hint="eastAsia"/>
         </w:rPr>
-        <w:t>密集型、等待型工作</w:t>
-      </w:r>
-    </w:p>
-    <w:p>
-      <w:pPr>
-        <w:ind w:firstLine="420"/>
-        <w:rPr>
-          <w:rFonts w:hint="eastAsia"/>
+        <w:t>、不丢数据、高效消化”的问题。</w:t>
+      </w:r>
+    </w:p>
+    <w:p>
+      <w:pPr>
+        <w:ind w:firstLine="420"/>
+        <w:rPr>
           <w:b/>
           <w:bCs/>
         </w:rPr>
@@ -826,21 +547,348 @@
       <w:r>
         <w:rPr>
           <w:rFonts w:hint="eastAsia"/>
-        </w:rPr>
-        <w:t>3</w:t>
-      </w:r>
-      <w:r>
-        <w:rPr>
-          <w:rFonts w:hint="eastAsia"/>
-        </w:rPr>
-        <w:t>、</w:t>
-      </w:r>
-      <w:r>
-        <w:rPr>
-          <w:rFonts w:hint="eastAsia"/>
           <w:b/>
           <w:bCs/>
         </w:rPr>
+        <w:t>2</w:t>
+      </w:r>
+      <w:r>
+        <w:rPr>
+          <w:rFonts w:hint="eastAsia"/>
+          <w:b/>
+          <w:bCs/>
+        </w:rPr>
+        <w:t>、</w:t>
+      </w:r>
+      <w:r>
+        <w:rPr>
+          <w:rFonts w:hint="eastAsia"/>
+          <w:b/>
+          <w:bCs/>
+        </w:rPr>
+        <w:t>select/poll/</w:t>
+      </w:r>
+      <w:proofErr w:type="spellStart"/>
+      <w:r>
+        <w:rPr>
+          <w:rFonts w:hint="eastAsia"/>
+          <w:b/>
+          <w:bCs/>
+        </w:rPr>
+        <w:t>epoll</w:t>
+      </w:r>
+      <w:proofErr w:type="spellEnd"/>
+      <w:r>
+        <w:rPr>
+          <w:rFonts w:hint="eastAsia"/>
+          <w:b/>
+          <w:bCs/>
+        </w:rPr>
+        <w:t>（客户端</w:t>
+      </w:r>
+      <w:r>
+        <w:rPr>
+          <w:rFonts w:hint="eastAsia"/>
+          <w:b/>
+          <w:bCs/>
+        </w:rPr>
+        <w:t>IO</w:t>
+      </w:r>
+      <w:r>
+        <w:rPr>
+          <w:rFonts w:hint="eastAsia"/>
+          <w:b/>
+          <w:bCs/>
+        </w:rPr>
+        <w:t>多路复用）：做什么？</w:t>
+      </w:r>
+    </w:p>
+    <w:p>
+      <w:pPr>
+        <w:ind w:firstLine="420"/>
+        <w:rPr>
+          <w:b/>
+          <w:bCs/>
+        </w:rPr>
+      </w:pPr>
+      <w:r>
+        <w:rPr>
+          <w:rFonts w:hint="eastAsia"/>
+          <w:b/>
+          <w:bCs/>
+        </w:rPr>
+        <w:t>功能（客户端视角）</w:t>
+      </w:r>
+      <w:r>
+        <w:rPr>
+          <w:rFonts w:hint="eastAsia"/>
+          <w:b/>
+          <w:bCs/>
+        </w:rPr>
+        <w:t>：</w:t>
+      </w:r>
+    </w:p>
+    <w:p>
+      <w:pPr>
+        <w:ind w:firstLine="420"/>
+      </w:pPr>
+      <w:r>
+        <w:rPr>
+          <w:rFonts w:hint="eastAsia"/>
+        </w:rPr>
+        <w:t xml:space="preserve">- </w:t>
+      </w:r>
+      <w:r>
+        <w:rPr>
+          <w:rFonts w:hint="eastAsia"/>
+        </w:rPr>
+        <w:t>让客户端单线程同时等待多个服务器连接的可读事件</w:t>
+      </w:r>
+    </w:p>
+    <w:p>
+      <w:pPr>
+        <w:ind w:firstLine="420"/>
+      </w:pPr>
+      <w:r>
+        <w:rPr>
+          <w:rFonts w:hint="eastAsia"/>
+        </w:rPr>
+        <w:t xml:space="preserve">- </w:t>
+      </w:r>
+      <w:r>
+        <w:rPr>
+          <w:rFonts w:hint="eastAsia"/>
+        </w:rPr>
+        <w:t>当服务器发来数据时，立刻通知：这个</w:t>
+      </w:r>
+      <w:r>
+        <w:rPr>
+          <w:rFonts w:hint="eastAsia"/>
+        </w:rPr>
+        <w:t>socket</w:t>
+      </w:r>
+      <w:r>
+        <w:rPr>
+          <w:rFonts w:hint="eastAsia"/>
+        </w:rPr>
+        <w:t>可以读了</w:t>
+      </w:r>
+    </w:p>
+    <w:p>
+      <w:pPr>
+        <w:ind w:firstLine="420"/>
+      </w:pPr>
+      <w:r>
+        <w:rPr>
+          <w:rFonts w:hint="eastAsia"/>
+        </w:rPr>
+        <w:t xml:space="preserve">- </w:t>
+      </w:r>
+      <w:r>
+        <w:rPr>
+          <w:rFonts w:hint="eastAsia"/>
+        </w:rPr>
+        <w:t>负责从内核缓冲区把数据读到用户态缓冲区（</w:t>
+      </w:r>
+      <w:proofErr w:type="spellStart"/>
+      <w:r>
+        <w:rPr>
+          <w:rFonts w:hint="eastAsia"/>
+        </w:rPr>
+        <w:t>recv</w:t>
+      </w:r>
+      <w:proofErr w:type="spellEnd"/>
+      <w:r>
+        <w:rPr>
+          <w:rFonts w:hint="eastAsia"/>
+        </w:rPr>
+        <w:t>）</w:t>
+      </w:r>
+    </w:p>
+    <w:p>
+      <w:pPr>
+        <w:ind w:firstLine="420"/>
+      </w:pPr>
+      <w:r>
+        <w:rPr>
+          <w:rFonts w:hint="eastAsia"/>
+        </w:rPr>
+        <w:t xml:space="preserve">- </w:t>
+      </w:r>
+      <w:r>
+        <w:rPr>
+          <w:rFonts w:hint="eastAsia"/>
+        </w:rPr>
+        <w:t>全程只做等待</w:t>
+      </w:r>
+      <w:r>
+        <w:rPr>
+          <w:rFonts w:hint="eastAsia"/>
+        </w:rPr>
+        <w:t xml:space="preserve"> + </w:t>
+      </w:r>
+      <w:r>
+        <w:rPr>
+          <w:rFonts w:hint="eastAsia"/>
+        </w:rPr>
+        <w:t>读取，不做业务解析、计算、处理</w:t>
+      </w:r>
+    </w:p>
+    <w:p>
+      <w:pPr>
+        <w:ind w:firstLine="420"/>
+        <w:rPr>
+          <w:b/>
+          <w:bCs/>
+        </w:rPr>
+      </w:pPr>
+      <w:r>
+        <w:rPr>
+          <w:rFonts w:hint="eastAsia"/>
+          <w:b/>
+          <w:bCs/>
+        </w:rPr>
+        <w:t>特点</w:t>
+      </w:r>
+      <w:r>
+        <w:rPr>
+          <w:rFonts w:hint="eastAsia"/>
+          <w:b/>
+          <w:bCs/>
+        </w:rPr>
+        <w:t>：</w:t>
+      </w:r>
+    </w:p>
+    <w:p>
+      <w:pPr>
+        <w:ind w:firstLine="420"/>
+      </w:pPr>
+      <w:r>
+        <w:rPr>
+          <w:rFonts w:hint="eastAsia"/>
+        </w:rPr>
+        <w:t xml:space="preserve">- </w:t>
+      </w:r>
+      <w:r>
+        <w:rPr>
+          <w:rFonts w:hint="eastAsia"/>
+        </w:rPr>
+        <w:t>只关心</w:t>
+      </w:r>
+      <w:r>
+        <w:rPr>
+          <w:rFonts w:hint="eastAsia"/>
+        </w:rPr>
+        <w:t>IO</w:t>
+      </w:r>
+      <w:r>
+        <w:rPr>
+          <w:rFonts w:hint="eastAsia"/>
+        </w:rPr>
+        <w:t>事件，不处理业务</w:t>
+      </w:r>
+    </w:p>
+    <w:p>
+      <w:pPr>
+        <w:ind w:firstLine="420"/>
+      </w:pPr>
+      <w:r>
+        <w:rPr>
+          <w:rFonts w:hint="eastAsia"/>
+        </w:rPr>
+        <w:t xml:space="preserve">- </w:t>
+      </w:r>
+      <w:r>
+        <w:rPr>
+          <w:rFonts w:hint="eastAsia"/>
+        </w:rPr>
+        <w:t>单线程就能</w:t>
+      </w:r>
+      <w:r>
+        <w:rPr>
+          <w:rFonts w:hint="eastAsia"/>
+        </w:rPr>
+        <w:t xml:space="preserve"> handle </w:t>
+      </w:r>
+      <w:r>
+        <w:rPr>
+          <w:rFonts w:hint="eastAsia"/>
+        </w:rPr>
+        <w:t>大量连接</w:t>
+      </w:r>
+    </w:p>
+    <w:p>
+      <w:pPr>
+        <w:ind w:firstLine="420"/>
+      </w:pPr>
+      <w:r>
+        <w:rPr>
+          <w:rFonts w:hint="eastAsia"/>
+        </w:rPr>
+        <w:t xml:space="preserve">- </w:t>
+      </w:r>
+      <w:r>
+        <w:rPr>
+          <w:rFonts w:hint="eastAsia"/>
+        </w:rPr>
+        <w:t>不会因为处理慢而影响下一次接收数据</w:t>
+      </w:r>
+    </w:p>
+    <w:p>
+      <w:pPr>
+        <w:ind w:firstLine="420"/>
+      </w:pPr>
+      <w:r>
+        <w:rPr>
+          <w:rFonts w:hint="eastAsia"/>
+        </w:rPr>
+        <w:t xml:space="preserve">- </w:t>
+      </w:r>
+      <w:r>
+        <w:rPr>
+          <w:rFonts w:hint="eastAsia"/>
+        </w:rPr>
+        <w:t>属于</w:t>
+      </w:r>
+      <w:r>
+        <w:rPr>
+          <w:rFonts w:hint="eastAsia"/>
+        </w:rPr>
+        <w:t>IO</w:t>
+      </w:r>
+      <w:r>
+        <w:rPr>
+          <w:rFonts w:hint="eastAsia"/>
+        </w:rPr>
+        <w:t>密集型、等待型工作</w:t>
+      </w:r>
+    </w:p>
+    <w:p>
+      <w:pPr>
+        <w:ind w:firstLine="420"/>
+        <w:rPr>
+          <w:b/>
+          <w:bCs/>
+        </w:rPr>
+      </w:pPr>
+      <w:r>
+        <w:rPr>
+          <w:rFonts w:hint="eastAsia"/>
+        </w:rPr>
+        <w:t>3</w:t>
+      </w:r>
+      <w:r>
+        <w:rPr>
+          <w:rFonts w:hint="eastAsia"/>
+        </w:rPr>
+        <w:t>、</w:t>
+      </w:r>
+      <w:r>
+        <w:rPr>
+          <w:rFonts w:hint="eastAsia"/>
+          <w:b/>
+          <w:bCs/>
+        </w:rPr>
         <w:t>线程池（客户端业务处理）：做什么？</w:t>
       </w:r>
     </w:p>
@@ -848,23 +896,31 @@
       <w:pPr>
         <w:ind w:firstLine="420"/>
         <w:rPr>
-          <w:rFonts w:hint="eastAsia"/>
-        </w:rPr>
-      </w:pPr>
-      <w:r>
-        <w:rPr>
-          <w:rFonts w:hint="eastAsia"/>
+          <w:b/>
+          <w:bCs/>
+        </w:rPr>
+      </w:pPr>
+      <w:r>
+        <w:rPr>
+          <w:rFonts w:hint="eastAsia"/>
+          <w:b/>
+          <w:bCs/>
         </w:rPr>
         <w:lastRenderedPageBreak/>
         <w:t>功能（客户端视角）</w:t>
       </w:r>
-    </w:p>
-    <w:p>
-      <w:pPr>
-        <w:ind w:firstLine="420"/>
-        <w:rPr>
-          <w:rFonts w:hint="eastAsia"/>
-        </w:rPr>
+      <w:r>
+        <w:rPr>
+          <w:rFonts w:hint="eastAsia"/>
+          <w:b/>
+          <w:bCs/>
+        </w:rPr>
+        <w:t>：</w:t>
+      </w:r>
+    </w:p>
+    <w:p>
+      <w:pPr>
+        <w:ind w:firstLine="420"/>
       </w:pPr>
       <w:r>
         <w:rPr>
@@ -894,9 +950,6 @@
     <w:p>
       <w:pPr>
         <w:ind w:firstLine="420"/>
-        <w:rPr>
-          <w:rFonts w:hint="eastAsia"/>
-        </w:rPr>
       </w:pPr>
       <w:r>
         <w:rPr>
@@ -914,9 +967,6 @@
     <w:p>
       <w:pPr>
         <w:ind w:firstLine="420"/>
-        <w:rPr>
-          <w:rFonts w:hint="eastAsia"/>
-        </w:rPr>
       </w:pPr>
       <w:r>
         <w:rPr>
@@ -946,9 +996,6 @@
     <w:p>
       <w:pPr>
         <w:ind w:firstLine="420"/>
-        <w:rPr>
-          <w:rFonts w:hint="eastAsia"/>
-        </w:rPr>
       </w:pPr>
       <w:r>
         <w:rPr>
@@ -967,22 +1014,30 @@
       <w:pPr>
         <w:ind w:firstLine="420"/>
         <w:rPr>
-          <w:rFonts w:hint="eastAsia"/>
-        </w:rPr>
-      </w:pPr>
-      <w:r>
-        <w:rPr>
-          <w:rFonts w:hint="eastAsia"/>
+          <w:b/>
+          <w:bCs/>
+        </w:rPr>
+      </w:pPr>
+      <w:r>
+        <w:rPr>
+          <w:rFonts w:hint="eastAsia"/>
+          <w:b/>
+          <w:bCs/>
         </w:rPr>
         <w:t>特点</w:t>
       </w:r>
-    </w:p>
-    <w:p>
-      <w:pPr>
-        <w:ind w:firstLine="420"/>
-        <w:rPr>
-          <w:rFonts w:hint="eastAsia"/>
-        </w:rPr>
+      <w:r>
+        <w:rPr>
+          <w:rFonts w:hint="eastAsia"/>
+          <w:b/>
+          <w:bCs/>
+        </w:rPr>
+        <w:t>：</w:t>
+      </w:r>
+    </w:p>
+    <w:p>
+      <w:pPr>
+        <w:ind w:firstLine="420"/>
       </w:pPr>
       <w:r>
         <w:rPr>
@@ -1014,9 +1069,6 @@
     <w:p>
       <w:pPr>
         <w:ind w:firstLine="420"/>
-        <w:rPr>
-          <w:rFonts w:hint="eastAsia"/>
-        </w:rPr>
       </w:pPr>
       <w:r>
         <w:rPr>
@@ -1058,9 +1110,6 @@
     <w:p>
       <w:pPr>
         <w:ind w:firstLine="420"/>
-        <w:rPr>
-          <w:rFonts w:hint="eastAsia"/>
-        </w:rPr>
       </w:pPr>
       <w:r>
         <w:rPr>
@@ -1090,9 +1139,6 @@
     <w:p>
       <w:pPr>
         <w:ind w:firstLine="420"/>
-        <w:rPr>
-          <w:rFonts w:hint="eastAsia"/>
-        </w:rPr>
       </w:pPr>
       <w:r>
         <w:rPr>
@@ -1111,7 +1157,6 @@
       <w:pPr>
         <w:ind w:firstLine="420"/>
         <w:rPr>
-          <w:rFonts w:hint="eastAsia"/>
           <w:b/>
           <w:bCs/>
         </w:rPr>
@@ -1190,7 +1235,6 @@
       <w:pPr>
         <w:ind w:firstLine="420"/>
         <w:rPr>
-          <w:rFonts w:hint="eastAsia"/>
           <w:b/>
           <w:bCs/>
         </w:rPr>
@@ -1223,9 +1267,6 @@
     <w:p>
       <w:pPr>
         <w:ind w:firstLine="420"/>
-        <w:rPr>
-          <w:rFonts w:hint="eastAsia"/>
-        </w:rPr>
       </w:pPr>
       <w:r>
         <w:rPr>
@@ -1237,9 +1278,6 @@
     <w:p>
       <w:pPr>
         <w:ind w:firstLine="420"/>
-        <w:rPr>
-          <w:rFonts w:hint="eastAsia"/>
-        </w:rPr>
       </w:pPr>
       <w:r>
         <w:rPr>
@@ -1263,9 +1301,6 @@
     <w:p>
       <w:pPr>
         <w:ind w:firstLine="420"/>
-        <w:rPr>
-          <w:rFonts w:hint="eastAsia"/>
-        </w:rPr>
       </w:pPr>
       <w:r>
         <w:rPr>
@@ -1309,7 +1344,6 @@
     <w:p>
       <w:pPr>
         <w:rPr>
-          <w:rFonts w:hint="eastAsia"/>
           <w:color w:val="EE0000"/>
         </w:rPr>
       </w:pPr>
@@ -1337,7 +1371,6 @@
     <w:p>
       <w:pPr>
         <w:rPr>
-          <w:rFonts w:hint="eastAsia"/>
           <w:color w:val="EE0000"/>
         </w:rPr>
       </w:pPr>
@@ -1387,9 +1420,6 @@
     <w:p>
       <w:pPr>
         <w:ind w:firstLine="420"/>
-        <w:rPr>
-          <w:rFonts w:hint="eastAsia"/>
-        </w:rPr>
       </w:pPr>
       <w:r>
         <w:rPr>
@@ -1421,9 +1451,6 @@
     <w:p>
       <w:pPr>
         <w:ind w:firstLine="420"/>
-        <w:rPr>
-          <w:rFonts w:hint="eastAsia"/>
-        </w:rPr>
       </w:pPr>
       <w:r>
         <w:rPr>
@@ -1447,9 +1474,6 @@
     <w:p>
       <w:pPr>
         <w:ind w:firstLine="420"/>
-        <w:rPr>
-          <w:rFonts w:hint="eastAsia"/>
-        </w:rPr>
       </w:pPr>
       <w:r>
         <w:rPr>
@@ -1467,9 +1491,6 @@
     <w:p>
       <w:pPr>
         <w:ind w:firstLine="420"/>
-        <w:rPr>
-          <w:rFonts w:hint="eastAsia"/>
-        </w:rPr>
       </w:pPr>
       <w:r>
         <w:rPr>
@@ -1487,9 +1508,6 @@
     <w:p>
       <w:pPr>
         <w:ind w:firstLine="420"/>
-        <w:rPr>
-          <w:rFonts w:hint="eastAsia"/>
-        </w:rPr>
       </w:pPr>
       <w:r>
         <w:rPr>
@@ -1538,9 +1556,6 @@
     <w:p>
       <w:pPr>
         <w:ind w:firstLine="420"/>
-        <w:rPr>
-          <w:rFonts w:hint="eastAsia"/>
-        </w:rPr>
       </w:pPr>
       <w:r>
         <w:rPr>
@@ -1590,9 +1605,6 @@
     <w:p>
       <w:pPr>
         <w:ind w:firstLine="420"/>
-        <w:rPr>
-          <w:rFonts w:hint="eastAsia"/>
-        </w:rPr>
       </w:pPr>
       <w:r>
         <w:rPr>
@@ -1604,9 +1616,6 @@
     <w:p>
       <w:pPr>
         <w:ind w:firstLine="420"/>
-        <w:rPr>
-          <w:rFonts w:hint="eastAsia"/>
-        </w:rPr>
       </w:pPr>
       <w:r>
         <w:rPr>
@@ -1639,7 +1648,6 @@
       <w:pPr>
         <w:ind w:firstLine="420"/>
         <w:rPr>
-          <w:rFonts w:hint="eastAsia"/>
           <w:b/>
           <w:bCs/>
         </w:rPr>
@@ -1672,9 +1680,6 @@
     <w:p>
       <w:pPr>
         <w:ind w:firstLine="420"/>
-        <w:rPr>
-          <w:rFonts w:hint="eastAsia"/>
-        </w:rPr>
       </w:pPr>
       <w:r>
         <w:rPr>
@@ -1705,7 +1710,6 @@
       <w:pPr>
         <w:ind w:firstLine="420"/>
         <w:rPr>
-          <w:rFonts w:hint="eastAsia"/>
           <w:color w:val="EE0000"/>
         </w:rPr>
       </w:pPr>
@@ -1839,9 +1843,6 @@
     <w:p>
       <w:pPr>
         <w:ind w:firstLine="420"/>
-        <w:rPr>
-          <w:rFonts w:hint="eastAsia"/>
-        </w:rPr>
       </w:pPr>
       <w:r>
         <w:rPr>
@@ -1871,42 +1872,54 @@
     <w:p>
       <w:pPr>
         <w:ind w:firstLine="420"/>
-        <w:rPr>
-          <w:rFonts w:hint="eastAsia"/>
-        </w:rPr>
-      </w:pPr>
-      <w:r>
-        <w:rPr>
-          <w:rFonts w:hint="eastAsia"/>
-          <w:color w:val="EE0000"/>
+      </w:pPr>
+      <w:r>
+        <w:rPr>
+          <w:rFonts w:hint="eastAsia"/>
+          <w:b/>
+          <w:bCs/>
+          <w:color w:val="EE0000"/>
+          <w:u w:val="single"/>
         </w:rPr>
         <w:t>每个连接开一个线程等待</w:t>
       </w:r>
       <w:r>
         <w:rPr>
           <w:rFonts w:hint="eastAsia"/>
-          <w:color w:val="EE0000"/>
+          <w:b/>
+          <w:bCs/>
+          <w:color w:val="EE0000"/>
+          <w:u w:val="single"/>
         </w:rPr>
         <w:t xml:space="preserve"> </w:t>
       </w:r>
       <w:r>
         <w:rPr>
           <w:rFonts w:hint="eastAsia"/>
-          <w:color w:val="EE0000"/>
+          <w:b/>
+          <w:bCs/>
+          <w:color w:val="EE0000"/>
+          <w:u w:val="single"/>
         </w:rPr>
         <w:t>→</w:t>
       </w:r>
       <w:r>
         <w:rPr>
           <w:rFonts w:hint="eastAsia"/>
-          <w:color w:val="EE0000"/>
+          <w:b/>
+          <w:bCs/>
+          <w:color w:val="EE0000"/>
+          <w:u w:val="single"/>
         </w:rPr>
         <w:t xml:space="preserve"> </w:t>
       </w:r>
       <w:r>
         <w:rPr>
           <w:rFonts w:hint="eastAsia"/>
-          <w:color w:val="EE0000"/>
+          <w:b/>
+          <w:bCs/>
+          <w:color w:val="EE0000"/>
+          <w:u w:val="single"/>
         </w:rPr>
         <w:t>连接多了线程爆炸，资源耗尽，效率极低</w:t>
       </w:r>
@@ -1920,9 +1933,6 @@
     <w:p>
       <w:pPr>
         <w:ind w:firstLine="420"/>
-        <w:rPr>
-          <w:rFonts w:hint="eastAsia"/>
-        </w:rPr>
       </w:pPr>
       <w:r>
         <w:rPr>
@@ -1934,9 +1944,6 @@
     <w:p>
       <w:pPr>
         <w:ind w:firstLine="420"/>
-        <w:rPr>
-          <w:rFonts w:hint="eastAsia"/>
-        </w:rPr>
       </w:pPr>
       <w:r>
         <w:rPr>
@@ -1987,7 +1994,20 @@
         <w:rPr>
           <w:rFonts w:hint="eastAsia"/>
         </w:rPr>
-        <w:t>、使用线程池时应用服务器既充当生产者又充当消费者，也是消息队列中间件的实现者，使用消息队列时中间件、生产者、消费者可以部署在不同的应用机器上（当然也可以部署在一台服务器上但很少有人这么用）；</w:t>
+        <w:t>、</w:t>
+      </w:r>
+      <w:r>
+        <w:rPr>
+          <w:rFonts w:hint="eastAsia"/>
+          <w:color w:val="EE0000"/>
+        </w:rPr>
+        <w:t>使用线程池时应用服务器既充当生产者又充当消费者，也是消息队列中间件的实现者，使用消息队列时中间件、生产者、消费者可以部署在不同的应用机器上</w:t>
+      </w:r>
+      <w:r>
+        <w:rPr>
+          <w:rFonts w:hint="eastAsia"/>
+        </w:rPr>
+        <w:t>（当然也可以部署在一台服务器上但很少有人这么用）；</w:t>
       </w:r>
     </w:p>
     <w:p>
@@ -2097,19 +2117,34 @@
         <w:rPr>
           <w:rFonts w:hint="eastAsia"/>
         </w:rPr>
-        <w:t>、消息队列的耦合性更低，可扩展性更好</w:t>
-      </w:r>
-      <w:r>
-        <w:rPr>
-          <w:rFonts w:hint="eastAsia"/>
-        </w:rPr>
-        <w:t>,</w:t>
-      </w:r>
-      <w:r>
-        <w:rPr>
-          <w:rFonts w:hint="eastAsia"/>
-        </w:rPr>
-        <w:t>适用于弱一致性的场景，如对</w:t>
+        <w:t>、</w:t>
+      </w:r>
+      <w:r>
+        <w:rPr>
+          <w:rFonts w:hint="eastAsia"/>
+          <w:color w:val="EE0000"/>
+        </w:rPr>
+        <w:t>消息队列的耦合性更低，可扩展性更好</w:t>
+      </w:r>
+      <w:r>
+        <w:rPr>
+          <w:rFonts w:hint="eastAsia"/>
+          <w:color w:val="EE0000"/>
+        </w:rPr>
+        <w:t>，</w:t>
+      </w:r>
+      <w:r>
+        <w:rPr>
+          <w:rFonts w:hint="eastAsia"/>
+          <w:color w:val="EE0000"/>
+        </w:rPr>
+        <w:t>适用于弱一致性的场景</w:t>
+      </w:r>
+      <w:r>
+        <w:rPr>
+          <w:rFonts w:hint="eastAsia"/>
+        </w:rPr>
+        <w:t>，如对</w:t>
       </w:r>
       <w:r>
         <w:rPr>
@@ -2127,7 +2162,7 @@
         <w:rPr>
           <w:rFonts w:hint="eastAsia"/>
         </w:rPr>
-        <w:t>;</w:t>
+        <w:t>；</w:t>
       </w:r>
     </w:p>
     <w:p>
@@ -2209,9 +2244,6 @@
     <w:p>
       <w:pPr>
         <w:ind w:firstLine="420"/>
-        <w:rPr>
-          <w:rFonts w:hint="eastAsia"/>
-        </w:rPr>
       </w:pPr>
       <w:r>
         <w:rPr>
@@ -2359,16 +2391,21 @@
           <w:numId w:val="1"/>
         </w:numPr>
         <w:ind w:firstLine="420"/>
-      </w:pPr>
-      <w:r>
-        <w:rPr>
-          <w:rFonts w:hint="eastAsia"/>
+        <w:rPr>
+          <w:color w:val="EE0000"/>
+        </w:rPr>
+      </w:pPr>
+      <w:r>
+        <w:rPr>
+          <w:rFonts w:hint="eastAsia"/>
+          <w:color w:val="EE0000"/>
         </w:rPr>
         <w:t>阻塞</w:t>
       </w:r>
       <w:r>
         <w:rPr>
           <w:rFonts w:hint="eastAsia"/>
+          <w:color w:val="EE0000"/>
         </w:rPr>
         <w:t>IO</w:t>
       </w:r>
@@ -2417,8 +2454,15 @@
       <w:r>
         <w:rPr>
           <w:rFonts w:hint="eastAsia"/>
-        </w:rPr>
-        <w:t>异步解耦（写日志和落盘不同时）</w:t>
+          <w:color w:val="EE0000"/>
+        </w:rPr>
+        <w:t>异步解耦</w:t>
+      </w:r>
+      <w:r>
+        <w:rPr>
+          <w:rFonts w:hint="eastAsia"/>
+        </w:rPr>
+        <w:t>（写日志和落盘不同时）</w:t>
       </w:r>
     </w:p>
     <w:p>
